--- a/lab1/Отчёт 1.docx
+++ b/lab1/Отчёт 1.docx
@@ -266,7 +266,7 @@
           </mc:Choice>
           <mc:Fallback>
             <w:pict>
-              <v:shape w14:anchorId="7A947645" id="Graphic 2" o:spid="_x0000_s1026" style="position:absolute;margin-left:77pt;margin-top:21.55pt;width:487pt;height:.1pt;z-index:-15728640;visibility:visible;mso-wrap-style:square;mso-wrap-distance-left:0;mso-wrap-distance-top:0;mso-wrap-distance-right:0;mso-wrap-distance-bottom:0;mso-position-horizontal:absolute;mso-position-horizontal-relative:page;mso-position-vertical:absolute;mso-position-vertical-relative:text;v-text-anchor:top" coordsize="6184900,1270" o:gfxdata="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" path="m,l6184900,e" filled="f" strokecolor="#878787" strokeweight="1pt">
+              <v:shape w14:anchorId="08957058" id="Graphic 2" o:spid="_x0000_s1026" style="position:absolute;margin-left:77pt;margin-top:21.55pt;width:487pt;height:.1pt;z-index:-15728640;visibility:visible;mso-wrap-style:square;mso-wrap-distance-left:0;mso-wrap-distance-top:0;mso-wrap-distance-right:0;mso-wrap-distance-bottom:0;mso-position-horizontal:absolute;mso-position-horizontal-relative:page;mso-position-vertical:absolute;mso-position-vertical-relative:text;v-text-anchor:top" coordsize="6184900,1270" o:gfxdata="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" path="m,l6184900,e" filled="f" strokecolor="#878787" strokeweight="1pt">
                 <v:path arrowok="t"/>
                 <w10:wrap type="topAndBottom" anchorx="page"/>
               </v:shape>
@@ -875,7 +875,7 @@
           <w:sz w:val="32"/>
         </w:rPr>
         <w:sectPr>
-          <w:footerReference w:type="default" r:id="rId7"/>
+          <w:footerReference w:type="default" r:id="rId8"/>
           <w:type w:val="continuous"/>
           <w:pgSz w:w="11920" w:h="16840"/>
           <w:pgMar w:top="780" w:right="425" w:bottom="1060" w:left="992" w:header="0" w:footer="860" w:gutter="0"/>
@@ -1697,7 +1697,7 @@
           <w:sz w:val="28"/>
         </w:rPr>
         <w:sectPr>
-          <w:footerReference w:type="default" r:id="rId8"/>
+          <w:footerReference w:type="default" r:id="rId9"/>
           <w:pgSz w:w="11920" w:h="16840"/>
           <w:pgMar w:top="780" w:right="425" w:bottom="1260" w:left="992" w:header="0" w:footer="1075" w:gutter="0"/>
           <w:pgNumType w:start="2"/>
@@ -1786,6 +1786,7 @@
         </w:rPr>
         <w:t xml:space="preserve"> </w:t>
       </w:r>
+      <w:proofErr w:type="gramStart"/>
       <w:r>
         <w:rPr>
           <w:sz w:val="28"/>
@@ -1805,6 +1806,7 @@
         </w:rPr>
         <w:t>времена</w:t>
       </w:r>
+      <w:proofErr w:type="gramEnd"/>
       <w:r>
         <w:rPr>
           <w:spacing w:val="-9"/>
@@ -1889,11 +1891,19 @@
           <w:sz w:val="28"/>
         </w:rPr>
       </w:pPr>
-      <w:r>
-        <w:rPr>
-          <w:sz w:val="28"/>
-        </w:rPr>
-        <w:t xml:space="preserve">Совмещенный график наихудшего времени выполнения сортировки и сложности алгоритма указанной в нотации O </w:t>
+      <w:proofErr w:type="gramStart"/>
+      <w:r>
+        <w:rPr>
+          <w:sz w:val="28"/>
+        </w:rPr>
+        <w:t>Совмещенный график наихудшего времени выполнения сортировки и сложности алгоритма</w:t>
+      </w:r>
+      <w:proofErr w:type="gramEnd"/>
+      <w:r>
+        <w:rPr>
+          <w:sz w:val="28"/>
+        </w:rPr>
+        <w:t xml:space="preserve"> указанной в нотации O </w:t>
       </w:r>
       <w:r>
         <w:rPr>
@@ -2705,6 +2715,552 @@
     </w:p>
     <w:p>
       <w:pPr>
+        <w:pStyle w:val="a3"/>
+        <w:spacing w:before="160" w:line="360" w:lineRule="auto"/>
+        <w:ind w:left="141" w:right="164" w:firstLine="720"/>
+        <w:jc w:val="both"/>
+        <w:rPr>
+          <w:b/>
+          <w:bCs/>
+        </w:rPr>
+      </w:pPr>
+      <w:r>
+        <w:rPr>
+          <w:b/>
+          <w:bCs/>
+        </w:rPr>
+        <w:t>Сложность сортировки пузырьком</w:t>
+      </w:r>
+    </w:p>
+    <w:p>
+      <w:pPr>
+        <w:pStyle w:val="a3"/>
+        <w:numPr>
+          <w:ilvl w:val="0"/>
+          <w:numId w:val="4"/>
+        </w:numPr>
+        <w:spacing w:before="160" w:line="360" w:lineRule="auto"/>
+        <w:ind w:right="164"/>
+        <w:jc w:val="both"/>
+      </w:pPr>
+      <w:r>
+        <w:rPr>
+          <w:b/>
+          <w:bCs/>
+        </w:rPr>
+        <w:t>Худший случай (</w:t>
+      </w:r>
+      <w:proofErr w:type="spellStart"/>
+      <w:r>
+        <w:rPr>
+          <w:b/>
+          <w:bCs/>
+        </w:rPr>
+        <w:t>Worst</w:t>
+      </w:r>
+      <w:proofErr w:type="spellEnd"/>
+      <w:r>
+        <w:rPr>
+          <w:b/>
+          <w:bCs/>
+        </w:rPr>
+        <w:t xml:space="preserve"> Case):</w:t>
+      </w:r>
+    </w:p>
+    <w:p>
+      <w:pPr>
+        <w:pStyle w:val="a3"/>
+        <w:numPr>
+          <w:ilvl w:val="1"/>
+          <w:numId w:val="4"/>
+        </w:numPr>
+        <w:spacing w:before="160" w:line="360" w:lineRule="auto"/>
+        <w:ind w:right="164"/>
+        <w:jc w:val="both"/>
+      </w:pPr>
+      <w:r>
+        <w:rPr>
+          <w:b/>
+          <w:bCs/>
+        </w:rPr>
+        <w:t>O(n²)</w:t>
+      </w:r>
+      <w:r>
+        <w:t> — когда массив отсортирован в обратном порядке.</w:t>
+      </w:r>
+    </w:p>
+    <w:p>
+      <w:pPr>
+        <w:pStyle w:val="a3"/>
+        <w:numPr>
+          <w:ilvl w:val="1"/>
+          <w:numId w:val="4"/>
+        </w:numPr>
+        <w:spacing w:before="160" w:line="360" w:lineRule="auto"/>
+        <w:ind w:right="164"/>
+        <w:jc w:val="both"/>
+      </w:pPr>
+      <w:r>
+        <w:t>Требуется максимальное количество сравнений и обменов.</w:t>
+      </w:r>
+    </w:p>
+    <w:p>
+      <w:pPr>
+        <w:pStyle w:val="a3"/>
+        <w:numPr>
+          <w:ilvl w:val="0"/>
+          <w:numId w:val="4"/>
+        </w:numPr>
+        <w:spacing w:before="160" w:line="360" w:lineRule="auto"/>
+        <w:ind w:right="164"/>
+        <w:jc w:val="both"/>
+      </w:pPr>
+      <w:r>
+        <w:rPr>
+          <w:b/>
+          <w:bCs/>
+        </w:rPr>
+        <w:t>Средний случай (</w:t>
+      </w:r>
+      <w:proofErr w:type="spellStart"/>
+      <w:r>
+        <w:rPr>
+          <w:b/>
+          <w:bCs/>
+        </w:rPr>
+        <w:t>Average</w:t>
+      </w:r>
+      <w:proofErr w:type="spellEnd"/>
+      <w:r>
+        <w:rPr>
+          <w:b/>
+          <w:bCs/>
+        </w:rPr>
+        <w:t xml:space="preserve"> Case):</w:t>
+      </w:r>
+    </w:p>
+    <w:p>
+      <w:pPr>
+        <w:pStyle w:val="a3"/>
+        <w:numPr>
+          <w:ilvl w:val="1"/>
+          <w:numId w:val="4"/>
+        </w:numPr>
+        <w:spacing w:before="160" w:line="360" w:lineRule="auto"/>
+        <w:ind w:right="164"/>
+        <w:jc w:val="both"/>
+      </w:pPr>
+      <w:r>
+        <w:rPr>
+          <w:b/>
+          <w:bCs/>
+        </w:rPr>
+        <w:t>O(n²)</w:t>
+      </w:r>
+      <w:r>
+        <w:t> — для случайного порядка элементов.</w:t>
+      </w:r>
+    </w:p>
+    <w:p>
+      <w:pPr>
+        <w:pStyle w:val="a3"/>
+        <w:numPr>
+          <w:ilvl w:val="0"/>
+          <w:numId w:val="4"/>
+        </w:numPr>
+        <w:spacing w:before="160" w:line="360" w:lineRule="auto"/>
+        <w:ind w:right="164"/>
+        <w:jc w:val="both"/>
+      </w:pPr>
+      <w:r>
+        <w:rPr>
+          <w:b/>
+          <w:bCs/>
+        </w:rPr>
+        <w:t>Лучший случай (Best Case):</w:t>
+      </w:r>
+    </w:p>
+    <w:p>
+      <w:pPr>
+        <w:pStyle w:val="a3"/>
+        <w:numPr>
+          <w:ilvl w:val="1"/>
+          <w:numId w:val="4"/>
+        </w:numPr>
+        <w:spacing w:before="160" w:line="360" w:lineRule="auto"/>
+        <w:ind w:right="164"/>
+        <w:jc w:val="both"/>
+      </w:pPr>
+      <w:r>
+        <w:rPr>
+          <w:b/>
+          <w:bCs/>
+        </w:rPr>
+        <w:t>O(n)</w:t>
+      </w:r>
+      <w:r>
+        <w:t> — если массив уже отсортирован (при оптимизированном алгоритме).</w:t>
+      </w:r>
+    </w:p>
+    <w:p>
+      <w:pPr>
+        <w:pStyle w:val="a3"/>
+        <w:numPr>
+          <w:ilvl w:val="1"/>
+          <w:numId w:val="4"/>
+        </w:numPr>
+        <w:spacing w:before="160" w:line="360" w:lineRule="auto"/>
+        <w:ind w:right="164"/>
+        <w:jc w:val="both"/>
+      </w:pPr>
+      <w:r>
+        <w:t>В базовой версии без оптимизации всё равно </w:t>
+      </w:r>
+      <w:r>
+        <w:rPr>
+          <w:b/>
+          <w:bCs/>
+        </w:rPr>
+        <w:t>O(n²)</w:t>
+      </w:r>
+      <w:r>
+        <w:t>.</w:t>
+      </w:r>
+    </w:p>
+    <w:p>
+      <w:pPr>
+        <w:pStyle w:val="a3"/>
+        <w:spacing w:before="160" w:line="360" w:lineRule="auto"/>
+        <w:ind w:left="141" w:right="164" w:firstLine="720"/>
+        <w:jc w:val="both"/>
+        <w:rPr>
+          <w:b/>
+          <w:bCs/>
+        </w:rPr>
+      </w:pPr>
+      <w:r>
+        <w:rPr>
+          <w:b/>
+          <w:bCs/>
+        </w:rPr>
+        <w:t xml:space="preserve">Пространственная сложность (Space </w:t>
+      </w:r>
+      <w:proofErr w:type="spellStart"/>
+      <w:r>
+        <w:rPr>
+          <w:b/>
+          <w:bCs/>
+        </w:rPr>
+        <w:t>Complexity</w:t>
+      </w:r>
+      <w:proofErr w:type="spellEnd"/>
+      <w:r>
+        <w:rPr>
+          <w:b/>
+          <w:bCs/>
+        </w:rPr>
+        <w:t>)</w:t>
+      </w:r>
+    </w:p>
+    <w:p>
+      <w:pPr>
+        <w:pStyle w:val="a3"/>
+        <w:numPr>
+          <w:ilvl w:val="0"/>
+          <w:numId w:val="5"/>
+        </w:numPr>
+        <w:spacing w:before="160" w:line="360" w:lineRule="auto"/>
+        <w:ind w:right="164"/>
+        <w:jc w:val="both"/>
+      </w:pPr>
+      <w:proofErr w:type="gramStart"/>
+      <w:r>
+        <w:rPr>
+          <w:b/>
+          <w:bCs/>
+        </w:rPr>
+        <w:t>O(</w:t>
+      </w:r>
+      <w:proofErr w:type="gramEnd"/>
+      <w:r>
+        <w:t>1</w:t>
+      </w:r>
+      <w:r>
+        <w:rPr>
+          <w:b/>
+          <w:bCs/>
+        </w:rPr>
+        <w:t>)</w:t>
+      </w:r>
+      <w:r>
+        <w:t> — алгоритм работает </w:t>
+      </w:r>
+      <w:r>
+        <w:rPr>
+          <w:b/>
+          <w:bCs/>
+        </w:rPr>
+        <w:t>на месте</w:t>
+      </w:r>
+      <w:r>
+        <w:t xml:space="preserve">, не используя дополнительную память </w:t>
+      </w:r>
+      <w:r>
+        <w:lastRenderedPageBreak/>
+        <w:t>(кроме временной переменной для обмена).</w:t>
+      </w:r>
+    </w:p>
+    <w:p>
+      <w:pPr>
+        <w:pStyle w:val="a3"/>
+        <w:spacing w:before="160" w:line="360" w:lineRule="auto"/>
+        <w:ind w:left="141" w:right="164" w:firstLine="720"/>
+        <w:jc w:val="both"/>
+        <w:rPr>
+          <w:b/>
+          <w:bCs/>
+        </w:rPr>
+      </w:pPr>
+      <w:r>
+        <w:rPr>
+          <w:b/>
+          <w:bCs/>
+        </w:rPr>
+        <w:t>Оптимизации</w:t>
+      </w:r>
+    </w:p>
+    <w:p>
+      <w:pPr>
+        <w:pStyle w:val="a3"/>
+        <w:numPr>
+          <w:ilvl w:val="0"/>
+          <w:numId w:val="6"/>
+        </w:numPr>
+        <w:spacing w:before="160" w:line="360" w:lineRule="auto"/>
+        <w:ind w:right="164"/>
+        <w:jc w:val="both"/>
+      </w:pPr>
+      <w:r>
+        <w:rPr>
+          <w:b/>
+          <w:bCs/>
+        </w:rPr>
+        <w:t>Флаг проверки обменов</w:t>
+      </w:r>
+    </w:p>
+    <w:p>
+      <w:pPr>
+        <w:pStyle w:val="a3"/>
+        <w:numPr>
+          <w:ilvl w:val="1"/>
+          <w:numId w:val="6"/>
+        </w:numPr>
+        <w:spacing w:before="160" w:line="360" w:lineRule="auto"/>
+        <w:ind w:right="164"/>
+        <w:jc w:val="both"/>
+      </w:pPr>
+      <w:r>
+        <w:t>Если за проход не было ни одного обмена, массив уже отсортирован, и можно завершить работу.</w:t>
+      </w:r>
+    </w:p>
+    <w:p>
+      <w:pPr>
+        <w:pStyle w:val="a3"/>
+        <w:numPr>
+          <w:ilvl w:val="1"/>
+          <w:numId w:val="6"/>
+        </w:numPr>
+        <w:spacing w:before="160" w:line="360" w:lineRule="auto"/>
+        <w:ind w:right="164"/>
+        <w:jc w:val="both"/>
+      </w:pPr>
+      <w:r>
+        <w:t>Улучшает лучший случай до </w:t>
+      </w:r>
+      <w:r>
+        <w:rPr>
+          <w:b/>
+          <w:bCs/>
+        </w:rPr>
+        <w:t>O(n)</w:t>
+      </w:r>
+      <w:r>
+        <w:t>.</w:t>
+      </w:r>
+    </w:p>
+    <w:p>
+      <w:pPr>
+        <w:pStyle w:val="a3"/>
+        <w:numPr>
+          <w:ilvl w:val="0"/>
+          <w:numId w:val="6"/>
+        </w:numPr>
+        <w:spacing w:before="160" w:line="360" w:lineRule="auto"/>
+        <w:ind w:right="164"/>
+        <w:jc w:val="both"/>
+      </w:pPr>
+      <w:r>
+        <w:rPr>
+          <w:b/>
+          <w:bCs/>
+        </w:rPr>
+        <w:t>Уменьшение границы прохода</w:t>
+      </w:r>
+    </w:p>
+    <w:p>
+      <w:pPr>
+        <w:pStyle w:val="a3"/>
+        <w:numPr>
+          <w:ilvl w:val="1"/>
+          <w:numId w:val="6"/>
+        </w:numPr>
+        <w:spacing w:before="160" w:line="360" w:lineRule="auto"/>
+        <w:ind w:right="164"/>
+        <w:jc w:val="both"/>
+      </w:pPr>
+      <w:r>
+        <w:t>После каждого прохода наибольший элемент "всплывает" в конец, поэтому можно сокращать длину следующего прохода.</w:t>
+      </w:r>
+    </w:p>
+    <w:p>
+      <w:pPr>
+        <w:pStyle w:val="a3"/>
+        <w:numPr>
+          <w:ilvl w:val="0"/>
+          <w:numId w:val="6"/>
+        </w:numPr>
+        <w:spacing w:before="160" w:line="360" w:lineRule="auto"/>
+        <w:ind w:right="164"/>
+        <w:jc w:val="both"/>
+      </w:pPr>
+      <w:r>
+        <w:t xml:space="preserve">Применение в реальных задачах: </w:t>
+      </w:r>
+    </w:p>
+    <w:p>
+      <w:pPr>
+        <w:pStyle w:val="a3"/>
+        <w:numPr>
+          <w:ilvl w:val="0"/>
+          <w:numId w:val="7"/>
+        </w:numPr>
+        <w:spacing w:before="160" w:line="360" w:lineRule="auto"/>
+        <w:ind w:right="164"/>
+        <w:jc w:val="both"/>
+      </w:pPr>
+      <w:r>
+        <w:rPr>
+          <w:b/>
+          <w:bCs/>
+        </w:rPr>
+        <w:t>Плюсы:</w:t>
+      </w:r>
+    </w:p>
+    <w:p>
+      <w:pPr>
+        <w:pStyle w:val="a3"/>
+        <w:numPr>
+          <w:ilvl w:val="1"/>
+          <w:numId w:val="7"/>
+        </w:numPr>
+        <w:spacing w:before="160" w:line="360" w:lineRule="auto"/>
+        <w:ind w:right="164"/>
+        <w:jc w:val="both"/>
+      </w:pPr>
+      <w:r>
+        <w:t>Простота реализации.</w:t>
+      </w:r>
+    </w:p>
+    <w:p>
+      <w:pPr>
+        <w:pStyle w:val="a3"/>
+        <w:numPr>
+          <w:ilvl w:val="1"/>
+          <w:numId w:val="7"/>
+        </w:numPr>
+        <w:spacing w:before="160" w:line="360" w:lineRule="auto"/>
+        <w:ind w:right="164"/>
+        <w:jc w:val="both"/>
+      </w:pPr>
+      <w:r>
+        <w:t>Работает на месте (не требует доп. памяти).</w:t>
+      </w:r>
+    </w:p>
+    <w:p>
+      <w:pPr>
+        <w:pStyle w:val="a3"/>
+        <w:numPr>
+          <w:ilvl w:val="0"/>
+          <w:numId w:val="7"/>
+        </w:numPr>
+        <w:spacing w:before="160" w:line="360" w:lineRule="auto"/>
+        <w:ind w:right="164"/>
+        <w:jc w:val="both"/>
+      </w:pPr>
+      <w:r>
+        <w:rPr>
+          <w:b/>
+          <w:bCs/>
+        </w:rPr>
+        <w:t>Минусы:</w:t>
+      </w:r>
+    </w:p>
+    <w:p>
+      <w:pPr>
+        <w:pStyle w:val="a3"/>
+        <w:numPr>
+          <w:ilvl w:val="1"/>
+          <w:numId w:val="7"/>
+        </w:numPr>
+        <w:spacing w:before="160" w:line="360" w:lineRule="auto"/>
+        <w:ind w:right="164"/>
+        <w:jc w:val="both"/>
+      </w:pPr>
+      <w:r>
+        <w:t xml:space="preserve">Медленный для больших массивов (неэффективен по сравнению с </w:t>
+      </w:r>
+      <w:proofErr w:type="spellStart"/>
+      <w:r>
+        <w:t>QuickSort</w:t>
+      </w:r>
+      <w:proofErr w:type="spellEnd"/>
+      <w:r>
+        <w:t xml:space="preserve">, </w:t>
+      </w:r>
+      <w:proofErr w:type="spellStart"/>
+      <w:r>
+        <w:t>MergeSort</w:t>
+      </w:r>
+      <w:proofErr w:type="spellEnd"/>
+      <w:r>
+        <w:t xml:space="preserve"> и др.).</w:t>
+      </w:r>
+    </w:p>
+    <w:p>
+      <w:pPr>
+        <w:pStyle w:val="a3"/>
+        <w:numPr>
+          <w:ilvl w:val="1"/>
+          <w:numId w:val="7"/>
+        </w:numPr>
+        <w:spacing w:before="160" w:line="360" w:lineRule="auto"/>
+        <w:ind w:right="164"/>
+        <w:jc w:val="both"/>
+      </w:pPr>
+      <w:r>
+        <w:t>На практике почти не используется в реальных задачах из-за плохой асимптотики.</w:t>
+      </w:r>
+    </w:p>
+    <w:p>
+      <w:pPr>
+        <w:pStyle w:val="a3"/>
+        <w:spacing w:before="160" w:line="360" w:lineRule="auto"/>
+        <w:ind w:left="141" w:right="164" w:firstLine="720"/>
+        <w:jc w:val="both"/>
+      </w:pPr>
+    </w:p>
+    <w:p>
+      <w:pPr>
         <w:pStyle w:val="1"/>
         <w:ind w:left="3061"/>
         <w:jc w:val="both"/>
@@ -2822,6 +3378,12 @@
           <w:lang w:val="en-US"/>
         </w:rPr>
         <w:br/>
+      </w:r>
+      <w:r>
+        <w:rPr>
+          <w:lang w:val="en-US"/>
+        </w:rPr>
+        <w:lastRenderedPageBreak/>
         <w:t>#include &lt;random&gt;</w:t>
       </w:r>
       <w:r>
@@ -2920,112 +3482,113 @@
           <w:lang w:val="en-US"/>
         </w:rPr>
         <w:br/>
+        <w:t xml:space="preserve"> * @brief </w:t>
       </w:r>
       <w:r>
         <w:rPr>
           <w:i/>
           <w:iCs/>
-          <w:lang w:val="en-US"/>
-        </w:rPr>
-        <w:lastRenderedPageBreak/>
-        <w:t xml:space="preserve"> * @brief </w:t>
+        </w:rPr>
+        <w:t>Структура</w:t>
       </w:r>
       <w:r>
         <w:rPr>
           <w:i/>
           <w:iCs/>
-        </w:rPr>
-        <w:t>Структура</w:t>
+          <w:lang w:val="en-US"/>
+        </w:rPr>
+        <w:t xml:space="preserve"> </w:t>
       </w:r>
       <w:r>
         <w:rPr>
           <w:i/>
           <w:iCs/>
-          <w:lang w:val="en-US"/>
-        </w:rPr>
-        <w:t xml:space="preserve"> </w:t>
+        </w:rPr>
+        <w:t>для</w:t>
       </w:r>
       <w:r>
         <w:rPr>
           <w:i/>
           <w:iCs/>
-        </w:rPr>
-        <w:t>для</w:t>
+          <w:lang w:val="en-US"/>
+        </w:rPr>
+        <w:t xml:space="preserve"> </w:t>
       </w:r>
       <w:r>
         <w:rPr>
           <w:i/>
           <w:iCs/>
-          <w:lang w:val="en-US"/>
-        </w:rPr>
-        <w:t xml:space="preserve"> </w:t>
+        </w:rPr>
+        <w:t>хранения</w:t>
       </w:r>
       <w:r>
         <w:rPr>
           <w:i/>
           <w:iCs/>
-        </w:rPr>
-        <w:t>хранения</w:t>
+          <w:lang w:val="en-US"/>
+        </w:rPr>
+        <w:t xml:space="preserve"> </w:t>
       </w:r>
       <w:r>
         <w:rPr>
           <w:i/>
           <w:iCs/>
-          <w:lang w:val="en-US"/>
-        </w:rPr>
-        <w:t xml:space="preserve"> </w:t>
+        </w:rPr>
+        <w:t>результатов</w:t>
       </w:r>
       <w:r>
         <w:rPr>
           <w:i/>
           <w:iCs/>
-        </w:rPr>
-        <w:t>результатов</w:t>
+          <w:lang w:val="en-US"/>
+        </w:rPr>
+        <w:t xml:space="preserve"> </w:t>
       </w:r>
       <w:r>
         <w:rPr>
           <w:i/>
           <w:iCs/>
-          <w:lang w:val="en-US"/>
-        </w:rPr>
-        <w:t xml:space="preserve"> </w:t>
+        </w:rPr>
+        <w:t>одного</w:t>
       </w:r>
       <w:r>
         <w:rPr>
           <w:i/>
           <w:iCs/>
-        </w:rPr>
-        <w:t>одного</w:t>
+          <w:lang w:val="en-US"/>
+        </w:rPr>
+        <w:t xml:space="preserve"> </w:t>
       </w:r>
       <w:r>
         <w:rPr>
           <w:i/>
           <w:iCs/>
-          <w:lang w:val="en-US"/>
-        </w:rPr>
-        <w:t xml:space="preserve"> </w:t>
+        </w:rPr>
+        <w:t>запуска</w:t>
       </w:r>
       <w:r>
         <w:rPr>
           <w:i/>
           <w:iCs/>
-        </w:rPr>
-        <w:t>запуска</w:t>
+          <w:lang w:val="en-US"/>
+        </w:rPr>
+        <w:t xml:space="preserve"> </w:t>
       </w:r>
       <w:r>
         <w:rPr>
           <w:i/>
           <w:iCs/>
-          <w:lang w:val="en-US"/>
-        </w:rPr>
-        <w:t xml:space="preserve"> </w:t>
+        </w:rPr>
+        <w:t>сортировки</w:t>
       </w:r>
       <w:r>
         <w:rPr>
           <w:i/>
           <w:iCs/>
-        </w:rPr>
-        <w:t>сортировки</w:t>
+          <w:lang w:val="en-US"/>
+        </w:rPr>
+        <w:br/>
+        <w:t xml:space="preserve"> */</w:t>
       </w:r>
       <w:r>
         <w:rPr>
@@ -3034,7 +3597,108 @@
           <w:lang w:val="en-US"/>
         </w:rPr>
         <w:br/>
-        <w:t xml:space="preserve"> */</w:t>
+      </w:r>
+      <w:r>
+        <w:rPr>
+          <w:lang w:val="en-US"/>
+        </w:rPr>
+        <w:t xml:space="preserve">struct </w:t>
+      </w:r>
+      <w:proofErr w:type="spellStart"/>
+      <w:r>
+        <w:rPr>
+          <w:lang w:val="en-US"/>
+        </w:rPr>
+        <w:t>SortResult</w:t>
+      </w:r>
+      <w:proofErr w:type="spellEnd"/>
+      <w:r>
+        <w:rPr>
+          <w:lang w:val="en-US"/>
+        </w:rPr>
+        <w:t xml:space="preserve"> {</w:t>
+      </w:r>
+      <w:r>
+        <w:rPr>
+          <w:lang w:val="en-US"/>
+        </w:rPr>
+        <w:br/>
+        <w:t xml:space="preserve">    double </w:t>
+      </w:r>
+      <w:proofErr w:type="spellStart"/>
+      <w:r>
+        <w:rPr>
+          <w:lang w:val="en-US"/>
+        </w:rPr>
+        <w:t>time_ms</w:t>
+      </w:r>
+      <w:proofErr w:type="spellEnd"/>
+      <w:r>
+        <w:rPr>
+          <w:lang w:val="en-US"/>
+        </w:rPr>
+        <w:t>;</w:t>
+      </w:r>
+      <w:r>
+        <w:rPr>
+          <w:lang w:val="en-US"/>
+        </w:rPr>
+        <w:br/>
+        <w:t xml:space="preserve">    </w:t>
+      </w:r>
+      <w:proofErr w:type="spellStart"/>
+      <w:r>
+        <w:rPr>
+          <w:lang w:val="en-US"/>
+        </w:rPr>
+        <w:t>size_t</w:t>
+      </w:r>
+      <w:proofErr w:type="spellEnd"/>
+      <w:r>
+        <w:rPr>
+          <w:lang w:val="en-US"/>
+        </w:rPr>
+        <w:t xml:space="preserve"> passes;</w:t>
+      </w:r>
+      <w:r>
+        <w:rPr>
+          <w:lang w:val="en-US"/>
+        </w:rPr>
+        <w:br/>
+        <w:t xml:space="preserve">    </w:t>
+      </w:r>
+      <w:proofErr w:type="spellStart"/>
+      <w:r>
+        <w:rPr>
+          <w:lang w:val="en-US"/>
+        </w:rPr>
+        <w:t>size_t</w:t>
+      </w:r>
+      <w:proofErr w:type="spellEnd"/>
+      <w:r>
+        <w:rPr>
+          <w:lang w:val="en-US"/>
+        </w:rPr>
+        <w:t xml:space="preserve"> swaps;</w:t>
+      </w:r>
+      <w:r>
+        <w:rPr>
+          <w:lang w:val="en-US"/>
+        </w:rPr>
+        <w:br/>
+        <w:t>};</w:t>
+      </w:r>
+      <w:r>
+        <w:rPr>
+          <w:lang w:val="en-US"/>
+        </w:rPr>
+        <w:br/>
+      </w:r>
+      <w:r>
+        <w:rPr>
+          <w:lang w:val="en-US"/>
+        </w:rPr>
+        <w:br/>
       </w:r>
       <w:r>
         <w:rPr>
@@ -3042,48 +3706,340 @@
           <w:iCs/>
           <w:lang w:val="en-US"/>
         </w:rPr>
+        <w:t>/**</w:t>
+      </w:r>
+      <w:r>
+        <w:rPr>
+          <w:i/>
+          <w:iCs/>
+          <w:lang w:val="en-US"/>
+        </w:rPr>
         <w:br/>
-      </w:r>
-      <w:r>
-        <w:rPr>
-          <w:lang w:val="en-US"/>
-        </w:rPr>
-        <w:t xml:space="preserve">struct </w:t>
-      </w:r>
-      <w:proofErr w:type="spellStart"/>
-      <w:r>
-        <w:rPr>
-          <w:lang w:val="en-US"/>
-        </w:rPr>
-        <w:t>SortResult</w:t>
-      </w:r>
-      <w:proofErr w:type="spellEnd"/>
-      <w:r>
-        <w:rPr>
-          <w:lang w:val="en-US"/>
-        </w:rPr>
-        <w:t xml:space="preserve"> {</w:t>
-      </w:r>
-      <w:r>
-        <w:rPr>
+        <w:t xml:space="preserve"> * @brief </w:t>
+      </w:r>
+      <w:r>
+        <w:rPr>
+          <w:i/>
+          <w:iCs/>
+        </w:rPr>
+        <w:t>Реализация</w:t>
+      </w:r>
+      <w:r>
+        <w:rPr>
+          <w:i/>
+          <w:iCs/>
+          <w:lang w:val="en-US"/>
+        </w:rPr>
+        <w:t xml:space="preserve"> </w:t>
+      </w:r>
+      <w:r>
+        <w:rPr>
+          <w:i/>
+          <w:iCs/>
+        </w:rPr>
+        <w:t>пузырьковой</w:t>
+      </w:r>
+      <w:r>
+        <w:rPr>
+          <w:i/>
+          <w:iCs/>
+          <w:lang w:val="en-US"/>
+        </w:rPr>
+        <w:t xml:space="preserve"> </w:t>
+      </w:r>
+      <w:r>
+        <w:rPr>
+          <w:i/>
+          <w:iCs/>
+        </w:rPr>
+        <w:t>сортировки</w:t>
+      </w:r>
+      <w:r>
+        <w:rPr>
+          <w:i/>
+          <w:iCs/>
+          <w:lang w:val="en-US"/>
+        </w:rPr>
+        <w:t xml:space="preserve"> </w:t>
+      </w:r>
+      <w:r>
+        <w:rPr>
+          <w:i/>
+          <w:iCs/>
+        </w:rPr>
+        <w:t>с</w:t>
+      </w:r>
+      <w:r>
+        <w:rPr>
+          <w:i/>
+          <w:iCs/>
+          <w:lang w:val="en-US"/>
+        </w:rPr>
+        <w:t xml:space="preserve"> </w:t>
+      </w:r>
+      <w:r>
+        <w:rPr>
+          <w:i/>
+          <w:iCs/>
+        </w:rPr>
+        <w:t>подсчетом</w:t>
+      </w:r>
+      <w:r>
+        <w:rPr>
+          <w:i/>
+          <w:iCs/>
+          <w:lang w:val="en-US"/>
+        </w:rPr>
+        <w:t xml:space="preserve"> </w:t>
+      </w:r>
+      <w:r>
+        <w:rPr>
+          <w:i/>
+          <w:iCs/>
+        </w:rPr>
+        <w:t>проходов</w:t>
+      </w:r>
+      <w:r>
+        <w:rPr>
+          <w:i/>
+          <w:iCs/>
+          <w:lang w:val="en-US"/>
+        </w:rPr>
+        <w:t xml:space="preserve"> </w:t>
+      </w:r>
+      <w:r>
+        <w:rPr>
+          <w:i/>
+          <w:iCs/>
+        </w:rPr>
+        <w:t>и</w:t>
+      </w:r>
+      <w:r>
+        <w:rPr>
+          <w:i/>
+          <w:iCs/>
+          <w:lang w:val="en-US"/>
+        </w:rPr>
+        <w:t xml:space="preserve"> </w:t>
+      </w:r>
+      <w:r>
+        <w:rPr>
+          <w:i/>
+          <w:iCs/>
+        </w:rPr>
+        <w:t>обменов</w:t>
+      </w:r>
+      <w:r>
+        <w:rPr>
+          <w:i/>
+          <w:iCs/>
           <w:lang w:val="en-US"/>
         </w:rPr>
         <w:br/>
-        <w:t xml:space="preserve">    double </w:t>
-      </w:r>
-      <w:proofErr w:type="spellStart"/>
-      <w:r>
-        <w:rPr>
-          <w:lang w:val="en-US"/>
-        </w:rPr>
-        <w:t>time_ms</w:t>
-      </w:r>
-      <w:proofErr w:type="spellEnd"/>
-      <w:r>
-        <w:rPr>
-          <w:lang w:val="en-US"/>
-        </w:rPr>
-        <w:t>;</w:t>
+        <w:t xml:space="preserve"> * @param </w:t>
+      </w:r>
+      <w:proofErr w:type="spellStart"/>
+      <w:r>
+        <w:rPr>
+          <w:i/>
+          <w:iCs/>
+          <w:lang w:val="en-US"/>
+        </w:rPr>
+        <w:t>arr</w:t>
+      </w:r>
+      <w:proofErr w:type="spellEnd"/>
+      <w:r>
+        <w:rPr>
+          <w:i/>
+          <w:iCs/>
+          <w:lang w:val="en-US"/>
+        </w:rPr>
+        <w:t xml:space="preserve"> </w:t>
+      </w:r>
+      <w:r>
+        <w:rPr>
+          <w:i/>
+          <w:iCs/>
+        </w:rPr>
+        <w:t>массив</w:t>
+      </w:r>
+      <w:r>
+        <w:rPr>
+          <w:i/>
+          <w:iCs/>
+          <w:lang w:val="en-US"/>
+        </w:rPr>
+        <w:t xml:space="preserve"> </w:t>
+      </w:r>
+      <w:r>
+        <w:rPr>
+          <w:i/>
+          <w:iCs/>
+        </w:rPr>
+        <w:t>для</w:t>
+      </w:r>
+      <w:r>
+        <w:rPr>
+          <w:i/>
+          <w:iCs/>
+          <w:lang w:val="en-US"/>
+        </w:rPr>
+        <w:t xml:space="preserve"> </w:t>
+      </w:r>
+      <w:r>
+        <w:rPr>
+          <w:i/>
+          <w:iCs/>
+        </w:rPr>
+        <w:t>сортировки</w:t>
+      </w:r>
+      <w:r>
+        <w:rPr>
+          <w:i/>
+          <w:iCs/>
+          <w:lang w:val="en-US"/>
+        </w:rPr>
+        <w:br/>
+        <w:t xml:space="preserve"> * @param passes </w:t>
+      </w:r>
+      <w:r>
+        <w:rPr>
+          <w:i/>
+          <w:iCs/>
+        </w:rPr>
+        <w:t>количество</w:t>
+      </w:r>
+      <w:r>
+        <w:rPr>
+          <w:i/>
+          <w:iCs/>
+          <w:lang w:val="en-US"/>
+        </w:rPr>
+        <w:t xml:space="preserve"> </w:t>
+      </w:r>
+      <w:r>
+        <w:rPr>
+          <w:i/>
+          <w:iCs/>
+        </w:rPr>
+        <w:t>проходов</w:t>
+      </w:r>
+      <w:r>
+        <w:rPr>
+          <w:i/>
+          <w:iCs/>
+          <w:lang w:val="en-US"/>
+        </w:rPr>
+        <w:br/>
+        <w:t xml:space="preserve"> * @param swaps </w:t>
+      </w:r>
+      <w:r>
+        <w:rPr>
+          <w:i/>
+          <w:iCs/>
+        </w:rPr>
+        <w:t>количество</w:t>
+      </w:r>
+      <w:r>
+        <w:rPr>
+          <w:i/>
+          <w:iCs/>
+          <w:lang w:val="en-US"/>
+        </w:rPr>
+        <w:t xml:space="preserve"> </w:t>
+      </w:r>
+      <w:r>
+        <w:rPr>
+          <w:i/>
+          <w:iCs/>
+        </w:rPr>
+        <w:t>обменов</w:t>
+      </w:r>
+      <w:r>
+        <w:rPr>
+          <w:i/>
+          <w:iCs/>
+          <w:lang w:val="en-US"/>
+        </w:rPr>
+        <w:br/>
+        <w:t xml:space="preserve"> */</w:t>
+      </w:r>
+      <w:r>
+        <w:rPr>
+          <w:i/>
+          <w:iCs/>
+          <w:lang w:val="en-US"/>
+        </w:rPr>
+        <w:br/>
+      </w:r>
+      <w:r>
+        <w:rPr>
+          <w:lang w:val="en-US"/>
+        </w:rPr>
+        <w:t xml:space="preserve">void </w:t>
+      </w:r>
+      <w:proofErr w:type="spellStart"/>
+      <w:r>
+        <w:rPr>
+          <w:lang w:val="en-US"/>
+        </w:rPr>
+        <w:t>bubbleSort</w:t>
+      </w:r>
+      <w:proofErr w:type="spellEnd"/>
+      <w:r>
+        <w:rPr>
+          <w:lang w:val="en-US"/>
+        </w:rPr>
+        <w:t xml:space="preserve">(vector&lt;double&gt;&amp; </w:t>
+      </w:r>
+      <w:proofErr w:type="spellStart"/>
+      <w:r>
+        <w:rPr>
+          <w:lang w:val="en-US"/>
+        </w:rPr>
+        <w:t>arr</w:t>
+      </w:r>
+      <w:proofErr w:type="spellEnd"/>
+      <w:r>
+        <w:rPr>
+          <w:lang w:val="en-US"/>
+        </w:rPr>
+        <w:t xml:space="preserve">, </w:t>
+      </w:r>
+      <w:proofErr w:type="spellStart"/>
+      <w:r>
+        <w:rPr>
+          <w:lang w:val="en-US"/>
+        </w:rPr>
+        <w:t>size_t</w:t>
+      </w:r>
+      <w:proofErr w:type="spellEnd"/>
+      <w:r>
+        <w:rPr>
+          <w:lang w:val="en-US"/>
+        </w:rPr>
+        <w:t xml:space="preserve">&amp; passes, </w:t>
+      </w:r>
+      <w:proofErr w:type="spellStart"/>
+      <w:r>
+        <w:rPr>
+          <w:lang w:val="en-US"/>
+        </w:rPr>
+        <w:t>size_t</w:t>
+      </w:r>
+      <w:proofErr w:type="spellEnd"/>
+      <w:r>
+        <w:rPr>
+          <w:lang w:val="en-US"/>
+        </w:rPr>
+        <w:t>&amp; swaps) {</w:t>
+      </w:r>
+      <w:r>
+        <w:rPr>
+          <w:lang w:val="en-US"/>
+        </w:rPr>
+        <w:br/>
+        <w:t xml:space="preserve">    bool swapped;</w:t>
       </w:r>
       <w:r>
         <w:rPr>
@@ -3104,7 +4060,1365 @@
         <w:rPr>
           <w:lang w:val="en-US"/>
         </w:rPr>
-        <w:t xml:space="preserve"> passes;</w:t>
+        <w:t xml:space="preserve"> n = </w:t>
+      </w:r>
+      <w:proofErr w:type="spellStart"/>
+      <w:r>
+        <w:rPr>
+          <w:lang w:val="en-US"/>
+        </w:rPr>
+        <w:t>arr.size</w:t>
+      </w:r>
+      <w:proofErr w:type="spellEnd"/>
+      <w:r>
+        <w:rPr>
+          <w:lang w:val="en-US"/>
+        </w:rPr>
+        <w:t>();</w:t>
+      </w:r>
+      <w:r>
+        <w:rPr>
+          <w:lang w:val="en-US"/>
+        </w:rPr>
+        <w:br/>
+        <w:t xml:space="preserve">    passes = 0;</w:t>
+      </w:r>
+      <w:r>
+        <w:rPr>
+          <w:lang w:val="en-US"/>
+        </w:rPr>
+        <w:br/>
+        <w:t xml:space="preserve">    swaps = 0;</w:t>
+      </w:r>
+      <w:r>
+        <w:rPr>
+          <w:lang w:val="en-US"/>
+        </w:rPr>
+        <w:br/>
+      </w:r>
+      <w:r>
+        <w:rPr>
+          <w:lang w:val="en-US"/>
+        </w:rPr>
+        <w:br/>
+        <w:t xml:space="preserve">    for (</w:t>
+      </w:r>
+      <w:proofErr w:type="spellStart"/>
+      <w:r>
+        <w:rPr>
+          <w:lang w:val="en-US"/>
+        </w:rPr>
+        <w:t>size_t</w:t>
+      </w:r>
+      <w:proofErr w:type="spellEnd"/>
+      <w:r>
+        <w:rPr>
+          <w:lang w:val="en-US"/>
+        </w:rPr>
+        <w:t xml:space="preserve"> </w:t>
+      </w:r>
+      <w:proofErr w:type="spellStart"/>
+      <w:r>
+        <w:rPr>
+          <w:lang w:val="en-US"/>
+        </w:rPr>
+        <w:t>i</w:t>
+      </w:r>
+      <w:proofErr w:type="spellEnd"/>
+      <w:r>
+        <w:rPr>
+          <w:lang w:val="en-US"/>
+        </w:rPr>
+        <w:t xml:space="preserve"> = 0; </w:t>
+      </w:r>
+      <w:proofErr w:type="spellStart"/>
+      <w:r>
+        <w:rPr>
+          <w:lang w:val="en-US"/>
+        </w:rPr>
+        <w:t>i</w:t>
+      </w:r>
+      <w:proofErr w:type="spellEnd"/>
+      <w:r>
+        <w:rPr>
+          <w:lang w:val="en-US"/>
+        </w:rPr>
+        <w:t xml:space="preserve"> &lt; n - 1; ++</w:t>
+      </w:r>
+      <w:proofErr w:type="spellStart"/>
+      <w:r>
+        <w:rPr>
+          <w:lang w:val="en-US"/>
+        </w:rPr>
+        <w:t>i</w:t>
+      </w:r>
+      <w:proofErr w:type="spellEnd"/>
+      <w:r>
+        <w:rPr>
+          <w:lang w:val="en-US"/>
+        </w:rPr>
+        <w:t>) {</w:t>
+      </w:r>
+      <w:r>
+        <w:rPr>
+          <w:lang w:val="en-US"/>
+        </w:rPr>
+        <w:br/>
+      </w:r>
+      <w:r>
+        <w:rPr>
+          <w:lang w:val="en-US"/>
+        </w:rPr>
+        <w:lastRenderedPageBreak/>
+        <w:t xml:space="preserve">        swapped = false;</w:t>
+      </w:r>
+      <w:r>
+        <w:rPr>
+          <w:lang w:val="en-US"/>
+        </w:rPr>
+        <w:br/>
+        <w:t xml:space="preserve">        ++passes;</w:t>
+      </w:r>
+      <w:r>
+        <w:rPr>
+          <w:lang w:val="en-US"/>
+        </w:rPr>
+        <w:br/>
+        <w:t xml:space="preserve">        for (</w:t>
+      </w:r>
+      <w:proofErr w:type="spellStart"/>
+      <w:r>
+        <w:rPr>
+          <w:lang w:val="en-US"/>
+        </w:rPr>
+        <w:t>size_t</w:t>
+      </w:r>
+      <w:proofErr w:type="spellEnd"/>
+      <w:r>
+        <w:rPr>
+          <w:lang w:val="en-US"/>
+        </w:rPr>
+        <w:t xml:space="preserve"> j = 0; j &lt; n - </w:t>
+      </w:r>
+      <w:proofErr w:type="spellStart"/>
+      <w:r>
+        <w:rPr>
+          <w:lang w:val="en-US"/>
+        </w:rPr>
+        <w:t>i</w:t>
+      </w:r>
+      <w:proofErr w:type="spellEnd"/>
+      <w:r>
+        <w:rPr>
+          <w:lang w:val="en-US"/>
+        </w:rPr>
+        <w:t xml:space="preserve"> - 1; ++j) {</w:t>
+      </w:r>
+      <w:r>
+        <w:rPr>
+          <w:lang w:val="en-US"/>
+        </w:rPr>
+        <w:br/>
+        <w:t xml:space="preserve">            if (</w:t>
+      </w:r>
+      <w:proofErr w:type="spellStart"/>
+      <w:r>
+        <w:rPr>
+          <w:lang w:val="en-US"/>
+        </w:rPr>
+        <w:t>arr</w:t>
+      </w:r>
+      <w:proofErr w:type="spellEnd"/>
+      <w:r>
+        <w:rPr>
+          <w:lang w:val="en-US"/>
+        </w:rPr>
+        <w:t xml:space="preserve">[j] &gt; </w:t>
+      </w:r>
+      <w:proofErr w:type="spellStart"/>
+      <w:r>
+        <w:rPr>
+          <w:lang w:val="en-US"/>
+        </w:rPr>
+        <w:t>arr</w:t>
+      </w:r>
+      <w:proofErr w:type="spellEnd"/>
+      <w:r>
+        <w:rPr>
+          <w:lang w:val="en-US"/>
+        </w:rPr>
+        <w:t>[j + 1]) {</w:t>
+      </w:r>
+      <w:r>
+        <w:rPr>
+          <w:lang w:val="en-US"/>
+        </w:rPr>
+        <w:br/>
+        <w:t xml:space="preserve">                swap(</w:t>
+      </w:r>
+      <w:proofErr w:type="spellStart"/>
+      <w:r>
+        <w:rPr>
+          <w:lang w:val="en-US"/>
+        </w:rPr>
+        <w:t>arr</w:t>
+      </w:r>
+      <w:proofErr w:type="spellEnd"/>
+      <w:r>
+        <w:rPr>
+          <w:lang w:val="en-US"/>
+        </w:rPr>
+        <w:t xml:space="preserve">[j], </w:t>
+      </w:r>
+      <w:proofErr w:type="spellStart"/>
+      <w:r>
+        <w:rPr>
+          <w:lang w:val="en-US"/>
+        </w:rPr>
+        <w:t>arr</w:t>
+      </w:r>
+      <w:proofErr w:type="spellEnd"/>
+      <w:r>
+        <w:rPr>
+          <w:lang w:val="en-US"/>
+        </w:rPr>
+        <w:t>[j + 1]);</w:t>
+      </w:r>
+      <w:r>
+        <w:rPr>
+          <w:lang w:val="en-US"/>
+        </w:rPr>
+        <w:br/>
+        <w:t xml:space="preserve">                ++swaps;</w:t>
+      </w:r>
+      <w:r>
+        <w:rPr>
+          <w:lang w:val="en-US"/>
+        </w:rPr>
+        <w:br/>
+        <w:t xml:space="preserve">                swapped = true;</w:t>
+      </w:r>
+      <w:r>
+        <w:rPr>
+          <w:lang w:val="en-US"/>
+        </w:rPr>
+        <w:br/>
+        <w:t xml:space="preserve">            }</w:t>
+      </w:r>
+      <w:r>
+        <w:rPr>
+          <w:lang w:val="en-US"/>
+        </w:rPr>
+        <w:br/>
+        <w:t xml:space="preserve">        }</w:t>
+      </w:r>
+      <w:r>
+        <w:rPr>
+          <w:lang w:val="en-US"/>
+        </w:rPr>
+        <w:br/>
+        <w:t xml:space="preserve">        if (!swapped) break; // </w:t>
+      </w:r>
+      <w:r>
+        <w:t>Оптимизация</w:t>
+      </w:r>
+      <w:r>
+        <w:rPr>
+          <w:lang w:val="en-US"/>
+        </w:rPr>
+        <w:t xml:space="preserve">: </w:t>
+      </w:r>
+      <w:r>
+        <w:t>если</w:t>
+      </w:r>
+      <w:r>
+        <w:rPr>
+          <w:lang w:val="en-US"/>
+        </w:rPr>
+        <w:t xml:space="preserve"> </w:t>
+      </w:r>
+      <w:r>
+        <w:t>ничего</w:t>
+      </w:r>
+      <w:r>
+        <w:rPr>
+          <w:lang w:val="en-US"/>
+        </w:rPr>
+        <w:t xml:space="preserve"> </w:t>
+      </w:r>
+      <w:r>
+        <w:t>не</w:t>
+      </w:r>
+      <w:r>
+        <w:rPr>
+          <w:lang w:val="en-US"/>
+        </w:rPr>
+        <w:t xml:space="preserve"> </w:t>
+      </w:r>
+      <w:r>
+        <w:t>поменялось</w:t>
+      </w:r>
+      <w:r>
+        <w:rPr>
+          <w:lang w:val="en-US"/>
+        </w:rPr>
+        <w:t xml:space="preserve"> — </w:t>
+      </w:r>
+      <w:r>
+        <w:t>массив</w:t>
+      </w:r>
+      <w:r>
+        <w:rPr>
+          <w:lang w:val="en-US"/>
+        </w:rPr>
+        <w:t xml:space="preserve"> </w:t>
+      </w:r>
+      <w:r>
+        <w:t>уже</w:t>
+      </w:r>
+      <w:r>
+        <w:rPr>
+          <w:lang w:val="en-US"/>
+        </w:rPr>
+        <w:t xml:space="preserve"> </w:t>
+      </w:r>
+      <w:r>
+        <w:t>отсортирован</w:t>
+      </w:r>
+      <w:r>
+        <w:rPr>
+          <w:lang w:val="en-US"/>
+        </w:rPr>
+        <w:br/>
+        <w:t xml:space="preserve">    }</w:t>
+      </w:r>
+      <w:r>
+        <w:rPr>
+          <w:lang w:val="en-US"/>
+        </w:rPr>
+        <w:br/>
+        <w:t>}</w:t>
+      </w:r>
+      <w:r>
+        <w:rPr>
+          <w:lang w:val="en-US"/>
+        </w:rPr>
+        <w:br/>
+      </w:r>
+      <w:r>
+        <w:rPr>
+          <w:lang w:val="en-US"/>
+        </w:rPr>
+        <w:br/>
+      </w:r>
+      <w:r>
+        <w:rPr>
+          <w:i/>
+          <w:iCs/>
+          <w:lang w:val="en-US"/>
+        </w:rPr>
+        <w:t>/**</w:t>
+      </w:r>
+      <w:r>
+        <w:rPr>
+          <w:i/>
+          <w:iCs/>
+          <w:lang w:val="en-US"/>
+        </w:rPr>
+        <w:br/>
+        <w:t xml:space="preserve"> * @brief </w:t>
+      </w:r>
+      <w:r>
+        <w:rPr>
+          <w:i/>
+          <w:iCs/>
+        </w:rPr>
+        <w:t>Выполняет</w:t>
+      </w:r>
+      <w:r>
+        <w:rPr>
+          <w:i/>
+          <w:iCs/>
+          <w:lang w:val="en-US"/>
+        </w:rPr>
+        <w:t xml:space="preserve"> </w:t>
+      </w:r>
+      <w:r>
+        <w:rPr>
+          <w:i/>
+          <w:iCs/>
+        </w:rPr>
+        <w:t>серию</w:t>
+      </w:r>
+      <w:r>
+        <w:rPr>
+          <w:i/>
+          <w:iCs/>
+          <w:lang w:val="en-US"/>
+        </w:rPr>
+        <w:t xml:space="preserve"> </w:t>
+      </w:r>
+      <w:r>
+        <w:rPr>
+          <w:i/>
+          <w:iCs/>
+        </w:rPr>
+        <w:t>тестов</w:t>
+      </w:r>
+      <w:r>
+        <w:rPr>
+          <w:i/>
+          <w:iCs/>
+          <w:lang w:val="en-US"/>
+        </w:rPr>
+        <w:t xml:space="preserve"> </w:t>
+      </w:r>
+      <w:r>
+        <w:rPr>
+          <w:i/>
+          <w:iCs/>
+        </w:rPr>
+        <w:t>сортировки</w:t>
+      </w:r>
+      <w:r>
+        <w:rPr>
+          <w:i/>
+          <w:iCs/>
+          <w:lang w:val="en-US"/>
+        </w:rPr>
+        <w:t xml:space="preserve"> </w:t>
+      </w:r>
+      <w:r>
+        <w:rPr>
+          <w:i/>
+          <w:iCs/>
+        </w:rPr>
+        <w:t>и</w:t>
+      </w:r>
+      <w:r>
+        <w:rPr>
+          <w:i/>
+          <w:iCs/>
+          <w:lang w:val="en-US"/>
+        </w:rPr>
+        <w:t xml:space="preserve"> </w:t>
+      </w:r>
+      <w:r>
+        <w:rPr>
+          <w:i/>
+          <w:iCs/>
+        </w:rPr>
+        <w:t>сохраняет</w:t>
+      </w:r>
+      <w:r>
+        <w:rPr>
+          <w:i/>
+          <w:iCs/>
+          <w:lang w:val="en-US"/>
+        </w:rPr>
+        <w:t xml:space="preserve"> </w:t>
+      </w:r>
+      <w:r>
+        <w:rPr>
+          <w:i/>
+          <w:iCs/>
+        </w:rPr>
+        <w:t>результаты</w:t>
+      </w:r>
+      <w:r>
+        <w:rPr>
+          <w:i/>
+          <w:iCs/>
+          <w:lang w:val="en-US"/>
+        </w:rPr>
+        <w:br/>
+        <w:t xml:space="preserve"> * @param size </w:t>
+      </w:r>
+      <w:r>
+        <w:rPr>
+          <w:i/>
+          <w:iCs/>
+        </w:rPr>
+        <w:t>размер</w:t>
+      </w:r>
+      <w:r>
+        <w:rPr>
+          <w:i/>
+          <w:iCs/>
+          <w:lang w:val="en-US"/>
+        </w:rPr>
+        <w:t xml:space="preserve"> </w:t>
+      </w:r>
+      <w:r>
+        <w:rPr>
+          <w:i/>
+          <w:iCs/>
+        </w:rPr>
+        <w:t>массива</w:t>
+      </w:r>
+      <w:r>
+        <w:rPr>
+          <w:i/>
+          <w:iCs/>
+          <w:lang w:val="en-US"/>
+        </w:rPr>
+        <w:br/>
+        <w:t xml:space="preserve"> * @param trials </w:t>
+      </w:r>
+      <w:r>
+        <w:rPr>
+          <w:i/>
+          <w:iCs/>
+        </w:rPr>
+        <w:t>количество</w:t>
+      </w:r>
+      <w:r>
+        <w:rPr>
+          <w:i/>
+          <w:iCs/>
+          <w:lang w:val="en-US"/>
+        </w:rPr>
+        <w:t xml:space="preserve"> </w:t>
+      </w:r>
+      <w:r>
+        <w:rPr>
+          <w:i/>
+          <w:iCs/>
+        </w:rPr>
+        <w:t>запусков</w:t>
+      </w:r>
+      <w:r>
+        <w:rPr>
+          <w:i/>
+          <w:iCs/>
+          <w:lang w:val="en-US"/>
+        </w:rPr>
+        <w:t xml:space="preserve"> </w:t>
+      </w:r>
+      <w:r>
+        <w:rPr>
+          <w:i/>
+          <w:iCs/>
+        </w:rPr>
+        <w:t>в</w:t>
+      </w:r>
+      <w:r>
+        <w:rPr>
+          <w:i/>
+          <w:iCs/>
+          <w:lang w:val="en-US"/>
+        </w:rPr>
+        <w:t xml:space="preserve"> </w:t>
+      </w:r>
+      <w:r>
+        <w:rPr>
+          <w:i/>
+          <w:iCs/>
+        </w:rPr>
+        <w:t>серии</w:t>
+      </w:r>
+      <w:r>
+        <w:rPr>
+          <w:i/>
+          <w:iCs/>
+          <w:lang w:val="en-US"/>
+        </w:rPr>
+        <w:br/>
+        <w:t xml:space="preserve"> * @param engine </w:t>
+      </w:r>
+      <w:r>
+        <w:rPr>
+          <w:i/>
+          <w:iCs/>
+        </w:rPr>
+        <w:t>генератор</w:t>
+      </w:r>
+      <w:r>
+        <w:rPr>
+          <w:i/>
+          <w:iCs/>
+          <w:lang w:val="en-US"/>
+        </w:rPr>
+        <w:t xml:space="preserve"> </w:t>
+      </w:r>
+      <w:r>
+        <w:rPr>
+          <w:i/>
+          <w:iCs/>
+        </w:rPr>
+        <w:t>случайных</w:t>
+      </w:r>
+      <w:r>
+        <w:rPr>
+          <w:i/>
+          <w:iCs/>
+          <w:lang w:val="en-US"/>
+        </w:rPr>
+        <w:t xml:space="preserve"> </w:t>
+      </w:r>
+      <w:r>
+        <w:rPr>
+          <w:i/>
+          <w:iCs/>
+        </w:rPr>
+        <w:t>чисел</w:t>
+      </w:r>
+      <w:r>
+        <w:rPr>
+          <w:i/>
+          <w:iCs/>
+          <w:lang w:val="en-US"/>
+        </w:rPr>
+        <w:br/>
+        <w:t xml:space="preserve"> * @param gen </w:t>
+      </w:r>
+      <w:r>
+        <w:rPr>
+          <w:i/>
+          <w:iCs/>
+        </w:rPr>
+        <w:t>распределение</w:t>
+      </w:r>
+      <w:r>
+        <w:rPr>
+          <w:i/>
+          <w:iCs/>
+          <w:lang w:val="en-US"/>
+        </w:rPr>
+        <w:t xml:space="preserve"> </w:t>
+      </w:r>
+      <w:r>
+        <w:rPr>
+          <w:i/>
+          <w:iCs/>
+        </w:rPr>
+        <w:t>случайных</w:t>
+      </w:r>
+      <w:r>
+        <w:rPr>
+          <w:i/>
+          <w:iCs/>
+          <w:lang w:val="en-US"/>
+        </w:rPr>
+        <w:t xml:space="preserve"> </w:t>
+      </w:r>
+      <w:r>
+        <w:rPr>
+          <w:i/>
+          <w:iCs/>
+        </w:rPr>
+        <w:t>чисел</w:t>
+      </w:r>
+      <w:r>
+        <w:rPr>
+          <w:i/>
+          <w:iCs/>
+          <w:lang w:val="en-US"/>
+        </w:rPr>
+        <w:br/>
+        <w:t xml:space="preserve"> * @return </w:t>
+      </w:r>
+      <w:r>
+        <w:rPr>
+          <w:i/>
+          <w:iCs/>
+        </w:rPr>
+        <w:t>вектор</w:t>
+      </w:r>
+      <w:r>
+        <w:rPr>
+          <w:i/>
+          <w:iCs/>
+          <w:lang w:val="en-US"/>
+        </w:rPr>
+        <w:t xml:space="preserve"> </w:t>
+      </w:r>
+      <w:r>
+        <w:rPr>
+          <w:i/>
+          <w:iCs/>
+        </w:rPr>
+        <w:t>результатов</w:t>
+      </w:r>
+      <w:r>
+        <w:rPr>
+          <w:i/>
+          <w:iCs/>
+          <w:lang w:val="en-US"/>
+        </w:rPr>
+        <w:t xml:space="preserve"> </w:t>
+      </w:r>
+      <w:r>
+        <w:rPr>
+          <w:i/>
+          <w:iCs/>
+        </w:rPr>
+        <w:t>сортировок</w:t>
+      </w:r>
+      <w:r>
+        <w:rPr>
+          <w:i/>
+          <w:iCs/>
+          <w:lang w:val="en-US"/>
+        </w:rPr>
+        <w:br/>
+        <w:t xml:space="preserve"> */</w:t>
+      </w:r>
+      <w:r>
+        <w:rPr>
+          <w:i/>
+          <w:iCs/>
+          <w:lang w:val="en-US"/>
+        </w:rPr>
+        <w:br/>
+      </w:r>
+      <w:r>
+        <w:rPr>
+          <w:lang w:val="en-US"/>
+        </w:rPr>
+        <w:t>vector&lt;</w:t>
+      </w:r>
+      <w:proofErr w:type="spellStart"/>
+      <w:r>
+        <w:rPr>
+          <w:lang w:val="en-US"/>
+        </w:rPr>
+        <w:t>SortResult</w:t>
+      </w:r>
+      <w:proofErr w:type="spellEnd"/>
+      <w:r>
+        <w:rPr>
+          <w:lang w:val="en-US"/>
+        </w:rPr>
+        <w:t xml:space="preserve">&gt; </w:t>
+      </w:r>
+      <w:proofErr w:type="spellStart"/>
+      <w:r>
+        <w:rPr>
+          <w:lang w:val="en-US"/>
+        </w:rPr>
+        <w:t>runSeries</w:t>
+      </w:r>
+      <w:proofErr w:type="spellEnd"/>
+      <w:r>
+        <w:rPr>
+          <w:lang w:val="en-US"/>
+        </w:rPr>
+        <w:t>(</w:t>
+      </w:r>
+      <w:proofErr w:type="spellStart"/>
+      <w:r>
+        <w:rPr>
+          <w:lang w:val="en-US"/>
+        </w:rPr>
+        <w:t>size_t</w:t>
+      </w:r>
+      <w:proofErr w:type="spellEnd"/>
+      <w:r>
+        <w:rPr>
+          <w:lang w:val="en-US"/>
+        </w:rPr>
+        <w:t xml:space="preserve"> size, </w:t>
+      </w:r>
+      <w:proofErr w:type="spellStart"/>
+      <w:r>
+        <w:rPr>
+          <w:lang w:val="en-US"/>
+        </w:rPr>
+        <w:t>size_t</w:t>
+      </w:r>
+      <w:proofErr w:type="spellEnd"/>
+      <w:r>
+        <w:rPr>
+          <w:lang w:val="en-US"/>
+        </w:rPr>
+        <w:t xml:space="preserve"> trials, mt19937&amp; engine, </w:t>
+      </w:r>
+      <w:proofErr w:type="spellStart"/>
+      <w:r>
+        <w:rPr>
+          <w:lang w:val="en-US"/>
+        </w:rPr>
+        <w:t>uniform_real_distribution</w:t>
+      </w:r>
+      <w:proofErr w:type="spellEnd"/>
+      <w:r>
+        <w:rPr>
+          <w:lang w:val="en-US"/>
+        </w:rPr>
+        <w:t>&lt;double&gt;&amp; gen) {</w:t>
+      </w:r>
+      <w:r>
+        <w:rPr>
+          <w:lang w:val="en-US"/>
+        </w:rPr>
+        <w:br/>
+        <w:t xml:space="preserve">    vector&lt;</w:t>
+      </w:r>
+      <w:proofErr w:type="spellStart"/>
+      <w:r>
+        <w:rPr>
+          <w:lang w:val="en-US"/>
+        </w:rPr>
+        <w:t>SortResult</w:t>
+      </w:r>
+      <w:proofErr w:type="spellEnd"/>
+      <w:r>
+        <w:rPr>
+          <w:lang w:val="en-US"/>
+        </w:rPr>
+        <w:t>&gt; results;</w:t>
+      </w:r>
+      <w:r>
+        <w:rPr>
+          <w:lang w:val="en-US"/>
+        </w:rPr>
+        <w:br/>
+      </w:r>
+      <w:r>
+        <w:rPr>
+          <w:lang w:val="en-US"/>
+        </w:rPr>
+        <w:br/>
+        <w:t xml:space="preserve">    for (</w:t>
+      </w:r>
+      <w:proofErr w:type="spellStart"/>
+      <w:r>
+        <w:rPr>
+          <w:lang w:val="en-US"/>
+        </w:rPr>
+        <w:t>size_t</w:t>
+      </w:r>
+      <w:proofErr w:type="spellEnd"/>
+      <w:r>
+        <w:rPr>
+          <w:lang w:val="en-US"/>
+        </w:rPr>
+        <w:t xml:space="preserve"> </w:t>
+      </w:r>
+      <w:proofErr w:type="spellStart"/>
+      <w:r>
+        <w:rPr>
+          <w:lang w:val="en-US"/>
+        </w:rPr>
+        <w:t>i</w:t>
+      </w:r>
+      <w:proofErr w:type="spellEnd"/>
+      <w:r>
+        <w:rPr>
+          <w:lang w:val="en-US"/>
+        </w:rPr>
+        <w:t xml:space="preserve"> = 0; </w:t>
+      </w:r>
+      <w:proofErr w:type="spellStart"/>
+      <w:r>
+        <w:rPr>
+          <w:lang w:val="en-US"/>
+        </w:rPr>
+        <w:t>i</w:t>
+      </w:r>
+      <w:proofErr w:type="spellEnd"/>
+      <w:r>
+        <w:rPr>
+          <w:lang w:val="en-US"/>
+        </w:rPr>
+        <w:t xml:space="preserve"> &lt; trials; ++</w:t>
+      </w:r>
+      <w:proofErr w:type="spellStart"/>
+      <w:r>
+        <w:rPr>
+          <w:lang w:val="en-US"/>
+        </w:rPr>
+        <w:t>i</w:t>
+      </w:r>
+      <w:proofErr w:type="spellEnd"/>
+      <w:r>
+        <w:rPr>
+          <w:lang w:val="en-US"/>
+        </w:rPr>
+        <w:t>) {</w:t>
+      </w:r>
+      <w:r>
+        <w:rPr>
+          <w:lang w:val="en-US"/>
+        </w:rPr>
+        <w:br/>
+        <w:t xml:space="preserve">        vector&lt;double&gt; </w:t>
+      </w:r>
+      <w:proofErr w:type="spellStart"/>
+      <w:r>
+        <w:rPr>
+          <w:lang w:val="en-US"/>
+        </w:rPr>
+        <w:t>arr</w:t>
+      </w:r>
+      <w:proofErr w:type="spellEnd"/>
+      <w:r>
+        <w:rPr>
+          <w:lang w:val="en-US"/>
+        </w:rPr>
+        <w:t>(size);</w:t>
+      </w:r>
+      <w:r>
+        <w:rPr>
+          <w:lang w:val="en-US"/>
+        </w:rPr>
+        <w:br/>
+        <w:t xml:space="preserve">        for (auto&amp; </w:t>
+      </w:r>
+      <w:proofErr w:type="spellStart"/>
+      <w:r>
+        <w:rPr>
+          <w:lang w:val="en-US"/>
+        </w:rPr>
+        <w:t>el</w:t>
+      </w:r>
+      <w:proofErr w:type="spellEnd"/>
+      <w:r>
+        <w:rPr>
+          <w:lang w:val="en-US"/>
+        </w:rPr>
+        <w:t xml:space="preserve"> : </w:t>
+      </w:r>
+      <w:proofErr w:type="spellStart"/>
+      <w:r>
+        <w:rPr>
+          <w:lang w:val="en-US"/>
+        </w:rPr>
+        <w:t>arr</w:t>
+      </w:r>
+      <w:proofErr w:type="spellEnd"/>
+      <w:r>
+        <w:rPr>
+          <w:lang w:val="en-US"/>
+        </w:rPr>
+        <w:t>)</w:t>
+      </w:r>
+      <w:r>
+        <w:rPr>
+          <w:lang w:val="en-US"/>
+        </w:rPr>
+        <w:br/>
+        <w:t xml:space="preserve">            </w:t>
+      </w:r>
+      <w:proofErr w:type="spellStart"/>
+      <w:r>
+        <w:rPr>
+          <w:lang w:val="en-US"/>
+        </w:rPr>
+        <w:t>el</w:t>
+      </w:r>
+      <w:proofErr w:type="spellEnd"/>
+      <w:r>
+        <w:rPr>
+          <w:lang w:val="en-US"/>
+        </w:rPr>
+        <w:t xml:space="preserve"> = gen(engine);</w:t>
+      </w:r>
+      <w:r>
+        <w:rPr>
+          <w:lang w:val="en-US"/>
+        </w:rPr>
+        <w:br/>
+      </w:r>
+      <w:r>
+        <w:rPr>
+          <w:lang w:val="en-US"/>
+        </w:rPr>
+        <w:lastRenderedPageBreak/>
+        <w:br/>
+        <w:t xml:space="preserve">        </w:t>
+      </w:r>
+      <w:proofErr w:type="spellStart"/>
+      <w:r>
+        <w:rPr>
+          <w:lang w:val="en-US"/>
+        </w:rPr>
+        <w:t>size_t</w:t>
+      </w:r>
+      <w:proofErr w:type="spellEnd"/>
+      <w:r>
+        <w:rPr>
+          <w:lang w:val="en-US"/>
+        </w:rPr>
+        <w:t xml:space="preserve"> passes = 0;</w:t>
+      </w:r>
+      <w:r>
+        <w:rPr>
+          <w:lang w:val="en-US"/>
+        </w:rPr>
+        <w:br/>
+        <w:t xml:space="preserve">        </w:t>
+      </w:r>
+      <w:proofErr w:type="spellStart"/>
+      <w:r>
+        <w:rPr>
+          <w:lang w:val="en-US"/>
+        </w:rPr>
+        <w:t>size_t</w:t>
+      </w:r>
+      <w:proofErr w:type="spellEnd"/>
+      <w:r>
+        <w:rPr>
+          <w:lang w:val="en-US"/>
+        </w:rPr>
+        <w:t xml:space="preserve"> swaps = 0;</w:t>
+      </w:r>
+      <w:r>
+        <w:rPr>
+          <w:lang w:val="en-US"/>
+        </w:rPr>
+        <w:br/>
+      </w:r>
+      <w:r>
+        <w:rPr>
+          <w:lang w:val="en-US"/>
+        </w:rPr>
+        <w:br/>
+        <w:t xml:space="preserve">        auto start = </w:t>
+      </w:r>
+      <w:proofErr w:type="spellStart"/>
+      <w:r>
+        <w:rPr>
+          <w:lang w:val="en-US"/>
+        </w:rPr>
+        <w:t>high_resolution_clock</w:t>
+      </w:r>
+      <w:proofErr w:type="spellEnd"/>
+      <w:r>
+        <w:rPr>
+          <w:lang w:val="en-US"/>
+        </w:rPr>
+        <w:t>::</w:t>
+      </w:r>
+      <w:r>
+        <w:rPr>
+          <w:i/>
+          <w:iCs/>
+          <w:lang w:val="en-US"/>
+        </w:rPr>
+        <w:t>now</w:t>
+      </w:r>
+      <w:r>
+        <w:rPr>
+          <w:lang w:val="en-US"/>
+        </w:rPr>
+        <w:t>();</w:t>
+      </w:r>
+      <w:r>
+        <w:rPr>
+          <w:lang w:val="en-US"/>
+        </w:rPr>
+        <w:br/>
+        <w:t xml:space="preserve">        </w:t>
+      </w:r>
+      <w:proofErr w:type="spellStart"/>
+      <w:r>
+        <w:rPr>
+          <w:lang w:val="en-US"/>
+        </w:rPr>
+        <w:t>bubbleSort</w:t>
+      </w:r>
+      <w:proofErr w:type="spellEnd"/>
+      <w:r>
+        <w:rPr>
+          <w:lang w:val="en-US"/>
+        </w:rPr>
+        <w:t>(</w:t>
+      </w:r>
+      <w:proofErr w:type="spellStart"/>
+      <w:r>
+        <w:rPr>
+          <w:lang w:val="en-US"/>
+        </w:rPr>
+        <w:t>arr</w:t>
+      </w:r>
+      <w:proofErr w:type="spellEnd"/>
+      <w:r>
+        <w:rPr>
+          <w:lang w:val="en-US"/>
+        </w:rPr>
+        <w:t>, passes, swaps);</w:t>
+      </w:r>
+      <w:r>
+        <w:rPr>
+          <w:lang w:val="en-US"/>
+        </w:rPr>
+        <w:br/>
+        <w:t xml:space="preserve">        auto end = </w:t>
+      </w:r>
+      <w:proofErr w:type="spellStart"/>
+      <w:r>
+        <w:rPr>
+          <w:lang w:val="en-US"/>
+        </w:rPr>
+        <w:t>high_resolution_clock</w:t>
+      </w:r>
+      <w:proofErr w:type="spellEnd"/>
+      <w:r>
+        <w:rPr>
+          <w:lang w:val="en-US"/>
+        </w:rPr>
+        <w:t>::</w:t>
+      </w:r>
+      <w:r>
+        <w:rPr>
+          <w:i/>
+          <w:iCs/>
+          <w:lang w:val="en-US"/>
+        </w:rPr>
+        <w:t>now</w:t>
+      </w:r>
+      <w:r>
+        <w:rPr>
+          <w:lang w:val="en-US"/>
+        </w:rPr>
+        <w:t>();</w:t>
+      </w:r>
+      <w:r>
+        <w:rPr>
+          <w:lang w:val="en-US"/>
+        </w:rPr>
+        <w:br/>
+        <w:t xml:space="preserve">        /* </w:t>
+      </w:r>
+      <w:r>
+        <w:t>Упрощенный</w:t>
+      </w:r>
+      <w:r>
+        <w:rPr>
+          <w:lang w:val="en-US"/>
+        </w:rPr>
+        <w:t xml:space="preserve"> </w:t>
+      </w:r>
+      <w:r>
+        <w:t>способ</w:t>
+      </w:r>
+      <w:r>
+        <w:rPr>
+          <w:lang w:val="en-US"/>
+        </w:rPr>
+        <w:t xml:space="preserve"> </w:t>
+      </w:r>
+      <w:r>
+        <w:t>для</w:t>
+      </w:r>
+      <w:r>
+        <w:rPr>
+          <w:lang w:val="en-US"/>
+        </w:rPr>
+        <w:t xml:space="preserve"> </w:t>
+      </w:r>
+      <w:r>
+        <w:t>замера</w:t>
+      </w:r>
+      <w:r>
+        <w:rPr>
+          <w:lang w:val="en-US"/>
+        </w:rPr>
+        <w:t xml:space="preserve"> </w:t>
+      </w:r>
+      <w:r>
+        <w:t>времени</w:t>
+      </w:r>
+      <w:r>
+        <w:rPr>
+          <w:lang w:val="en-US"/>
+        </w:rPr>
+        <w:t xml:space="preserve">, </w:t>
+      </w:r>
+      <w:r>
+        <w:t>так</w:t>
+      </w:r>
+      <w:r>
+        <w:rPr>
+          <w:lang w:val="en-US"/>
+        </w:rPr>
+        <w:t xml:space="preserve"> </w:t>
+      </w:r>
+      <w:r>
+        <w:t>как</w:t>
+      </w:r>
+      <w:r>
+        <w:rPr>
+          <w:lang w:val="en-US"/>
+        </w:rPr>
+        <w:t xml:space="preserve"> </w:t>
+      </w:r>
+      <w:r>
+        <w:t>подобные</w:t>
+      </w:r>
+      <w:r>
+        <w:rPr>
+          <w:lang w:val="en-US"/>
+        </w:rPr>
+        <w:t xml:space="preserve"> </w:t>
+      </w:r>
+      <w:r>
+        <w:t>массивы</w:t>
+      </w:r>
+      <w:r>
+        <w:rPr>
+          <w:lang w:val="en-US"/>
+        </w:rPr>
+        <w:t xml:space="preserve"> </w:t>
+      </w:r>
+      <w:r>
+        <w:t>больше</w:t>
+      </w:r>
+      <w:r>
+        <w:rPr>
+          <w:lang w:val="en-US"/>
+        </w:rPr>
+        <w:t xml:space="preserve"> </w:t>
+      </w:r>
+      <w:proofErr w:type="spellStart"/>
+      <w:r>
+        <w:t>миллисикунды</w:t>
+      </w:r>
+      <w:proofErr w:type="spellEnd"/>
+      <w:r>
+        <w:rPr>
+          <w:lang w:val="en-US"/>
+        </w:rPr>
+        <w:t xml:space="preserve">  */</w:t>
+      </w:r>
+      <w:r>
+        <w:rPr>
+          <w:lang w:val="en-US"/>
+        </w:rPr>
+        <w:br/>
+        <w:t xml:space="preserve">        duration&lt;double, milli&gt; elapsed = end - start;</w:t>
+      </w:r>
+      <w:r>
+        <w:rPr>
+          <w:lang w:val="en-US"/>
+        </w:rPr>
+        <w:br/>
+        <w:t xml:space="preserve">        </w:t>
+      </w:r>
+      <w:proofErr w:type="spellStart"/>
+      <w:r>
+        <w:rPr>
+          <w:lang w:val="en-US"/>
+        </w:rPr>
+        <w:t>results.push_back</w:t>
+      </w:r>
+      <w:proofErr w:type="spellEnd"/>
+      <w:r>
+        <w:rPr>
+          <w:lang w:val="en-US"/>
+        </w:rPr>
+        <w:t>({</w:t>
+      </w:r>
+      <w:proofErr w:type="spellStart"/>
+      <w:r>
+        <w:rPr>
+          <w:lang w:val="en-US"/>
+        </w:rPr>
+        <w:t>elapsed.count</w:t>
+      </w:r>
+      <w:proofErr w:type="spellEnd"/>
+      <w:r>
+        <w:rPr>
+          <w:lang w:val="en-US"/>
+        </w:rPr>
+        <w:t>(), passes, swaps});</w:t>
+      </w:r>
+      <w:r>
+        <w:rPr>
+          <w:lang w:val="en-US"/>
+        </w:rPr>
+        <w:br/>
+        <w:t xml:space="preserve">    }</w:t>
+      </w:r>
+      <w:r>
+        <w:rPr>
+          <w:lang w:val="en-US"/>
+        </w:rPr>
+        <w:br/>
+      </w:r>
+      <w:r>
+        <w:rPr>
+          <w:lang w:val="en-US"/>
+        </w:rPr>
+        <w:br/>
+        <w:t xml:space="preserve">    return results;</w:t>
+      </w:r>
+      <w:r>
+        <w:rPr>
+          <w:lang w:val="en-US"/>
+        </w:rPr>
+        <w:br/>
+        <w:t>}</w:t>
+      </w:r>
+      <w:r>
+        <w:rPr>
+          <w:lang w:val="en-US"/>
+        </w:rPr>
+        <w:br/>
+      </w:r>
+      <w:r>
+        <w:rPr>
+          <w:lang w:val="en-US"/>
+        </w:rPr>
+        <w:br/>
+        <w:t>int main() {</w:t>
+      </w:r>
+      <w:r>
+        <w:rPr>
+          <w:lang w:val="en-US"/>
+        </w:rPr>
+        <w:br/>
+        <w:t xml:space="preserve">    vector&lt;</w:t>
+      </w:r>
+      <w:proofErr w:type="spellStart"/>
+      <w:r>
+        <w:rPr>
+          <w:lang w:val="en-US"/>
+        </w:rPr>
+        <w:t>size_t</w:t>
+      </w:r>
+      <w:proofErr w:type="spellEnd"/>
+      <w:r>
+        <w:rPr>
+          <w:lang w:val="en-US"/>
+        </w:rPr>
+        <w:t>&gt; sizes = {1000, 2000, 4000, 8000, 16000, 32000};</w:t>
+      </w:r>
+      <w:r>
+        <w:rPr>
+          <w:lang w:val="en-US"/>
+        </w:rPr>
+        <w:br/>
+        <w:t xml:space="preserve">    const </w:t>
+      </w:r>
+      <w:proofErr w:type="spellStart"/>
+      <w:r>
+        <w:rPr>
+          <w:lang w:val="en-US"/>
+        </w:rPr>
+        <w:t>size_t</w:t>
+      </w:r>
+      <w:proofErr w:type="spellEnd"/>
+      <w:r>
+        <w:rPr>
+          <w:lang w:val="en-US"/>
+        </w:rPr>
+        <w:t xml:space="preserve"> trials = 5;</w:t>
+      </w:r>
+      <w:r>
+        <w:rPr>
+          <w:lang w:val="en-US"/>
+        </w:rPr>
+        <w:br/>
+      </w:r>
+      <w:r>
+        <w:rPr>
+          <w:lang w:val="en-US"/>
+        </w:rPr>
+        <w:br/>
+        <w:t xml:space="preserve">    mt19937 engine(time(0));</w:t>
       </w:r>
       <w:r>
         <w:rPr>
@@ -3118,374 +5432,20 @@
         <w:rPr>
           <w:lang w:val="en-US"/>
         </w:rPr>
-        <w:t>size_t</w:t>
-      </w:r>
-      <w:proofErr w:type="spellEnd"/>
-      <w:r>
-        <w:rPr>
-          <w:lang w:val="en-US"/>
-        </w:rPr>
-        <w:t xml:space="preserve"> swaps;</w:t>
+        <w:t>uniform_real_distribution</w:t>
+      </w:r>
+      <w:proofErr w:type="spellEnd"/>
+      <w:r>
+        <w:rPr>
+          <w:lang w:val="en-US"/>
+        </w:rPr>
+        <w:t>&lt;double&gt; gen(-1.0, 1.0);</w:t>
       </w:r>
       <w:r>
         <w:rPr>
           <w:lang w:val="en-US"/>
         </w:rPr>
         <w:br/>
-        <w:t>};</w:t>
-      </w:r>
-      <w:r>
-        <w:rPr>
-          <w:lang w:val="en-US"/>
-        </w:rPr>
-        <w:br/>
-      </w:r>
-      <w:r>
-        <w:rPr>
-          <w:lang w:val="en-US"/>
-        </w:rPr>
-        <w:br/>
-      </w:r>
-      <w:r>
-        <w:rPr>
-          <w:i/>
-          <w:iCs/>
-          <w:lang w:val="en-US"/>
-        </w:rPr>
-        <w:t>/**</w:t>
-      </w:r>
-      <w:r>
-        <w:rPr>
-          <w:i/>
-          <w:iCs/>
-          <w:lang w:val="en-US"/>
-        </w:rPr>
-        <w:br/>
-        <w:t xml:space="preserve"> * @brief </w:t>
-      </w:r>
-      <w:r>
-        <w:rPr>
-          <w:i/>
-          <w:iCs/>
-        </w:rPr>
-        <w:t>Реализация</w:t>
-      </w:r>
-      <w:r>
-        <w:rPr>
-          <w:i/>
-          <w:iCs/>
-          <w:lang w:val="en-US"/>
-        </w:rPr>
-        <w:t xml:space="preserve"> </w:t>
-      </w:r>
-      <w:r>
-        <w:rPr>
-          <w:i/>
-          <w:iCs/>
-        </w:rPr>
-        <w:t>пузырьковой</w:t>
-      </w:r>
-      <w:r>
-        <w:rPr>
-          <w:i/>
-          <w:iCs/>
-          <w:lang w:val="en-US"/>
-        </w:rPr>
-        <w:t xml:space="preserve"> </w:t>
-      </w:r>
-      <w:r>
-        <w:rPr>
-          <w:i/>
-          <w:iCs/>
-        </w:rPr>
-        <w:t>сортировки</w:t>
-      </w:r>
-      <w:r>
-        <w:rPr>
-          <w:i/>
-          <w:iCs/>
-          <w:lang w:val="en-US"/>
-        </w:rPr>
-        <w:t xml:space="preserve"> </w:t>
-      </w:r>
-      <w:r>
-        <w:rPr>
-          <w:i/>
-          <w:iCs/>
-        </w:rPr>
-        <w:t>с</w:t>
-      </w:r>
-      <w:r>
-        <w:rPr>
-          <w:i/>
-          <w:iCs/>
-          <w:lang w:val="en-US"/>
-        </w:rPr>
-        <w:t xml:space="preserve"> </w:t>
-      </w:r>
-      <w:r>
-        <w:rPr>
-          <w:i/>
-          <w:iCs/>
-        </w:rPr>
-        <w:t>подсчетом</w:t>
-      </w:r>
-      <w:r>
-        <w:rPr>
-          <w:i/>
-          <w:iCs/>
-          <w:lang w:val="en-US"/>
-        </w:rPr>
-        <w:t xml:space="preserve"> </w:t>
-      </w:r>
-      <w:r>
-        <w:rPr>
-          <w:i/>
-          <w:iCs/>
-        </w:rPr>
-        <w:t>проходов</w:t>
-      </w:r>
-      <w:r>
-        <w:rPr>
-          <w:i/>
-          <w:iCs/>
-          <w:lang w:val="en-US"/>
-        </w:rPr>
-        <w:t xml:space="preserve"> </w:t>
-      </w:r>
-      <w:r>
-        <w:rPr>
-          <w:i/>
-          <w:iCs/>
-        </w:rPr>
-        <w:t>и</w:t>
-      </w:r>
-      <w:r>
-        <w:rPr>
-          <w:i/>
-          <w:iCs/>
-          <w:lang w:val="en-US"/>
-        </w:rPr>
-        <w:t xml:space="preserve"> </w:t>
-      </w:r>
-      <w:r>
-        <w:rPr>
-          <w:i/>
-          <w:iCs/>
-        </w:rPr>
-        <w:t>обменов</w:t>
-      </w:r>
-      <w:r>
-        <w:rPr>
-          <w:i/>
-          <w:iCs/>
-          <w:lang w:val="en-US"/>
-        </w:rPr>
-        <w:br/>
-        <w:t xml:space="preserve"> * @param </w:t>
-      </w:r>
-      <w:proofErr w:type="spellStart"/>
-      <w:r>
-        <w:rPr>
-          <w:i/>
-          <w:iCs/>
-          <w:lang w:val="en-US"/>
-        </w:rPr>
-        <w:t>arr</w:t>
-      </w:r>
-      <w:proofErr w:type="spellEnd"/>
-      <w:r>
-        <w:rPr>
-          <w:i/>
-          <w:iCs/>
-          <w:lang w:val="en-US"/>
-        </w:rPr>
-        <w:t xml:space="preserve"> </w:t>
-      </w:r>
-      <w:r>
-        <w:rPr>
-          <w:i/>
-          <w:iCs/>
-        </w:rPr>
-        <w:t>массив</w:t>
-      </w:r>
-      <w:r>
-        <w:rPr>
-          <w:i/>
-          <w:iCs/>
-          <w:lang w:val="en-US"/>
-        </w:rPr>
-        <w:t xml:space="preserve"> </w:t>
-      </w:r>
-      <w:r>
-        <w:rPr>
-          <w:i/>
-          <w:iCs/>
-        </w:rPr>
-        <w:t>для</w:t>
-      </w:r>
-      <w:r>
-        <w:rPr>
-          <w:i/>
-          <w:iCs/>
-          <w:lang w:val="en-US"/>
-        </w:rPr>
-        <w:t xml:space="preserve"> </w:t>
-      </w:r>
-      <w:r>
-        <w:rPr>
-          <w:i/>
-          <w:iCs/>
-        </w:rPr>
-        <w:t>сортировки</w:t>
-      </w:r>
-      <w:r>
-        <w:rPr>
-          <w:i/>
-          <w:iCs/>
-          <w:lang w:val="en-US"/>
-        </w:rPr>
-        <w:br/>
-        <w:t xml:space="preserve"> * @param passes </w:t>
-      </w:r>
-      <w:r>
-        <w:rPr>
-          <w:i/>
-          <w:iCs/>
-        </w:rPr>
-        <w:t>количество</w:t>
-      </w:r>
-      <w:r>
-        <w:rPr>
-          <w:i/>
-          <w:iCs/>
-          <w:lang w:val="en-US"/>
-        </w:rPr>
-        <w:t xml:space="preserve"> </w:t>
-      </w:r>
-      <w:r>
-        <w:rPr>
-          <w:i/>
-          <w:iCs/>
-        </w:rPr>
-        <w:t>проходов</w:t>
-      </w:r>
-      <w:r>
-        <w:rPr>
-          <w:i/>
-          <w:iCs/>
-          <w:lang w:val="en-US"/>
-        </w:rPr>
-        <w:br/>
-        <w:t xml:space="preserve"> * @param swaps </w:t>
-      </w:r>
-      <w:r>
-        <w:rPr>
-          <w:i/>
-          <w:iCs/>
-        </w:rPr>
-        <w:t>количество</w:t>
-      </w:r>
-      <w:r>
-        <w:rPr>
-          <w:i/>
-          <w:iCs/>
-          <w:lang w:val="en-US"/>
-        </w:rPr>
-        <w:t xml:space="preserve"> </w:t>
-      </w:r>
-      <w:r>
-        <w:rPr>
-          <w:i/>
-          <w:iCs/>
-        </w:rPr>
-        <w:t>обменов</w:t>
-      </w:r>
-      <w:r>
-        <w:rPr>
-          <w:i/>
-          <w:iCs/>
-          <w:lang w:val="en-US"/>
-        </w:rPr>
-        <w:br/>
-        <w:t xml:space="preserve"> */</w:t>
-      </w:r>
-      <w:r>
-        <w:rPr>
-          <w:i/>
-          <w:iCs/>
-          <w:lang w:val="en-US"/>
-        </w:rPr>
-        <w:br/>
-      </w:r>
-      <w:r>
-        <w:rPr>
-          <w:lang w:val="en-US"/>
-        </w:rPr>
-        <w:t xml:space="preserve">void </w:t>
-      </w:r>
-      <w:proofErr w:type="spellStart"/>
-      <w:r>
-        <w:rPr>
-          <w:lang w:val="en-US"/>
-        </w:rPr>
-        <w:t>bubbleSort</w:t>
-      </w:r>
-      <w:proofErr w:type="spellEnd"/>
-      <w:r>
-        <w:rPr>
-          <w:lang w:val="en-US"/>
-        </w:rPr>
-        <w:t xml:space="preserve">(vector&lt;double&gt;&amp; </w:t>
-      </w:r>
-      <w:proofErr w:type="spellStart"/>
-      <w:r>
-        <w:rPr>
-          <w:lang w:val="en-US"/>
-        </w:rPr>
-        <w:t>arr</w:t>
-      </w:r>
-      <w:proofErr w:type="spellEnd"/>
-      <w:r>
-        <w:rPr>
-          <w:lang w:val="en-US"/>
-        </w:rPr>
-        <w:t xml:space="preserve">, </w:t>
-      </w:r>
-      <w:proofErr w:type="spellStart"/>
-      <w:r>
-        <w:rPr>
-          <w:lang w:val="en-US"/>
-        </w:rPr>
-        <w:t>size_t</w:t>
-      </w:r>
-      <w:proofErr w:type="spellEnd"/>
-      <w:r>
-        <w:rPr>
-          <w:lang w:val="en-US"/>
-        </w:rPr>
-        <w:t xml:space="preserve">&amp; passes, </w:t>
-      </w:r>
-      <w:proofErr w:type="spellStart"/>
-      <w:r>
-        <w:rPr>
-          <w:lang w:val="en-US"/>
-        </w:rPr>
-        <w:t>size_t</w:t>
-      </w:r>
-      <w:proofErr w:type="spellEnd"/>
-      <w:r>
-        <w:rPr>
-          <w:lang w:val="en-US"/>
-        </w:rPr>
-        <w:t>&amp; swaps) {</w:t>
-      </w:r>
-      <w:r>
-        <w:rPr>
-          <w:lang w:val="en-US"/>
-        </w:rPr>
-        <w:br/>
-        <w:t xml:space="preserve">    bool swapped;</w:t>
       </w:r>
       <w:r>
         <w:rPr>
@@ -3499,42 +5459,139 @@
         <w:rPr>
           <w:lang w:val="en-US"/>
         </w:rPr>
-        <w:t>size_t</w:t>
-      </w:r>
-      <w:proofErr w:type="spellEnd"/>
-      <w:r>
-        <w:rPr>
-          <w:lang w:val="en-US"/>
-        </w:rPr>
-        <w:t xml:space="preserve"> n = </w:t>
-      </w:r>
-      <w:proofErr w:type="spellStart"/>
-      <w:r>
-        <w:rPr>
-          <w:lang w:val="en-US"/>
-        </w:rPr>
-        <w:t>arr.size</w:t>
-      </w:r>
-      <w:proofErr w:type="spellEnd"/>
-      <w:r>
-        <w:rPr>
-          <w:lang w:val="en-US"/>
-        </w:rPr>
-        <w:t>();</w:t>
+        <w:t>ofstream</w:t>
+      </w:r>
+      <w:proofErr w:type="spellEnd"/>
+      <w:r>
+        <w:rPr>
+          <w:lang w:val="en-US"/>
+        </w:rPr>
+        <w:t xml:space="preserve"> </w:t>
+      </w:r>
+      <w:proofErr w:type="spellStart"/>
+      <w:r>
+        <w:rPr>
+          <w:lang w:val="en-US"/>
+        </w:rPr>
+        <w:t>timeLog</w:t>
+      </w:r>
+      <w:proofErr w:type="spellEnd"/>
+      <w:r>
+        <w:rPr>
+          <w:lang w:val="en-US"/>
+        </w:rPr>
+        <w:t>("time_results.csv");</w:t>
       </w:r>
       <w:r>
         <w:rPr>
           <w:lang w:val="en-US"/>
         </w:rPr>
         <w:br/>
-        <w:t xml:space="preserve">    passes = 0;</w:t>
+        <w:t xml:space="preserve">    </w:t>
+      </w:r>
+      <w:proofErr w:type="spellStart"/>
+      <w:r>
+        <w:rPr>
+          <w:lang w:val="en-US"/>
+        </w:rPr>
+        <w:t>ofstream</w:t>
+      </w:r>
+      <w:proofErr w:type="spellEnd"/>
+      <w:r>
+        <w:rPr>
+          <w:lang w:val="en-US"/>
+        </w:rPr>
+        <w:t xml:space="preserve"> </w:t>
+      </w:r>
+      <w:proofErr w:type="spellStart"/>
+      <w:r>
+        <w:rPr>
+          <w:lang w:val="en-US"/>
+        </w:rPr>
+        <w:t>statsLog</w:t>
+      </w:r>
+      <w:proofErr w:type="spellEnd"/>
+      <w:r>
+        <w:rPr>
+          <w:lang w:val="en-US"/>
+        </w:rPr>
+        <w:t>("stats_results.csv");</w:t>
       </w:r>
       <w:r>
         <w:rPr>
           <w:lang w:val="en-US"/>
         </w:rPr>
         <w:br/>
-        <w:t xml:space="preserve">    swaps = 0;</w:t>
+      </w:r>
+      <w:r>
+        <w:rPr>
+          <w:lang w:val="en-US"/>
+        </w:rPr>
+        <w:br/>
+        <w:t xml:space="preserve">    </w:t>
+      </w:r>
+      <w:proofErr w:type="spellStart"/>
+      <w:r>
+        <w:rPr>
+          <w:lang w:val="en-US"/>
+        </w:rPr>
+        <w:t>timeLog</w:t>
+      </w:r>
+      <w:proofErr w:type="spellEnd"/>
+      <w:r>
+        <w:rPr>
+          <w:lang w:val="en-US"/>
+        </w:rPr>
+        <w:t xml:space="preserve"> &lt;&lt; "</w:t>
+      </w:r>
+      <w:proofErr w:type="spellStart"/>
+      <w:r>
+        <w:rPr>
+          <w:lang w:val="en-US"/>
+        </w:rPr>
+        <w:t>Size,MinTime,MaxTime,AvgTime</w:t>
+      </w:r>
+      <w:proofErr w:type="spellEnd"/>
+      <w:r>
+        <w:rPr>
+          <w:lang w:val="en-US"/>
+        </w:rPr>
+        <w:t>\n";</w:t>
+      </w:r>
+      <w:r>
+        <w:rPr>
+          <w:lang w:val="en-US"/>
+        </w:rPr>
+        <w:br/>
+        <w:t xml:space="preserve">    </w:t>
+      </w:r>
+      <w:proofErr w:type="spellStart"/>
+      <w:r>
+        <w:rPr>
+          <w:lang w:val="en-US"/>
+        </w:rPr>
+        <w:t>statsLog</w:t>
+      </w:r>
+      <w:proofErr w:type="spellEnd"/>
+      <w:r>
+        <w:rPr>
+          <w:lang w:val="en-US"/>
+        </w:rPr>
+        <w:t xml:space="preserve"> &lt;&lt; "</w:t>
+      </w:r>
+      <w:proofErr w:type="spellStart"/>
+      <w:r>
+        <w:rPr>
+          <w:lang w:val="en-US"/>
+        </w:rPr>
+        <w:t>Size,AvgPasses,AvgSwaps</w:t>
+      </w:r>
+      <w:proofErr w:type="spellEnd"/>
+      <w:r>
+        <w:rPr>
+          <w:lang w:val="en-US"/>
+        </w:rPr>
+        <w:t>\n";</w:t>
       </w:r>
       <w:r>
         <w:rPr>
@@ -3561,70 +5618,187 @@
         <w:rPr>
           <w:lang w:val="en-US"/>
         </w:rPr>
-        <w:t xml:space="preserve"> </w:t>
-      </w:r>
-      <w:proofErr w:type="spellStart"/>
-      <w:r>
-        <w:rPr>
-          <w:lang w:val="en-US"/>
-        </w:rPr>
-        <w:t>i</w:t>
-      </w:r>
-      <w:proofErr w:type="spellEnd"/>
-      <w:r>
-        <w:rPr>
-          <w:lang w:val="en-US"/>
-        </w:rPr>
-        <w:t xml:space="preserve"> = 0; </w:t>
-      </w:r>
-      <w:proofErr w:type="spellStart"/>
-      <w:r>
-        <w:rPr>
-          <w:lang w:val="en-US"/>
-        </w:rPr>
-        <w:t>i</w:t>
-      </w:r>
-      <w:proofErr w:type="spellEnd"/>
-      <w:r>
-        <w:rPr>
-          <w:lang w:val="en-US"/>
-        </w:rPr>
-        <w:t xml:space="preserve"> &lt; n - 1; ++</w:t>
-      </w:r>
-      <w:proofErr w:type="spellStart"/>
-      <w:r>
-        <w:rPr>
-          <w:lang w:val="en-US"/>
-        </w:rPr>
-        <w:t>i</w:t>
-      </w:r>
-      <w:proofErr w:type="spellEnd"/>
-      <w:r>
-        <w:rPr>
-          <w:lang w:val="en-US"/>
-        </w:rPr>
-        <w:t>) {</w:t>
+        <w:t xml:space="preserve"> size : sizes) {</w:t>
       </w:r>
       <w:r>
         <w:rPr>
           <w:lang w:val="en-US"/>
         </w:rPr>
         <w:br/>
-        <w:t xml:space="preserve">        swapped = false;</w:t>
+      </w:r>
+      <w:r>
+        <w:rPr>
+          <w:lang w:val="en-US"/>
+        </w:rPr>
+        <w:lastRenderedPageBreak/>
+        <w:t xml:space="preserve">        </w:t>
+      </w:r>
+      <w:proofErr w:type="spellStart"/>
+      <w:r>
+        <w:rPr>
+          <w:lang w:val="en-US"/>
+        </w:rPr>
+        <w:t>cout</w:t>
+      </w:r>
+      <w:proofErr w:type="spellEnd"/>
+      <w:r>
+        <w:rPr>
+          <w:lang w:val="en-US"/>
+        </w:rPr>
+        <w:t xml:space="preserve"> &lt;&lt; "Running size: " &lt;&lt; size &lt;&lt; </w:t>
+      </w:r>
+      <w:proofErr w:type="spellStart"/>
+      <w:r>
+        <w:rPr>
+          <w:lang w:val="en-US"/>
+        </w:rPr>
+        <w:t>endl</w:t>
+      </w:r>
+      <w:proofErr w:type="spellEnd"/>
+      <w:r>
+        <w:rPr>
+          <w:lang w:val="en-US"/>
+        </w:rPr>
+        <w:t>;</w:t>
       </w:r>
       <w:r>
         <w:rPr>
           <w:lang w:val="en-US"/>
         </w:rPr>
         <w:br/>
-        <w:t xml:space="preserve">        ++passes;</w:t>
+        <w:t xml:space="preserve">        vector&lt;</w:t>
+      </w:r>
+      <w:proofErr w:type="spellStart"/>
+      <w:r>
+        <w:rPr>
+          <w:lang w:val="en-US"/>
+        </w:rPr>
+        <w:t>SortResult</w:t>
+      </w:r>
+      <w:proofErr w:type="spellEnd"/>
+      <w:r>
+        <w:rPr>
+          <w:lang w:val="en-US"/>
+        </w:rPr>
+        <w:t xml:space="preserve">&gt; results = </w:t>
+      </w:r>
+      <w:proofErr w:type="spellStart"/>
+      <w:r>
+        <w:rPr>
+          <w:lang w:val="en-US"/>
+        </w:rPr>
+        <w:t>runSeries</w:t>
+      </w:r>
+      <w:proofErr w:type="spellEnd"/>
+      <w:r>
+        <w:rPr>
+          <w:lang w:val="en-US"/>
+        </w:rPr>
+        <w:t>(size, trials, engine, gen);</w:t>
       </w:r>
       <w:r>
         <w:rPr>
           <w:lang w:val="en-US"/>
         </w:rPr>
         <w:br/>
-        <w:t xml:space="preserve">        for (</w:t>
+      </w:r>
+      <w:r>
+        <w:rPr>
+          <w:lang w:val="en-US"/>
+        </w:rPr>
+        <w:br/>
+        <w:t xml:space="preserve">        double </w:t>
+      </w:r>
+      <w:proofErr w:type="spellStart"/>
+      <w:r>
+        <w:rPr>
+          <w:lang w:val="en-US"/>
+        </w:rPr>
+        <w:t>min_time</w:t>
+      </w:r>
+      <w:proofErr w:type="spellEnd"/>
+      <w:r>
+        <w:rPr>
+          <w:lang w:val="en-US"/>
+        </w:rPr>
+        <w:t xml:space="preserve"> = results[0].</w:t>
+      </w:r>
+      <w:proofErr w:type="spellStart"/>
+      <w:r>
+        <w:rPr>
+          <w:lang w:val="en-US"/>
+        </w:rPr>
+        <w:t>time_ms</w:t>
+      </w:r>
+      <w:proofErr w:type="spellEnd"/>
+      <w:r>
+        <w:rPr>
+          <w:lang w:val="en-US"/>
+        </w:rPr>
+        <w:t>;</w:t>
+      </w:r>
+      <w:r>
+        <w:rPr>
+          <w:lang w:val="en-US"/>
+        </w:rPr>
+        <w:br/>
+        <w:t xml:space="preserve">        double </w:t>
+      </w:r>
+      <w:proofErr w:type="spellStart"/>
+      <w:r>
+        <w:rPr>
+          <w:lang w:val="en-US"/>
+        </w:rPr>
+        <w:t>max_time</w:t>
+      </w:r>
+      <w:proofErr w:type="spellEnd"/>
+      <w:r>
+        <w:rPr>
+          <w:lang w:val="en-US"/>
+        </w:rPr>
+        <w:t xml:space="preserve"> = results[0].</w:t>
+      </w:r>
+      <w:proofErr w:type="spellStart"/>
+      <w:r>
+        <w:rPr>
+          <w:lang w:val="en-US"/>
+        </w:rPr>
+        <w:t>time_ms</w:t>
+      </w:r>
+      <w:proofErr w:type="spellEnd"/>
+      <w:r>
+        <w:rPr>
+          <w:lang w:val="en-US"/>
+        </w:rPr>
+        <w:t>;</w:t>
+      </w:r>
+      <w:r>
+        <w:rPr>
+          <w:lang w:val="en-US"/>
+        </w:rPr>
+        <w:br/>
+        <w:t xml:space="preserve">        double </w:t>
+      </w:r>
+      <w:proofErr w:type="spellStart"/>
+      <w:r>
+        <w:rPr>
+          <w:lang w:val="en-US"/>
+        </w:rPr>
+        <w:t>total_time</w:t>
+      </w:r>
+      <w:proofErr w:type="spellEnd"/>
+      <w:r>
+        <w:rPr>
+          <w:lang w:val="en-US"/>
+        </w:rPr>
+        <w:t xml:space="preserve"> = 0;</w:t>
+      </w:r>
+      <w:r>
+        <w:rPr>
+          <w:lang w:val="en-US"/>
+        </w:rPr>
+        <w:br/>
+        <w:t xml:space="preserve">        </w:t>
       </w:r>
       <w:proofErr w:type="spellStart"/>
       <w:r>
@@ -3638,112 +5812,272 @@
         <w:rPr>
           <w:lang w:val="en-US"/>
         </w:rPr>
-        <w:t xml:space="preserve"> j = 0; j &lt; n - </w:t>
-      </w:r>
-      <w:proofErr w:type="spellStart"/>
-      <w:r>
-        <w:rPr>
-          <w:lang w:val="en-US"/>
-        </w:rPr>
-        <w:t>i</w:t>
-      </w:r>
-      <w:proofErr w:type="spellEnd"/>
-      <w:r>
-        <w:rPr>
-          <w:lang w:val="en-US"/>
-        </w:rPr>
-        <w:t xml:space="preserve"> - 1; ++j) {</w:t>
+        <w:t xml:space="preserve"> </w:t>
+      </w:r>
+      <w:proofErr w:type="spellStart"/>
+      <w:r>
+        <w:rPr>
+          <w:lang w:val="en-US"/>
+        </w:rPr>
+        <w:t>total_passes</w:t>
+      </w:r>
+      <w:proofErr w:type="spellEnd"/>
+      <w:r>
+        <w:rPr>
+          <w:lang w:val="en-US"/>
+        </w:rPr>
+        <w:t xml:space="preserve"> = 0;</w:t>
       </w:r>
       <w:r>
         <w:rPr>
           <w:lang w:val="en-US"/>
         </w:rPr>
         <w:br/>
-        <w:t xml:space="preserve">            if (</w:t>
-      </w:r>
-      <w:proofErr w:type="spellStart"/>
-      <w:r>
-        <w:rPr>
-          <w:lang w:val="en-US"/>
-        </w:rPr>
-        <w:t>arr</w:t>
-      </w:r>
-      <w:proofErr w:type="spellEnd"/>
-      <w:r>
-        <w:rPr>
-          <w:lang w:val="en-US"/>
-        </w:rPr>
-        <w:t xml:space="preserve">[j] &gt; </w:t>
-      </w:r>
-      <w:proofErr w:type="spellStart"/>
-      <w:r>
-        <w:rPr>
-          <w:lang w:val="en-US"/>
-        </w:rPr>
-        <w:t>arr</w:t>
-      </w:r>
-      <w:proofErr w:type="spellEnd"/>
-      <w:r>
-        <w:rPr>
-          <w:lang w:val="en-US"/>
-        </w:rPr>
-        <w:t>[j + 1]) {</w:t>
+        <w:t xml:space="preserve">        </w:t>
+      </w:r>
+      <w:proofErr w:type="spellStart"/>
+      <w:r>
+        <w:rPr>
+          <w:lang w:val="en-US"/>
+        </w:rPr>
+        <w:t>size_t</w:t>
+      </w:r>
+      <w:proofErr w:type="spellEnd"/>
+      <w:r>
+        <w:rPr>
+          <w:lang w:val="en-US"/>
+        </w:rPr>
+        <w:t xml:space="preserve"> </w:t>
+      </w:r>
+      <w:proofErr w:type="spellStart"/>
+      <w:r>
+        <w:rPr>
+          <w:lang w:val="en-US"/>
+        </w:rPr>
+        <w:t>total_swaps</w:t>
+      </w:r>
+      <w:proofErr w:type="spellEnd"/>
+      <w:r>
+        <w:rPr>
+          <w:lang w:val="en-US"/>
+        </w:rPr>
+        <w:t xml:space="preserve"> = 0;</w:t>
       </w:r>
       <w:r>
         <w:rPr>
           <w:lang w:val="en-US"/>
         </w:rPr>
         <w:br/>
-        <w:t xml:space="preserve">                swap(</w:t>
-      </w:r>
-      <w:proofErr w:type="spellStart"/>
-      <w:r>
-        <w:rPr>
-          <w:lang w:val="en-US"/>
-        </w:rPr>
-        <w:t>arr</w:t>
-      </w:r>
-      <w:proofErr w:type="spellEnd"/>
-      <w:r>
-        <w:rPr>
-          <w:lang w:val="en-US"/>
-        </w:rPr>
-        <w:t xml:space="preserve">[j], </w:t>
-      </w:r>
-      <w:proofErr w:type="spellStart"/>
-      <w:r>
-        <w:rPr>
-          <w:lang w:val="en-US"/>
-        </w:rPr>
-        <w:t>arr</w:t>
-      </w:r>
-      <w:proofErr w:type="spellEnd"/>
-      <w:r>
-        <w:rPr>
-          <w:lang w:val="en-US"/>
-        </w:rPr>
-        <w:t>[j + 1]);</w:t>
       </w:r>
       <w:r>
         <w:rPr>
           <w:lang w:val="en-US"/>
         </w:rPr>
         <w:br/>
-        <w:t xml:space="preserve">                ++swaps;</w:t>
+        <w:t xml:space="preserve">        for (const auto&amp; res : results) {</w:t>
       </w:r>
       <w:r>
         <w:rPr>
           <w:lang w:val="en-US"/>
         </w:rPr>
         <w:br/>
-        <w:t xml:space="preserve">                swapped = true;</w:t>
+        <w:t xml:space="preserve">            </w:t>
+      </w:r>
+      <w:proofErr w:type="spellStart"/>
+      <w:r>
+        <w:rPr>
+          <w:lang w:val="en-US"/>
+        </w:rPr>
+        <w:t>min_time</w:t>
+      </w:r>
+      <w:proofErr w:type="spellEnd"/>
+      <w:r>
+        <w:rPr>
+          <w:lang w:val="en-US"/>
+        </w:rPr>
+        <w:t xml:space="preserve"> = min(</w:t>
+      </w:r>
+      <w:proofErr w:type="spellStart"/>
+      <w:r>
+        <w:rPr>
+          <w:lang w:val="en-US"/>
+        </w:rPr>
+        <w:t>min_time</w:t>
+      </w:r>
+      <w:proofErr w:type="spellEnd"/>
+      <w:r>
+        <w:rPr>
+          <w:lang w:val="en-US"/>
+        </w:rPr>
+        <w:t xml:space="preserve">, </w:t>
+      </w:r>
+      <w:proofErr w:type="spellStart"/>
+      <w:r>
+        <w:rPr>
+          <w:lang w:val="en-US"/>
+        </w:rPr>
+        <w:t>res.time_ms</w:t>
+      </w:r>
+      <w:proofErr w:type="spellEnd"/>
+      <w:r>
+        <w:rPr>
+          <w:lang w:val="en-US"/>
+        </w:rPr>
+        <w:t>);</w:t>
       </w:r>
       <w:r>
         <w:rPr>
           <w:lang w:val="en-US"/>
         </w:rPr>
         <w:br/>
-        <w:t xml:space="preserve">            }</w:t>
+        <w:t xml:space="preserve">            </w:t>
+      </w:r>
+      <w:proofErr w:type="spellStart"/>
+      <w:r>
+        <w:rPr>
+          <w:lang w:val="en-US"/>
+        </w:rPr>
+        <w:t>max_time</w:t>
+      </w:r>
+      <w:proofErr w:type="spellEnd"/>
+      <w:r>
+        <w:rPr>
+          <w:lang w:val="en-US"/>
+        </w:rPr>
+        <w:t xml:space="preserve"> = max(</w:t>
+      </w:r>
+      <w:proofErr w:type="spellStart"/>
+      <w:r>
+        <w:rPr>
+          <w:lang w:val="en-US"/>
+        </w:rPr>
+        <w:t>max_time</w:t>
+      </w:r>
+      <w:proofErr w:type="spellEnd"/>
+      <w:r>
+        <w:rPr>
+          <w:lang w:val="en-US"/>
+        </w:rPr>
+        <w:t xml:space="preserve">, </w:t>
+      </w:r>
+      <w:proofErr w:type="spellStart"/>
+      <w:r>
+        <w:rPr>
+          <w:lang w:val="en-US"/>
+        </w:rPr>
+        <w:t>res.time_ms</w:t>
+      </w:r>
+      <w:proofErr w:type="spellEnd"/>
+      <w:r>
+        <w:rPr>
+          <w:lang w:val="en-US"/>
+        </w:rPr>
+        <w:t>);</w:t>
+      </w:r>
+      <w:r>
+        <w:rPr>
+          <w:lang w:val="en-US"/>
+        </w:rPr>
+        <w:br/>
+        <w:t xml:space="preserve">            </w:t>
+      </w:r>
+      <w:proofErr w:type="spellStart"/>
+      <w:r>
+        <w:rPr>
+          <w:lang w:val="en-US"/>
+        </w:rPr>
+        <w:t>total_time</w:t>
+      </w:r>
+      <w:proofErr w:type="spellEnd"/>
+      <w:r>
+        <w:rPr>
+          <w:lang w:val="en-US"/>
+        </w:rPr>
+        <w:t xml:space="preserve"> += </w:t>
+      </w:r>
+      <w:proofErr w:type="spellStart"/>
+      <w:r>
+        <w:rPr>
+          <w:lang w:val="en-US"/>
+        </w:rPr>
+        <w:t>res.time_ms</w:t>
+      </w:r>
+      <w:proofErr w:type="spellEnd"/>
+      <w:r>
+        <w:rPr>
+          <w:lang w:val="en-US"/>
+        </w:rPr>
+        <w:t>;</w:t>
+      </w:r>
+      <w:r>
+        <w:rPr>
+          <w:lang w:val="en-US"/>
+        </w:rPr>
+        <w:br/>
+        <w:t xml:space="preserve">            </w:t>
+      </w:r>
+      <w:proofErr w:type="spellStart"/>
+      <w:r>
+        <w:rPr>
+          <w:lang w:val="en-US"/>
+        </w:rPr>
+        <w:t>total_passes</w:t>
+      </w:r>
+      <w:proofErr w:type="spellEnd"/>
+      <w:r>
+        <w:rPr>
+          <w:lang w:val="en-US"/>
+        </w:rPr>
+        <w:t xml:space="preserve"> += </w:t>
+      </w:r>
+      <w:proofErr w:type="spellStart"/>
+      <w:r>
+        <w:rPr>
+          <w:lang w:val="en-US"/>
+        </w:rPr>
+        <w:t>res.passes</w:t>
+      </w:r>
+      <w:proofErr w:type="spellEnd"/>
+      <w:r>
+        <w:rPr>
+          <w:lang w:val="en-US"/>
+        </w:rPr>
+        <w:t>;</w:t>
+      </w:r>
+      <w:r>
+        <w:rPr>
+          <w:lang w:val="en-US"/>
+        </w:rPr>
+        <w:br/>
+        <w:t xml:space="preserve">            </w:t>
+      </w:r>
+      <w:proofErr w:type="spellStart"/>
+      <w:r>
+        <w:rPr>
+          <w:lang w:val="en-US"/>
+        </w:rPr>
+        <w:t>total_swaps</w:t>
+      </w:r>
+      <w:proofErr w:type="spellEnd"/>
+      <w:r>
+        <w:rPr>
+          <w:lang w:val="en-US"/>
+        </w:rPr>
+        <w:t xml:space="preserve"> += </w:t>
+      </w:r>
+      <w:proofErr w:type="spellStart"/>
+      <w:r>
+        <w:rPr>
+          <w:lang w:val="en-US"/>
+        </w:rPr>
+        <w:t>res.swaps</w:t>
+      </w:r>
+      <w:proofErr w:type="spellEnd"/>
+      <w:r>
+        <w:rPr>
+          <w:lang w:val="en-US"/>
+        </w:rPr>
+        <w:t>;</w:t>
       </w:r>
       <w:r>
         <w:rPr>
@@ -3762,74 +6096,252 @@
         <w:rPr>
           <w:lang w:val="en-US"/>
         </w:rPr>
-        <w:lastRenderedPageBreak/>
-        <w:t xml:space="preserve">        if (!swapped) break; // </w:t>
-      </w:r>
-      <w:r>
-        <w:t>Оптимизация</w:t>
-      </w:r>
-      <w:r>
-        <w:rPr>
-          <w:lang w:val="en-US"/>
-        </w:rPr>
-        <w:t xml:space="preserve">: </w:t>
-      </w:r>
-      <w:r>
-        <w:t>если</w:t>
-      </w:r>
-      <w:r>
-        <w:rPr>
-          <w:lang w:val="en-US"/>
-        </w:rPr>
-        <w:t xml:space="preserve"> </w:t>
-      </w:r>
-      <w:r>
-        <w:t>ничего</w:t>
-      </w:r>
-      <w:r>
-        <w:rPr>
-          <w:lang w:val="en-US"/>
-        </w:rPr>
-        <w:t xml:space="preserve"> </w:t>
-      </w:r>
-      <w:r>
-        <w:t>не</w:t>
-      </w:r>
-      <w:r>
-        <w:rPr>
-          <w:lang w:val="en-US"/>
-        </w:rPr>
-        <w:t xml:space="preserve"> </w:t>
-      </w:r>
-      <w:r>
-        <w:t>поменялось</w:t>
-      </w:r>
-      <w:r>
-        <w:rPr>
-          <w:lang w:val="en-US"/>
-        </w:rPr>
-        <w:t xml:space="preserve"> — </w:t>
-      </w:r>
-      <w:r>
-        <w:t>массив</w:t>
-      </w:r>
-      <w:r>
-        <w:rPr>
-          <w:lang w:val="en-US"/>
-        </w:rPr>
-        <w:t xml:space="preserve"> </w:t>
-      </w:r>
-      <w:r>
-        <w:t>уже</w:t>
-      </w:r>
-      <w:r>
-        <w:rPr>
-          <w:lang w:val="en-US"/>
-        </w:rPr>
-        <w:t xml:space="preserve"> </w:t>
-      </w:r>
-      <w:r>
-        <w:t>отсортирован</w:t>
+        <w:br/>
+        <w:t xml:space="preserve">        double </w:t>
+      </w:r>
+      <w:proofErr w:type="spellStart"/>
+      <w:r>
+        <w:rPr>
+          <w:lang w:val="en-US"/>
+        </w:rPr>
+        <w:t>avg_time</w:t>
+      </w:r>
+      <w:proofErr w:type="spellEnd"/>
+      <w:r>
+        <w:rPr>
+          <w:lang w:val="en-US"/>
+        </w:rPr>
+        <w:t xml:space="preserve"> = </w:t>
+      </w:r>
+      <w:proofErr w:type="spellStart"/>
+      <w:r>
+        <w:rPr>
+          <w:lang w:val="en-US"/>
+        </w:rPr>
+        <w:t>total_time</w:t>
+      </w:r>
+      <w:proofErr w:type="spellEnd"/>
+      <w:r>
+        <w:rPr>
+          <w:lang w:val="en-US"/>
+        </w:rPr>
+        <w:t xml:space="preserve"> / trials;</w:t>
+      </w:r>
+      <w:r>
+        <w:rPr>
+          <w:lang w:val="en-US"/>
+        </w:rPr>
+        <w:br/>
+        <w:t xml:space="preserve">        double </w:t>
+      </w:r>
+      <w:proofErr w:type="spellStart"/>
+      <w:r>
+        <w:rPr>
+          <w:lang w:val="en-US"/>
+        </w:rPr>
+        <w:t>avg_passes</w:t>
+      </w:r>
+      <w:proofErr w:type="spellEnd"/>
+      <w:r>
+        <w:rPr>
+          <w:lang w:val="en-US"/>
+        </w:rPr>
+        <w:t xml:space="preserve"> = </w:t>
+      </w:r>
+      <w:proofErr w:type="spellStart"/>
+      <w:r>
+        <w:rPr>
+          <w:lang w:val="en-US"/>
+        </w:rPr>
+        <w:t>static_cast</w:t>
+      </w:r>
+      <w:proofErr w:type="spellEnd"/>
+      <w:r>
+        <w:rPr>
+          <w:lang w:val="en-US"/>
+        </w:rPr>
+        <w:t>&lt;double&gt;(</w:t>
+      </w:r>
+      <w:proofErr w:type="spellStart"/>
+      <w:r>
+        <w:rPr>
+          <w:lang w:val="en-US"/>
+        </w:rPr>
+        <w:t>total_passes</w:t>
+      </w:r>
+      <w:proofErr w:type="spellEnd"/>
+      <w:r>
+        <w:rPr>
+          <w:lang w:val="en-US"/>
+        </w:rPr>
+        <w:t>) / trials;</w:t>
+      </w:r>
+      <w:r>
+        <w:rPr>
+          <w:lang w:val="en-US"/>
+        </w:rPr>
+        <w:br/>
+        <w:t xml:space="preserve">        double </w:t>
+      </w:r>
+      <w:proofErr w:type="spellStart"/>
+      <w:r>
+        <w:rPr>
+          <w:lang w:val="en-US"/>
+        </w:rPr>
+        <w:t>avg_swaps</w:t>
+      </w:r>
+      <w:proofErr w:type="spellEnd"/>
+      <w:r>
+        <w:rPr>
+          <w:lang w:val="en-US"/>
+        </w:rPr>
+        <w:t xml:space="preserve"> = </w:t>
+      </w:r>
+      <w:proofErr w:type="spellStart"/>
+      <w:r>
+        <w:rPr>
+          <w:lang w:val="en-US"/>
+        </w:rPr>
+        <w:t>static_cast</w:t>
+      </w:r>
+      <w:proofErr w:type="spellEnd"/>
+      <w:r>
+        <w:rPr>
+          <w:lang w:val="en-US"/>
+        </w:rPr>
+        <w:t>&lt;double&gt;(</w:t>
+      </w:r>
+      <w:proofErr w:type="spellStart"/>
+      <w:r>
+        <w:rPr>
+          <w:lang w:val="en-US"/>
+        </w:rPr>
+        <w:t>total_swaps</w:t>
+      </w:r>
+      <w:proofErr w:type="spellEnd"/>
+      <w:r>
+        <w:rPr>
+          <w:lang w:val="en-US"/>
+        </w:rPr>
+        <w:t>) / trials;</w:t>
+      </w:r>
+      <w:r>
+        <w:rPr>
+          <w:lang w:val="en-US"/>
+        </w:rPr>
+        <w:br/>
+      </w:r>
+      <w:r>
+        <w:rPr>
+          <w:lang w:val="en-US"/>
+        </w:rPr>
+        <w:br/>
+        <w:t xml:space="preserve">        </w:t>
+      </w:r>
+      <w:proofErr w:type="spellStart"/>
+      <w:r>
+        <w:rPr>
+          <w:lang w:val="en-US"/>
+        </w:rPr>
+        <w:t>timeLog</w:t>
+      </w:r>
+      <w:proofErr w:type="spellEnd"/>
+      <w:r>
+        <w:rPr>
+          <w:lang w:val="en-US"/>
+        </w:rPr>
+        <w:t xml:space="preserve"> &lt;&lt; size &lt;&lt; "," &lt;&lt; </w:t>
+      </w:r>
+      <w:proofErr w:type="spellStart"/>
+      <w:r>
+        <w:rPr>
+          <w:lang w:val="en-US"/>
+        </w:rPr>
+        <w:t>min_time</w:t>
+      </w:r>
+      <w:proofErr w:type="spellEnd"/>
+      <w:r>
+        <w:rPr>
+          <w:lang w:val="en-US"/>
+        </w:rPr>
+        <w:t xml:space="preserve"> &lt;&lt; "," &lt;&lt; </w:t>
+      </w:r>
+      <w:proofErr w:type="spellStart"/>
+      <w:r>
+        <w:rPr>
+          <w:lang w:val="en-US"/>
+        </w:rPr>
+        <w:t>max_time</w:t>
+      </w:r>
+      <w:proofErr w:type="spellEnd"/>
+      <w:r>
+        <w:rPr>
+          <w:lang w:val="en-US"/>
+        </w:rPr>
+        <w:t xml:space="preserve"> &lt;&lt; "," &lt;&lt; </w:t>
+      </w:r>
+      <w:proofErr w:type="spellStart"/>
+      <w:r>
+        <w:rPr>
+          <w:lang w:val="en-US"/>
+        </w:rPr>
+        <w:t>avg_time</w:t>
+      </w:r>
+      <w:proofErr w:type="spellEnd"/>
+      <w:r>
+        <w:rPr>
+          <w:lang w:val="en-US"/>
+        </w:rPr>
+        <w:t xml:space="preserve"> &lt;&lt; "\n";</w:t>
+      </w:r>
+      <w:r>
+        <w:rPr>
+          <w:lang w:val="en-US"/>
+        </w:rPr>
+        <w:br/>
+        <w:t xml:space="preserve">        </w:t>
+      </w:r>
+      <w:proofErr w:type="spellStart"/>
+      <w:r>
+        <w:rPr>
+          <w:lang w:val="en-US"/>
+        </w:rPr>
+        <w:t>statsLog</w:t>
+      </w:r>
+      <w:proofErr w:type="spellEnd"/>
+      <w:r>
+        <w:rPr>
+          <w:lang w:val="en-US"/>
+        </w:rPr>
+        <w:t xml:space="preserve"> &lt;&lt; size &lt;&lt; "," &lt;&lt; </w:t>
+      </w:r>
+      <w:proofErr w:type="spellStart"/>
+      <w:r>
+        <w:rPr>
+          <w:lang w:val="en-US"/>
+        </w:rPr>
+        <w:t>avg_passes</w:t>
+      </w:r>
+      <w:proofErr w:type="spellEnd"/>
+      <w:r>
+        <w:rPr>
+          <w:lang w:val="en-US"/>
+        </w:rPr>
+        <w:t xml:space="preserve"> &lt;&lt; "," &lt;&lt; </w:t>
+      </w:r>
+      <w:proofErr w:type="spellStart"/>
+      <w:r>
+        <w:rPr>
+          <w:lang w:val="en-US"/>
+        </w:rPr>
+        <w:t>avg_swaps</w:t>
+      </w:r>
+      <w:proofErr w:type="spellEnd"/>
+      <w:r>
+        <w:rPr>
+          <w:lang w:val="en-US"/>
+        </w:rPr>
+        <w:t xml:space="preserve"> &lt;&lt; "\n";</w:t>
       </w:r>
       <w:r>
         <w:rPr>
@@ -3843,1033 +6355,6 @@
           <w:lang w:val="en-US"/>
         </w:rPr>
         <w:br/>
-        <w:t>}</w:t>
-      </w:r>
-      <w:r>
-        <w:rPr>
-          <w:lang w:val="en-US"/>
-        </w:rPr>
-        <w:br/>
-      </w:r>
-      <w:r>
-        <w:rPr>
-          <w:lang w:val="en-US"/>
-        </w:rPr>
-        <w:br/>
-      </w:r>
-      <w:r>
-        <w:rPr>
-          <w:i/>
-          <w:iCs/>
-          <w:lang w:val="en-US"/>
-        </w:rPr>
-        <w:t>/**</w:t>
-      </w:r>
-      <w:r>
-        <w:rPr>
-          <w:i/>
-          <w:iCs/>
-          <w:lang w:val="en-US"/>
-        </w:rPr>
-        <w:br/>
-        <w:t xml:space="preserve"> * @brief </w:t>
-      </w:r>
-      <w:r>
-        <w:rPr>
-          <w:i/>
-          <w:iCs/>
-        </w:rPr>
-        <w:t>Выполняет</w:t>
-      </w:r>
-      <w:r>
-        <w:rPr>
-          <w:i/>
-          <w:iCs/>
-          <w:lang w:val="en-US"/>
-        </w:rPr>
-        <w:t xml:space="preserve"> </w:t>
-      </w:r>
-      <w:r>
-        <w:rPr>
-          <w:i/>
-          <w:iCs/>
-        </w:rPr>
-        <w:t>серию</w:t>
-      </w:r>
-      <w:r>
-        <w:rPr>
-          <w:i/>
-          <w:iCs/>
-          <w:lang w:val="en-US"/>
-        </w:rPr>
-        <w:t xml:space="preserve"> </w:t>
-      </w:r>
-      <w:r>
-        <w:rPr>
-          <w:i/>
-          <w:iCs/>
-        </w:rPr>
-        <w:t>тестов</w:t>
-      </w:r>
-      <w:r>
-        <w:rPr>
-          <w:i/>
-          <w:iCs/>
-          <w:lang w:val="en-US"/>
-        </w:rPr>
-        <w:t xml:space="preserve"> </w:t>
-      </w:r>
-      <w:r>
-        <w:rPr>
-          <w:i/>
-          <w:iCs/>
-        </w:rPr>
-        <w:t>сортировки</w:t>
-      </w:r>
-      <w:r>
-        <w:rPr>
-          <w:i/>
-          <w:iCs/>
-          <w:lang w:val="en-US"/>
-        </w:rPr>
-        <w:t xml:space="preserve"> </w:t>
-      </w:r>
-      <w:r>
-        <w:rPr>
-          <w:i/>
-          <w:iCs/>
-        </w:rPr>
-        <w:t>и</w:t>
-      </w:r>
-      <w:r>
-        <w:rPr>
-          <w:i/>
-          <w:iCs/>
-          <w:lang w:val="en-US"/>
-        </w:rPr>
-        <w:t xml:space="preserve"> </w:t>
-      </w:r>
-      <w:r>
-        <w:rPr>
-          <w:i/>
-          <w:iCs/>
-        </w:rPr>
-        <w:t>сохраняет</w:t>
-      </w:r>
-      <w:r>
-        <w:rPr>
-          <w:i/>
-          <w:iCs/>
-          <w:lang w:val="en-US"/>
-        </w:rPr>
-        <w:t xml:space="preserve"> </w:t>
-      </w:r>
-      <w:r>
-        <w:rPr>
-          <w:i/>
-          <w:iCs/>
-        </w:rPr>
-        <w:t>результаты</w:t>
-      </w:r>
-      <w:r>
-        <w:rPr>
-          <w:i/>
-          <w:iCs/>
-          <w:lang w:val="en-US"/>
-        </w:rPr>
-        <w:br/>
-        <w:t xml:space="preserve"> * @param size </w:t>
-      </w:r>
-      <w:r>
-        <w:rPr>
-          <w:i/>
-          <w:iCs/>
-        </w:rPr>
-        <w:t>размер</w:t>
-      </w:r>
-      <w:r>
-        <w:rPr>
-          <w:i/>
-          <w:iCs/>
-          <w:lang w:val="en-US"/>
-        </w:rPr>
-        <w:t xml:space="preserve"> </w:t>
-      </w:r>
-      <w:r>
-        <w:rPr>
-          <w:i/>
-          <w:iCs/>
-        </w:rPr>
-        <w:t>массива</w:t>
-      </w:r>
-      <w:r>
-        <w:rPr>
-          <w:i/>
-          <w:iCs/>
-          <w:lang w:val="en-US"/>
-        </w:rPr>
-        <w:br/>
-        <w:t xml:space="preserve"> * @param trials </w:t>
-      </w:r>
-      <w:r>
-        <w:rPr>
-          <w:i/>
-          <w:iCs/>
-        </w:rPr>
-        <w:t>количество</w:t>
-      </w:r>
-      <w:r>
-        <w:rPr>
-          <w:i/>
-          <w:iCs/>
-          <w:lang w:val="en-US"/>
-        </w:rPr>
-        <w:t xml:space="preserve"> </w:t>
-      </w:r>
-      <w:r>
-        <w:rPr>
-          <w:i/>
-          <w:iCs/>
-        </w:rPr>
-        <w:t>запусков</w:t>
-      </w:r>
-      <w:r>
-        <w:rPr>
-          <w:i/>
-          <w:iCs/>
-          <w:lang w:val="en-US"/>
-        </w:rPr>
-        <w:t xml:space="preserve"> </w:t>
-      </w:r>
-      <w:r>
-        <w:rPr>
-          <w:i/>
-          <w:iCs/>
-        </w:rPr>
-        <w:t>в</w:t>
-      </w:r>
-      <w:r>
-        <w:rPr>
-          <w:i/>
-          <w:iCs/>
-          <w:lang w:val="en-US"/>
-        </w:rPr>
-        <w:t xml:space="preserve"> </w:t>
-      </w:r>
-      <w:r>
-        <w:rPr>
-          <w:i/>
-          <w:iCs/>
-        </w:rPr>
-        <w:t>серии</w:t>
-      </w:r>
-      <w:r>
-        <w:rPr>
-          <w:i/>
-          <w:iCs/>
-          <w:lang w:val="en-US"/>
-        </w:rPr>
-        <w:br/>
-        <w:t xml:space="preserve"> * @param engine </w:t>
-      </w:r>
-      <w:r>
-        <w:rPr>
-          <w:i/>
-          <w:iCs/>
-        </w:rPr>
-        <w:t>генератор</w:t>
-      </w:r>
-      <w:r>
-        <w:rPr>
-          <w:i/>
-          <w:iCs/>
-          <w:lang w:val="en-US"/>
-        </w:rPr>
-        <w:t xml:space="preserve"> </w:t>
-      </w:r>
-      <w:r>
-        <w:rPr>
-          <w:i/>
-          <w:iCs/>
-        </w:rPr>
-        <w:t>случайных</w:t>
-      </w:r>
-      <w:r>
-        <w:rPr>
-          <w:i/>
-          <w:iCs/>
-          <w:lang w:val="en-US"/>
-        </w:rPr>
-        <w:t xml:space="preserve"> </w:t>
-      </w:r>
-      <w:r>
-        <w:rPr>
-          <w:i/>
-          <w:iCs/>
-        </w:rPr>
-        <w:t>чисел</w:t>
-      </w:r>
-      <w:r>
-        <w:rPr>
-          <w:i/>
-          <w:iCs/>
-          <w:lang w:val="en-US"/>
-        </w:rPr>
-        <w:br/>
-        <w:t xml:space="preserve"> * @param gen </w:t>
-      </w:r>
-      <w:r>
-        <w:rPr>
-          <w:i/>
-          <w:iCs/>
-        </w:rPr>
-        <w:t>распределение</w:t>
-      </w:r>
-      <w:r>
-        <w:rPr>
-          <w:i/>
-          <w:iCs/>
-          <w:lang w:val="en-US"/>
-        </w:rPr>
-        <w:t xml:space="preserve"> </w:t>
-      </w:r>
-      <w:r>
-        <w:rPr>
-          <w:i/>
-          <w:iCs/>
-        </w:rPr>
-        <w:t>случайных</w:t>
-      </w:r>
-      <w:r>
-        <w:rPr>
-          <w:i/>
-          <w:iCs/>
-          <w:lang w:val="en-US"/>
-        </w:rPr>
-        <w:t xml:space="preserve"> </w:t>
-      </w:r>
-      <w:r>
-        <w:rPr>
-          <w:i/>
-          <w:iCs/>
-        </w:rPr>
-        <w:t>чисел</w:t>
-      </w:r>
-      <w:r>
-        <w:rPr>
-          <w:i/>
-          <w:iCs/>
-          <w:lang w:val="en-US"/>
-        </w:rPr>
-        <w:br/>
-        <w:t xml:space="preserve"> * @return </w:t>
-      </w:r>
-      <w:r>
-        <w:rPr>
-          <w:i/>
-          <w:iCs/>
-        </w:rPr>
-        <w:t>вектор</w:t>
-      </w:r>
-      <w:r>
-        <w:rPr>
-          <w:i/>
-          <w:iCs/>
-          <w:lang w:val="en-US"/>
-        </w:rPr>
-        <w:t xml:space="preserve"> </w:t>
-      </w:r>
-      <w:r>
-        <w:rPr>
-          <w:i/>
-          <w:iCs/>
-        </w:rPr>
-        <w:t>результатов</w:t>
-      </w:r>
-      <w:r>
-        <w:rPr>
-          <w:i/>
-          <w:iCs/>
-          <w:lang w:val="en-US"/>
-        </w:rPr>
-        <w:t xml:space="preserve"> </w:t>
-      </w:r>
-      <w:r>
-        <w:rPr>
-          <w:i/>
-          <w:iCs/>
-        </w:rPr>
-        <w:t>сортировок</w:t>
-      </w:r>
-      <w:r>
-        <w:rPr>
-          <w:i/>
-          <w:iCs/>
-          <w:lang w:val="en-US"/>
-        </w:rPr>
-        <w:br/>
-        <w:t xml:space="preserve"> */</w:t>
-      </w:r>
-      <w:r>
-        <w:rPr>
-          <w:i/>
-          <w:iCs/>
-          <w:lang w:val="en-US"/>
-        </w:rPr>
-        <w:br/>
-      </w:r>
-      <w:r>
-        <w:rPr>
-          <w:lang w:val="en-US"/>
-        </w:rPr>
-        <w:t>vector&lt;</w:t>
-      </w:r>
-      <w:proofErr w:type="spellStart"/>
-      <w:r>
-        <w:rPr>
-          <w:lang w:val="en-US"/>
-        </w:rPr>
-        <w:t>SortResult</w:t>
-      </w:r>
-      <w:proofErr w:type="spellEnd"/>
-      <w:r>
-        <w:rPr>
-          <w:lang w:val="en-US"/>
-        </w:rPr>
-        <w:t xml:space="preserve">&gt; </w:t>
-      </w:r>
-      <w:proofErr w:type="spellStart"/>
-      <w:r>
-        <w:rPr>
-          <w:lang w:val="en-US"/>
-        </w:rPr>
-        <w:t>runSeries</w:t>
-      </w:r>
-      <w:proofErr w:type="spellEnd"/>
-      <w:r>
-        <w:rPr>
-          <w:lang w:val="en-US"/>
-        </w:rPr>
-        <w:t>(</w:t>
-      </w:r>
-      <w:proofErr w:type="spellStart"/>
-      <w:r>
-        <w:rPr>
-          <w:lang w:val="en-US"/>
-        </w:rPr>
-        <w:t>size_t</w:t>
-      </w:r>
-      <w:proofErr w:type="spellEnd"/>
-      <w:r>
-        <w:rPr>
-          <w:lang w:val="en-US"/>
-        </w:rPr>
-        <w:t xml:space="preserve"> size, </w:t>
-      </w:r>
-      <w:proofErr w:type="spellStart"/>
-      <w:r>
-        <w:rPr>
-          <w:lang w:val="en-US"/>
-        </w:rPr>
-        <w:t>size_t</w:t>
-      </w:r>
-      <w:proofErr w:type="spellEnd"/>
-      <w:r>
-        <w:rPr>
-          <w:lang w:val="en-US"/>
-        </w:rPr>
-        <w:t xml:space="preserve"> trials, mt19937&amp; engine, </w:t>
-      </w:r>
-      <w:proofErr w:type="spellStart"/>
-      <w:r>
-        <w:rPr>
-          <w:lang w:val="en-US"/>
-        </w:rPr>
-        <w:t>uniform_real_distribution</w:t>
-      </w:r>
-      <w:proofErr w:type="spellEnd"/>
-      <w:r>
-        <w:rPr>
-          <w:lang w:val="en-US"/>
-        </w:rPr>
-        <w:t>&lt;double&gt;&amp; gen) {</w:t>
-      </w:r>
-      <w:r>
-        <w:rPr>
-          <w:lang w:val="en-US"/>
-        </w:rPr>
-        <w:br/>
-        <w:t xml:space="preserve">    vector&lt;</w:t>
-      </w:r>
-      <w:proofErr w:type="spellStart"/>
-      <w:r>
-        <w:rPr>
-          <w:lang w:val="en-US"/>
-        </w:rPr>
-        <w:t>SortResult</w:t>
-      </w:r>
-      <w:proofErr w:type="spellEnd"/>
-      <w:r>
-        <w:rPr>
-          <w:lang w:val="en-US"/>
-        </w:rPr>
-        <w:t>&gt; results;</w:t>
-      </w:r>
-      <w:r>
-        <w:rPr>
-          <w:lang w:val="en-US"/>
-        </w:rPr>
-        <w:br/>
-      </w:r>
-      <w:r>
-        <w:rPr>
-          <w:lang w:val="en-US"/>
-        </w:rPr>
-        <w:br/>
-        <w:t xml:space="preserve">    for (</w:t>
-      </w:r>
-      <w:proofErr w:type="spellStart"/>
-      <w:r>
-        <w:rPr>
-          <w:lang w:val="en-US"/>
-        </w:rPr>
-        <w:t>size_t</w:t>
-      </w:r>
-      <w:proofErr w:type="spellEnd"/>
-      <w:r>
-        <w:rPr>
-          <w:lang w:val="en-US"/>
-        </w:rPr>
-        <w:t xml:space="preserve"> </w:t>
-      </w:r>
-      <w:proofErr w:type="spellStart"/>
-      <w:r>
-        <w:rPr>
-          <w:lang w:val="en-US"/>
-        </w:rPr>
-        <w:t>i</w:t>
-      </w:r>
-      <w:proofErr w:type="spellEnd"/>
-      <w:r>
-        <w:rPr>
-          <w:lang w:val="en-US"/>
-        </w:rPr>
-        <w:t xml:space="preserve"> = 0; </w:t>
-      </w:r>
-      <w:proofErr w:type="spellStart"/>
-      <w:r>
-        <w:rPr>
-          <w:lang w:val="en-US"/>
-        </w:rPr>
-        <w:t>i</w:t>
-      </w:r>
-      <w:proofErr w:type="spellEnd"/>
-      <w:r>
-        <w:rPr>
-          <w:lang w:val="en-US"/>
-        </w:rPr>
-        <w:t xml:space="preserve"> &lt; trials; ++</w:t>
-      </w:r>
-      <w:proofErr w:type="spellStart"/>
-      <w:r>
-        <w:rPr>
-          <w:lang w:val="en-US"/>
-        </w:rPr>
-        <w:t>i</w:t>
-      </w:r>
-      <w:proofErr w:type="spellEnd"/>
-      <w:r>
-        <w:rPr>
-          <w:lang w:val="en-US"/>
-        </w:rPr>
-        <w:t>) {</w:t>
-      </w:r>
-      <w:r>
-        <w:rPr>
-          <w:lang w:val="en-US"/>
-        </w:rPr>
-        <w:br/>
-        <w:t xml:space="preserve">        vector&lt;double&gt; </w:t>
-      </w:r>
-      <w:proofErr w:type="spellStart"/>
-      <w:r>
-        <w:rPr>
-          <w:lang w:val="en-US"/>
-        </w:rPr>
-        <w:t>arr</w:t>
-      </w:r>
-      <w:proofErr w:type="spellEnd"/>
-      <w:r>
-        <w:rPr>
-          <w:lang w:val="en-US"/>
-        </w:rPr>
-        <w:t>(size);</w:t>
-      </w:r>
-      <w:r>
-        <w:rPr>
-          <w:lang w:val="en-US"/>
-        </w:rPr>
-        <w:br/>
-        <w:t xml:space="preserve">        for (auto&amp; </w:t>
-      </w:r>
-      <w:proofErr w:type="spellStart"/>
-      <w:r>
-        <w:rPr>
-          <w:lang w:val="en-US"/>
-        </w:rPr>
-        <w:t>el</w:t>
-      </w:r>
-      <w:proofErr w:type="spellEnd"/>
-      <w:r>
-        <w:rPr>
-          <w:lang w:val="en-US"/>
-        </w:rPr>
-        <w:t xml:space="preserve"> : </w:t>
-      </w:r>
-      <w:proofErr w:type="spellStart"/>
-      <w:r>
-        <w:rPr>
-          <w:lang w:val="en-US"/>
-        </w:rPr>
-        <w:t>arr</w:t>
-      </w:r>
-      <w:proofErr w:type="spellEnd"/>
-      <w:r>
-        <w:rPr>
-          <w:lang w:val="en-US"/>
-        </w:rPr>
-        <w:t>)</w:t>
-      </w:r>
-      <w:r>
-        <w:rPr>
-          <w:lang w:val="en-US"/>
-        </w:rPr>
-        <w:br/>
-        <w:t xml:space="preserve">            </w:t>
-      </w:r>
-      <w:proofErr w:type="spellStart"/>
-      <w:r>
-        <w:rPr>
-          <w:lang w:val="en-US"/>
-        </w:rPr>
-        <w:t>el</w:t>
-      </w:r>
-      <w:proofErr w:type="spellEnd"/>
-      <w:r>
-        <w:rPr>
-          <w:lang w:val="en-US"/>
-        </w:rPr>
-        <w:t xml:space="preserve"> = gen(engine);</w:t>
-      </w:r>
-      <w:r>
-        <w:rPr>
-          <w:lang w:val="en-US"/>
-        </w:rPr>
-        <w:br/>
-      </w:r>
-      <w:r>
-        <w:rPr>
-          <w:lang w:val="en-US"/>
-        </w:rPr>
-        <w:br/>
-        <w:t xml:space="preserve">        </w:t>
-      </w:r>
-      <w:proofErr w:type="spellStart"/>
-      <w:r>
-        <w:rPr>
-          <w:lang w:val="en-US"/>
-        </w:rPr>
-        <w:t>size_t</w:t>
-      </w:r>
-      <w:proofErr w:type="spellEnd"/>
-      <w:r>
-        <w:rPr>
-          <w:lang w:val="en-US"/>
-        </w:rPr>
-        <w:t xml:space="preserve"> passes = 0;</w:t>
-      </w:r>
-      <w:r>
-        <w:rPr>
-          <w:lang w:val="en-US"/>
-        </w:rPr>
-        <w:br/>
-        <w:t xml:space="preserve">        </w:t>
-      </w:r>
-      <w:proofErr w:type="spellStart"/>
-      <w:r>
-        <w:rPr>
-          <w:lang w:val="en-US"/>
-        </w:rPr>
-        <w:t>size_t</w:t>
-      </w:r>
-      <w:proofErr w:type="spellEnd"/>
-      <w:r>
-        <w:rPr>
-          <w:lang w:val="en-US"/>
-        </w:rPr>
-        <w:t xml:space="preserve"> swaps = 0;</w:t>
-      </w:r>
-      <w:r>
-        <w:rPr>
-          <w:lang w:val="en-US"/>
-        </w:rPr>
-        <w:br/>
-      </w:r>
-      <w:r>
-        <w:rPr>
-          <w:lang w:val="en-US"/>
-        </w:rPr>
-        <w:br/>
-        <w:t xml:space="preserve">        auto start = </w:t>
-      </w:r>
-      <w:proofErr w:type="spellStart"/>
-      <w:r>
-        <w:rPr>
-          <w:lang w:val="en-US"/>
-        </w:rPr>
-        <w:t>high_resolution_clock</w:t>
-      </w:r>
-      <w:proofErr w:type="spellEnd"/>
-      <w:r>
-        <w:rPr>
-          <w:lang w:val="en-US"/>
-        </w:rPr>
-        <w:t>::</w:t>
-      </w:r>
-      <w:r>
-        <w:rPr>
-          <w:i/>
-          <w:iCs/>
-          <w:lang w:val="en-US"/>
-        </w:rPr>
-        <w:t>now</w:t>
-      </w:r>
-      <w:r>
-        <w:rPr>
-          <w:lang w:val="en-US"/>
-        </w:rPr>
-        <w:t>();</w:t>
-      </w:r>
-      <w:r>
-        <w:rPr>
-          <w:lang w:val="en-US"/>
-        </w:rPr>
-        <w:br/>
-        <w:t xml:space="preserve">        </w:t>
-      </w:r>
-      <w:proofErr w:type="spellStart"/>
-      <w:r>
-        <w:rPr>
-          <w:lang w:val="en-US"/>
-        </w:rPr>
-        <w:t>bubbleSort</w:t>
-      </w:r>
-      <w:proofErr w:type="spellEnd"/>
-      <w:r>
-        <w:rPr>
-          <w:lang w:val="en-US"/>
-        </w:rPr>
-        <w:t>(</w:t>
-      </w:r>
-      <w:proofErr w:type="spellStart"/>
-      <w:r>
-        <w:rPr>
-          <w:lang w:val="en-US"/>
-        </w:rPr>
-        <w:t>arr</w:t>
-      </w:r>
-      <w:proofErr w:type="spellEnd"/>
-      <w:r>
-        <w:rPr>
-          <w:lang w:val="en-US"/>
-        </w:rPr>
-        <w:t>, passes, swaps);</w:t>
-      </w:r>
-      <w:r>
-        <w:rPr>
-          <w:lang w:val="en-US"/>
-        </w:rPr>
-        <w:br/>
-        <w:t xml:space="preserve">        auto end = </w:t>
-      </w:r>
-      <w:proofErr w:type="spellStart"/>
-      <w:r>
-        <w:rPr>
-          <w:lang w:val="en-US"/>
-        </w:rPr>
-        <w:t>high_resolution_clock</w:t>
-      </w:r>
-      <w:proofErr w:type="spellEnd"/>
-      <w:r>
-        <w:rPr>
-          <w:lang w:val="en-US"/>
-        </w:rPr>
-        <w:t>::</w:t>
-      </w:r>
-      <w:r>
-        <w:rPr>
-          <w:i/>
-          <w:iCs/>
-          <w:lang w:val="en-US"/>
-        </w:rPr>
-        <w:t>now</w:t>
-      </w:r>
-      <w:r>
-        <w:rPr>
-          <w:lang w:val="en-US"/>
-        </w:rPr>
-        <w:t>();</w:t>
-      </w:r>
-      <w:r>
-        <w:rPr>
-          <w:lang w:val="en-US"/>
-        </w:rPr>
-        <w:br/>
-        <w:t xml:space="preserve">        /* </w:t>
-      </w:r>
-      <w:r>
-        <w:t>Упрощенный</w:t>
-      </w:r>
-      <w:r>
-        <w:rPr>
-          <w:lang w:val="en-US"/>
-        </w:rPr>
-        <w:t xml:space="preserve"> </w:t>
-      </w:r>
-      <w:r>
-        <w:t>способ</w:t>
-      </w:r>
-      <w:r>
-        <w:rPr>
-          <w:lang w:val="en-US"/>
-        </w:rPr>
-        <w:t xml:space="preserve"> </w:t>
-      </w:r>
-      <w:r>
-        <w:t>для</w:t>
-      </w:r>
-      <w:r>
-        <w:rPr>
-          <w:lang w:val="en-US"/>
-        </w:rPr>
-        <w:t xml:space="preserve"> </w:t>
-      </w:r>
-      <w:r>
-        <w:t>замера</w:t>
-      </w:r>
-      <w:r>
-        <w:rPr>
-          <w:lang w:val="en-US"/>
-        </w:rPr>
-        <w:t xml:space="preserve"> </w:t>
-      </w:r>
-      <w:r>
-        <w:t>времени</w:t>
-      </w:r>
-      <w:r>
-        <w:rPr>
-          <w:lang w:val="en-US"/>
-        </w:rPr>
-        <w:t xml:space="preserve">, </w:t>
-      </w:r>
-      <w:r>
-        <w:t>так</w:t>
-      </w:r>
-      <w:r>
-        <w:rPr>
-          <w:lang w:val="en-US"/>
-        </w:rPr>
-        <w:t xml:space="preserve"> </w:t>
-      </w:r>
-      <w:r>
-        <w:t>как</w:t>
-      </w:r>
-      <w:r>
-        <w:rPr>
-          <w:lang w:val="en-US"/>
-        </w:rPr>
-        <w:t xml:space="preserve"> </w:t>
-      </w:r>
-      <w:r>
-        <w:t>подобные</w:t>
-      </w:r>
-      <w:r>
-        <w:rPr>
-          <w:lang w:val="en-US"/>
-        </w:rPr>
-        <w:t xml:space="preserve"> </w:t>
-      </w:r>
-      <w:r>
-        <w:t>массивы</w:t>
-      </w:r>
-      <w:r>
-        <w:rPr>
-          <w:lang w:val="en-US"/>
-        </w:rPr>
-        <w:t xml:space="preserve"> </w:t>
-      </w:r>
-      <w:r>
-        <w:t>больше</w:t>
-      </w:r>
-      <w:r>
-        <w:rPr>
-          <w:lang w:val="en-US"/>
-        </w:rPr>
-        <w:t xml:space="preserve"> </w:t>
-      </w:r>
-      <w:proofErr w:type="spellStart"/>
-      <w:r>
-        <w:t>миллисикунды</w:t>
-      </w:r>
-      <w:proofErr w:type="spellEnd"/>
-      <w:r>
-        <w:rPr>
-          <w:lang w:val="en-US"/>
-        </w:rPr>
-        <w:t xml:space="preserve">  */</w:t>
-      </w:r>
-      <w:r>
-        <w:rPr>
-          <w:lang w:val="en-US"/>
-        </w:rPr>
-        <w:br/>
-      </w:r>
-      <w:r>
-        <w:rPr>
-          <w:lang w:val="en-US"/>
-        </w:rPr>
-        <w:lastRenderedPageBreak/>
-        <w:t xml:space="preserve">        duration&lt;double, milli&gt; elapsed = end - start;</w:t>
-      </w:r>
-      <w:r>
-        <w:rPr>
-          <w:lang w:val="en-US"/>
-        </w:rPr>
-        <w:br/>
-        <w:t xml:space="preserve">        </w:t>
-      </w:r>
-      <w:proofErr w:type="spellStart"/>
-      <w:r>
-        <w:rPr>
-          <w:lang w:val="en-US"/>
-        </w:rPr>
-        <w:t>results.push_back</w:t>
-      </w:r>
-      <w:proofErr w:type="spellEnd"/>
-      <w:r>
-        <w:rPr>
-          <w:lang w:val="en-US"/>
-        </w:rPr>
-        <w:t>({</w:t>
-      </w:r>
-      <w:proofErr w:type="spellStart"/>
-      <w:r>
-        <w:rPr>
-          <w:lang w:val="en-US"/>
-        </w:rPr>
-        <w:t>elapsed.count</w:t>
-      </w:r>
-      <w:proofErr w:type="spellEnd"/>
-      <w:r>
-        <w:rPr>
-          <w:lang w:val="en-US"/>
-        </w:rPr>
-        <w:t>(), passes, swaps});</w:t>
-      </w:r>
-      <w:r>
-        <w:rPr>
-          <w:lang w:val="en-US"/>
-        </w:rPr>
-        <w:br/>
-        <w:t xml:space="preserve">    }</w:t>
-      </w:r>
-      <w:r>
-        <w:rPr>
-          <w:lang w:val="en-US"/>
-        </w:rPr>
-        <w:br/>
-      </w:r>
-      <w:r>
-        <w:rPr>
-          <w:lang w:val="en-US"/>
-        </w:rPr>
-        <w:br/>
-        <w:t xml:space="preserve">    return results;</w:t>
-      </w:r>
-      <w:r>
-        <w:rPr>
-          <w:lang w:val="en-US"/>
-        </w:rPr>
-        <w:br/>
-        <w:t>}</w:t>
-      </w:r>
-      <w:r>
-        <w:rPr>
-          <w:lang w:val="en-US"/>
-        </w:rPr>
-        <w:br/>
-      </w:r>
-      <w:r>
-        <w:rPr>
-          <w:lang w:val="en-US"/>
-        </w:rPr>
-        <w:br/>
-        <w:t>int main() {</w:t>
-      </w:r>
-      <w:r>
-        <w:rPr>
-          <w:lang w:val="en-US"/>
-        </w:rPr>
-        <w:br/>
-        <w:t xml:space="preserve">    vector&lt;</w:t>
-      </w:r>
-      <w:proofErr w:type="spellStart"/>
-      <w:r>
-        <w:rPr>
-          <w:lang w:val="en-US"/>
-        </w:rPr>
-        <w:t>size_t</w:t>
-      </w:r>
-      <w:proofErr w:type="spellEnd"/>
-      <w:r>
-        <w:rPr>
-          <w:lang w:val="en-US"/>
-        </w:rPr>
-        <w:t>&gt; sizes = {1000, 2000, 4000, 8000, 16000, 32000};</w:t>
-      </w:r>
-      <w:r>
-        <w:rPr>
-          <w:lang w:val="en-US"/>
-        </w:rPr>
-        <w:br/>
-        <w:t xml:space="preserve">    const </w:t>
-      </w:r>
-      <w:proofErr w:type="spellStart"/>
-      <w:r>
-        <w:rPr>
-          <w:lang w:val="en-US"/>
-        </w:rPr>
-        <w:t>size_t</w:t>
-      </w:r>
-      <w:proofErr w:type="spellEnd"/>
-      <w:r>
-        <w:rPr>
-          <w:lang w:val="en-US"/>
-        </w:rPr>
-        <w:t xml:space="preserve"> trials = 5;</w:t>
-      </w:r>
-      <w:r>
-        <w:rPr>
-          <w:lang w:val="en-US"/>
-        </w:rPr>
-        <w:br/>
-      </w:r>
-      <w:r>
-        <w:rPr>
-          <w:lang w:val="en-US"/>
-        </w:rPr>
-        <w:br/>
-        <w:t xml:space="preserve">    mt19937 engine(time(0));</w:t>
       </w:r>
       <w:r>
         <w:rPr>
@@ -4883,20 +6368,14 @@
         <w:rPr>
           <w:lang w:val="en-US"/>
         </w:rPr>
-        <w:t>uniform_real_distribution</w:t>
-      </w:r>
-      <w:proofErr w:type="spellEnd"/>
-      <w:r>
-        <w:rPr>
-          <w:lang w:val="en-US"/>
-        </w:rPr>
-        <w:t>&lt;double&gt; gen(-1.0, 1.0);</w:t>
-      </w:r>
-      <w:r>
-        <w:rPr>
-          <w:lang w:val="en-US"/>
-        </w:rPr>
-        <w:br/>
+        <w:t>timeLog.close</w:t>
+      </w:r>
+      <w:proofErr w:type="spellEnd"/>
+      <w:r>
+        <w:rPr>
+          <w:lang w:val="en-US"/>
+        </w:rPr>
+        <w:t>();</w:t>
       </w:r>
       <w:r>
         <w:rPr>
@@ -4910,28 +6389,20 @@
         <w:rPr>
           <w:lang w:val="en-US"/>
         </w:rPr>
-        <w:t>ofstream</w:t>
-      </w:r>
-      <w:proofErr w:type="spellEnd"/>
-      <w:r>
-        <w:rPr>
-          <w:lang w:val="en-US"/>
-        </w:rPr>
-        <w:t xml:space="preserve"> </w:t>
-      </w:r>
-      <w:proofErr w:type="spellStart"/>
-      <w:r>
-        <w:rPr>
-          <w:lang w:val="en-US"/>
-        </w:rPr>
-        <w:t>timeLog</w:t>
-      </w:r>
-      <w:proofErr w:type="spellEnd"/>
-      <w:r>
-        <w:rPr>
-          <w:lang w:val="en-US"/>
-        </w:rPr>
-        <w:t>("time_results.csv");</w:t>
+        <w:t>statsLog.close</w:t>
+      </w:r>
+      <w:proofErr w:type="spellEnd"/>
+      <w:r>
+        <w:rPr>
+          <w:lang w:val="en-US"/>
+        </w:rPr>
+        <w:t>();</w:t>
+      </w:r>
+      <w:r>
+        <w:rPr>
+          <w:lang w:val="en-US"/>
+        </w:rPr>
+        <w:br/>
       </w:r>
       <w:r>
         <w:rPr>
@@ -4945,977 +6416,63 @@
         <w:rPr>
           <w:lang w:val="en-US"/>
         </w:rPr>
-        <w:t>ofstream</w:t>
-      </w:r>
-      <w:proofErr w:type="spellEnd"/>
-      <w:r>
-        <w:rPr>
-          <w:lang w:val="en-US"/>
-        </w:rPr>
-        <w:t xml:space="preserve"> </w:t>
-      </w:r>
-      <w:proofErr w:type="spellStart"/>
-      <w:r>
-        <w:rPr>
-          <w:lang w:val="en-US"/>
-        </w:rPr>
-        <w:t>statsLog</w:t>
-      </w:r>
-      <w:proofErr w:type="spellEnd"/>
-      <w:r>
-        <w:rPr>
-          <w:lang w:val="en-US"/>
-        </w:rPr>
-        <w:t>("stats_results.csv");</w:t>
-      </w:r>
-      <w:r>
-        <w:rPr>
-          <w:lang w:val="en-US"/>
-        </w:rPr>
+        <w:t>cout</w:t>
+      </w:r>
+      <w:proofErr w:type="spellEnd"/>
+      <w:r>
+        <w:rPr>
+          <w:lang w:val="en-US"/>
+        </w:rPr>
+        <w:t xml:space="preserve"> &lt;&lt; "All series completed. </w:t>
+      </w:r>
+      <w:r>
+        <w:t xml:space="preserve">Data </w:t>
+      </w:r>
+      <w:proofErr w:type="spellStart"/>
+      <w:r>
+        <w:t>saved</w:t>
+      </w:r>
+      <w:proofErr w:type="spellEnd"/>
+      <w:r>
+        <w:t xml:space="preserve"> </w:t>
+      </w:r>
+      <w:proofErr w:type="spellStart"/>
+      <w:r>
+        <w:t>to</w:t>
+      </w:r>
+      <w:proofErr w:type="spellEnd"/>
+      <w:r>
+        <w:t xml:space="preserve"> CSV </w:t>
+      </w:r>
+      <w:proofErr w:type="spellStart"/>
+      <w:r>
+        <w:t>files</w:t>
+      </w:r>
+      <w:proofErr w:type="spellEnd"/>
+      <w:r>
+        <w:t xml:space="preserve">." </w:t>
+      </w:r>
+      <w:proofErr w:type="gramStart"/>
+      <w:r>
+        <w:t xml:space="preserve">&lt;&lt; </w:t>
+      </w:r>
+      <w:proofErr w:type="spellStart"/>
+      <w:r>
+        <w:t>endl</w:t>
+      </w:r>
+      <w:proofErr w:type="spellEnd"/>
+      <w:proofErr w:type="gramEnd"/>
+      <w:r>
+        <w:t>;</w:t>
+      </w:r>
+      <w:r>
         <w:br/>
       </w:r>
       <w:r>
-        <w:rPr>
-          <w:lang w:val="en-US"/>
-        </w:rPr>
         <w:br/>
-        <w:t xml:space="preserve">    </w:t>
-      </w:r>
-      <w:proofErr w:type="spellStart"/>
-      <w:r>
-        <w:rPr>
-          <w:lang w:val="en-US"/>
-        </w:rPr>
-        <w:t>timeLog</w:t>
-      </w:r>
-      <w:proofErr w:type="spellEnd"/>
-      <w:r>
-        <w:rPr>
-          <w:lang w:val="en-US"/>
-        </w:rPr>
-        <w:t xml:space="preserve"> &lt;&lt; "</w:t>
-      </w:r>
-      <w:proofErr w:type="spellStart"/>
-      <w:r>
-        <w:rPr>
-          <w:lang w:val="en-US"/>
-        </w:rPr>
-        <w:t>Size,MinTime,MaxTime,AvgTime</w:t>
-      </w:r>
-      <w:proofErr w:type="spellEnd"/>
-      <w:r>
-        <w:rPr>
-          <w:lang w:val="en-US"/>
-        </w:rPr>
-        <w:t>\n";</w:t>
-      </w:r>
-      <w:r>
-        <w:rPr>
-          <w:lang w:val="en-US"/>
-        </w:rPr>
-        <w:br/>
-        <w:t xml:space="preserve">    </w:t>
-      </w:r>
-      <w:proofErr w:type="spellStart"/>
-      <w:r>
-        <w:rPr>
-          <w:lang w:val="en-US"/>
-        </w:rPr>
-        <w:t>statsLog</w:t>
-      </w:r>
-      <w:proofErr w:type="spellEnd"/>
-      <w:r>
-        <w:rPr>
-          <w:lang w:val="en-US"/>
-        </w:rPr>
-        <w:t xml:space="preserve"> &lt;&lt; "</w:t>
-      </w:r>
-      <w:proofErr w:type="spellStart"/>
-      <w:r>
-        <w:rPr>
-          <w:lang w:val="en-US"/>
-        </w:rPr>
-        <w:t>Size,AvgPasses,AvgSwaps</w:t>
-      </w:r>
-      <w:proofErr w:type="spellEnd"/>
-      <w:r>
-        <w:rPr>
-          <w:lang w:val="en-US"/>
-        </w:rPr>
-        <w:t>\n";</w:t>
-      </w:r>
-      <w:r>
-        <w:rPr>
-          <w:lang w:val="en-US"/>
-        </w:rPr>
-        <w:br/>
-      </w:r>
-      <w:r>
-        <w:rPr>
-          <w:lang w:val="en-US"/>
-        </w:rPr>
-        <w:br/>
-        <w:t xml:space="preserve">    for (</w:t>
-      </w:r>
-      <w:proofErr w:type="spellStart"/>
-      <w:r>
-        <w:rPr>
-          <w:lang w:val="en-US"/>
-        </w:rPr>
-        <w:t>size_t</w:t>
-      </w:r>
-      <w:proofErr w:type="spellEnd"/>
-      <w:r>
-        <w:rPr>
-          <w:lang w:val="en-US"/>
-        </w:rPr>
-        <w:t xml:space="preserve"> size : sizes) {</w:t>
-      </w:r>
-      <w:r>
-        <w:rPr>
-          <w:lang w:val="en-US"/>
-        </w:rPr>
-        <w:br/>
-        <w:t xml:space="preserve">        </w:t>
-      </w:r>
-      <w:proofErr w:type="spellStart"/>
-      <w:r>
-        <w:rPr>
-          <w:lang w:val="en-US"/>
-        </w:rPr>
-        <w:t>cout</w:t>
-      </w:r>
-      <w:proofErr w:type="spellEnd"/>
-      <w:r>
-        <w:rPr>
-          <w:lang w:val="en-US"/>
-        </w:rPr>
-        <w:t xml:space="preserve"> &lt;&lt; "Running size: " &lt;&lt; size &lt;&lt; </w:t>
-      </w:r>
-      <w:proofErr w:type="spellStart"/>
-      <w:r>
-        <w:rPr>
-          <w:lang w:val="en-US"/>
-        </w:rPr>
-        <w:t>endl</w:t>
-      </w:r>
-      <w:proofErr w:type="spellEnd"/>
-      <w:r>
-        <w:rPr>
-          <w:lang w:val="en-US"/>
-        </w:rPr>
-        <w:t>;</w:t>
-      </w:r>
-      <w:r>
-        <w:rPr>
-          <w:lang w:val="en-US"/>
-        </w:rPr>
-        <w:br/>
-        <w:t xml:space="preserve">        vector&lt;</w:t>
-      </w:r>
-      <w:proofErr w:type="spellStart"/>
-      <w:r>
-        <w:rPr>
-          <w:lang w:val="en-US"/>
-        </w:rPr>
-        <w:t>SortResult</w:t>
-      </w:r>
-      <w:proofErr w:type="spellEnd"/>
-      <w:r>
-        <w:rPr>
-          <w:lang w:val="en-US"/>
-        </w:rPr>
-        <w:t xml:space="preserve">&gt; results = </w:t>
-      </w:r>
-      <w:proofErr w:type="spellStart"/>
-      <w:r>
-        <w:rPr>
-          <w:lang w:val="en-US"/>
-        </w:rPr>
-        <w:t>runSeries</w:t>
-      </w:r>
-      <w:proofErr w:type="spellEnd"/>
-      <w:r>
-        <w:rPr>
-          <w:lang w:val="en-US"/>
-        </w:rPr>
-        <w:t>(size, trials, engine, gen);</w:t>
-      </w:r>
-      <w:r>
-        <w:rPr>
-          <w:lang w:val="en-US"/>
-        </w:rPr>
-        <w:br/>
-      </w:r>
-      <w:r>
-        <w:rPr>
-          <w:lang w:val="en-US"/>
-        </w:rPr>
-        <w:br/>
-        <w:t xml:space="preserve">        double </w:t>
-      </w:r>
-      <w:proofErr w:type="spellStart"/>
-      <w:r>
-        <w:rPr>
-          <w:lang w:val="en-US"/>
-        </w:rPr>
-        <w:t>min_time</w:t>
-      </w:r>
-      <w:proofErr w:type="spellEnd"/>
-      <w:r>
-        <w:rPr>
-          <w:lang w:val="en-US"/>
-        </w:rPr>
-        <w:t xml:space="preserve"> = results[0].</w:t>
-      </w:r>
-      <w:proofErr w:type="spellStart"/>
-      <w:r>
-        <w:rPr>
-          <w:lang w:val="en-US"/>
-        </w:rPr>
-        <w:t>time_ms</w:t>
-      </w:r>
-      <w:proofErr w:type="spellEnd"/>
-      <w:r>
-        <w:rPr>
-          <w:lang w:val="en-US"/>
-        </w:rPr>
-        <w:t>;</w:t>
-      </w:r>
-      <w:r>
-        <w:rPr>
-          <w:lang w:val="en-US"/>
-        </w:rPr>
-        <w:br/>
-        <w:t xml:space="preserve">        double </w:t>
-      </w:r>
-      <w:proofErr w:type="spellStart"/>
-      <w:r>
-        <w:rPr>
-          <w:lang w:val="en-US"/>
-        </w:rPr>
-        <w:t>max_time</w:t>
-      </w:r>
-      <w:proofErr w:type="spellEnd"/>
-      <w:r>
-        <w:rPr>
-          <w:lang w:val="en-US"/>
-        </w:rPr>
-        <w:t xml:space="preserve"> = results[0].</w:t>
-      </w:r>
-      <w:proofErr w:type="spellStart"/>
-      <w:r>
-        <w:rPr>
-          <w:lang w:val="en-US"/>
-        </w:rPr>
-        <w:t>time_ms</w:t>
-      </w:r>
-      <w:proofErr w:type="spellEnd"/>
-      <w:r>
-        <w:rPr>
-          <w:lang w:val="en-US"/>
-        </w:rPr>
-        <w:t>;</w:t>
-      </w:r>
-      <w:r>
-        <w:rPr>
-          <w:lang w:val="en-US"/>
-        </w:rPr>
-        <w:br/>
-        <w:t xml:space="preserve">        double </w:t>
-      </w:r>
-      <w:proofErr w:type="spellStart"/>
-      <w:r>
-        <w:rPr>
-          <w:lang w:val="en-US"/>
-        </w:rPr>
-        <w:t>total_time</w:t>
-      </w:r>
-      <w:proofErr w:type="spellEnd"/>
-      <w:r>
-        <w:rPr>
-          <w:lang w:val="en-US"/>
-        </w:rPr>
-        <w:t xml:space="preserve"> = 0;</w:t>
-      </w:r>
-      <w:r>
-        <w:rPr>
-          <w:lang w:val="en-US"/>
-        </w:rPr>
-        <w:br/>
-        <w:t xml:space="preserve">        </w:t>
-      </w:r>
-      <w:proofErr w:type="spellStart"/>
-      <w:r>
-        <w:rPr>
-          <w:lang w:val="en-US"/>
-        </w:rPr>
-        <w:t>size_t</w:t>
-      </w:r>
-      <w:proofErr w:type="spellEnd"/>
-      <w:r>
-        <w:rPr>
-          <w:lang w:val="en-US"/>
-        </w:rPr>
-        <w:t xml:space="preserve"> </w:t>
-      </w:r>
-      <w:proofErr w:type="spellStart"/>
-      <w:r>
-        <w:rPr>
-          <w:lang w:val="en-US"/>
-        </w:rPr>
-        <w:t>total_passes</w:t>
-      </w:r>
-      <w:proofErr w:type="spellEnd"/>
-      <w:r>
-        <w:rPr>
-          <w:lang w:val="en-US"/>
-        </w:rPr>
-        <w:t xml:space="preserve"> = 0;</w:t>
-      </w:r>
-      <w:r>
-        <w:rPr>
-          <w:lang w:val="en-US"/>
-        </w:rPr>
-        <w:br/>
-        <w:t xml:space="preserve">        </w:t>
-      </w:r>
-      <w:proofErr w:type="spellStart"/>
-      <w:r>
-        <w:rPr>
-          <w:lang w:val="en-US"/>
-        </w:rPr>
-        <w:t>size_t</w:t>
-      </w:r>
-      <w:proofErr w:type="spellEnd"/>
-      <w:r>
-        <w:rPr>
-          <w:lang w:val="en-US"/>
-        </w:rPr>
-        <w:t xml:space="preserve"> </w:t>
-      </w:r>
-      <w:proofErr w:type="spellStart"/>
-      <w:r>
-        <w:rPr>
-          <w:lang w:val="en-US"/>
-        </w:rPr>
-        <w:t>total_swaps</w:t>
-      </w:r>
-      <w:proofErr w:type="spellEnd"/>
-      <w:r>
-        <w:rPr>
-          <w:lang w:val="en-US"/>
-        </w:rPr>
-        <w:t xml:space="preserve"> = 0;</w:t>
-      </w:r>
-      <w:r>
-        <w:rPr>
-          <w:lang w:val="en-US"/>
-        </w:rPr>
-        <w:br/>
-      </w:r>
-      <w:r>
-        <w:rPr>
-          <w:lang w:val="en-US"/>
-        </w:rPr>
-        <w:br/>
-      </w:r>
-      <w:r>
-        <w:rPr>
-          <w:lang w:val="en-US"/>
-        </w:rPr>
+      </w:r>
+      <w:r>
         <w:lastRenderedPageBreak/>
-        <w:t xml:space="preserve">        for (const auto&amp; res : results) {</w:t>
-      </w:r>
-      <w:r>
-        <w:rPr>
-          <w:lang w:val="en-US"/>
-        </w:rPr>
-        <w:br/>
-        <w:t xml:space="preserve">            </w:t>
-      </w:r>
-      <w:proofErr w:type="spellStart"/>
-      <w:r>
-        <w:rPr>
-          <w:lang w:val="en-US"/>
-        </w:rPr>
-        <w:t>min_time</w:t>
-      </w:r>
-      <w:proofErr w:type="spellEnd"/>
-      <w:r>
-        <w:rPr>
-          <w:lang w:val="en-US"/>
-        </w:rPr>
-        <w:t xml:space="preserve"> = min(</w:t>
-      </w:r>
-      <w:proofErr w:type="spellStart"/>
-      <w:r>
-        <w:rPr>
-          <w:lang w:val="en-US"/>
-        </w:rPr>
-        <w:t>min_time</w:t>
-      </w:r>
-      <w:proofErr w:type="spellEnd"/>
-      <w:r>
-        <w:rPr>
-          <w:lang w:val="en-US"/>
-        </w:rPr>
-        <w:t xml:space="preserve">, </w:t>
-      </w:r>
-      <w:proofErr w:type="spellStart"/>
-      <w:r>
-        <w:rPr>
-          <w:lang w:val="en-US"/>
-        </w:rPr>
-        <w:t>res.time_ms</w:t>
-      </w:r>
-      <w:proofErr w:type="spellEnd"/>
-      <w:r>
-        <w:rPr>
-          <w:lang w:val="en-US"/>
-        </w:rPr>
-        <w:t>);</w:t>
-      </w:r>
-      <w:r>
-        <w:rPr>
-          <w:lang w:val="en-US"/>
-        </w:rPr>
-        <w:br/>
-        <w:t xml:space="preserve">            </w:t>
-      </w:r>
-      <w:proofErr w:type="spellStart"/>
-      <w:r>
-        <w:rPr>
-          <w:lang w:val="en-US"/>
-        </w:rPr>
-        <w:t>max_time</w:t>
-      </w:r>
-      <w:proofErr w:type="spellEnd"/>
-      <w:r>
-        <w:rPr>
-          <w:lang w:val="en-US"/>
-        </w:rPr>
-        <w:t xml:space="preserve"> = max(</w:t>
-      </w:r>
-      <w:proofErr w:type="spellStart"/>
-      <w:r>
-        <w:rPr>
-          <w:lang w:val="en-US"/>
-        </w:rPr>
-        <w:t>max_time</w:t>
-      </w:r>
-      <w:proofErr w:type="spellEnd"/>
-      <w:r>
-        <w:rPr>
-          <w:lang w:val="en-US"/>
-        </w:rPr>
-        <w:t xml:space="preserve">, </w:t>
-      </w:r>
-      <w:proofErr w:type="spellStart"/>
-      <w:r>
-        <w:rPr>
-          <w:lang w:val="en-US"/>
-        </w:rPr>
-        <w:t>res.time_ms</w:t>
-      </w:r>
-      <w:proofErr w:type="spellEnd"/>
-      <w:r>
-        <w:rPr>
-          <w:lang w:val="en-US"/>
-        </w:rPr>
-        <w:t>);</w:t>
-      </w:r>
-      <w:r>
-        <w:rPr>
-          <w:lang w:val="en-US"/>
-        </w:rPr>
-        <w:br/>
-        <w:t xml:space="preserve">            </w:t>
-      </w:r>
-      <w:proofErr w:type="spellStart"/>
-      <w:r>
-        <w:rPr>
-          <w:lang w:val="en-US"/>
-        </w:rPr>
-        <w:t>total_time</w:t>
-      </w:r>
-      <w:proofErr w:type="spellEnd"/>
-      <w:r>
-        <w:rPr>
-          <w:lang w:val="en-US"/>
-        </w:rPr>
-        <w:t xml:space="preserve"> += </w:t>
-      </w:r>
-      <w:proofErr w:type="spellStart"/>
-      <w:r>
-        <w:rPr>
-          <w:lang w:val="en-US"/>
-        </w:rPr>
-        <w:t>res.time_ms</w:t>
-      </w:r>
-      <w:proofErr w:type="spellEnd"/>
-      <w:r>
-        <w:rPr>
-          <w:lang w:val="en-US"/>
-        </w:rPr>
-        <w:t>;</w:t>
-      </w:r>
-      <w:r>
-        <w:rPr>
-          <w:lang w:val="en-US"/>
-        </w:rPr>
-        <w:br/>
-        <w:t xml:space="preserve">            </w:t>
-      </w:r>
-      <w:proofErr w:type="spellStart"/>
-      <w:r>
-        <w:rPr>
-          <w:lang w:val="en-US"/>
-        </w:rPr>
-        <w:t>total_passes</w:t>
-      </w:r>
-      <w:proofErr w:type="spellEnd"/>
-      <w:r>
-        <w:rPr>
-          <w:lang w:val="en-US"/>
-        </w:rPr>
-        <w:t xml:space="preserve"> += </w:t>
-      </w:r>
-      <w:proofErr w:type="spellStart"/>
-      <w:r>
-        <w:rPr>
-          <w:lang w:val="en-US"/>
-        </w:rPr>
-        <w:t>res.passes</w:t>
-      </w:r>
-      <w:proofErr w:type="spellEnd"/>
-      <w:r>
-        <w:rPr>
-          <w:lang w:val="en-US"/>
-        </w:rPr>
-        <w:t>;</w:t>
-      </w:r>
-      <w:r>
-        <w:rPr>
-          <w:lang w:val="en-US"/>
-        </w:rPr>
-        <w:br/>
-        <w:t xml:space="preserve">            </w:t>
-      </w:r>
-      <w:proofErr w:type="spellStart"/>
-      <w:r>
-        <w:rPr>
-          <w:lang w:val="en-US"/>
-        </w:rPr>
-        <w:t>total_swaps</w:t>
-      </w:r>
-      <w:proofErr w:type="spellEnd"/>
-      <w:r>
-        <w:rPr>
-          <w:lang w:val="en-US"/>
-        </w:rPr>
-        <w:t xml:space="preserve"> += </w:t>
-      </w:r>
-      <w:proofErr w:type="spellStart"/>
-      <w:r>
-        <w:rPr>
-          <w:lang w:val="en-US"/>
-        </w:rPr>
-        <w:t>res.swaps</w:t>
-      </w:r>
-      <w:proofErr w:type="spellEnd"/>
-      <w:r>
-        <w:rPr>
-          <w:lang w:val="en-US"/>
-        </w:rPr>
-        <w:t>;</w:t>
-      </w:r>
-      <w:r>
-        <w:rPr>
-          <w:lang w:val="en-US"/>
-        </w:rPr>
-        <w:br/>
-        <w:t xml:space="preserve">        }</w:t>
-      </w:r>
-      <w:r>
-        <w:rPr>
-          <w:lang w:val="en-US"/>
-        </w:rPr>
-        <w:br/>
-      </w:r>
-      <w:r>
-        <w:rPr>
-          <w:lang w:val="en-US"/>
-        </w:rPr>
-        <w:br/>
-        <w:t xml:space="preserve">        double </w:t>
-      </w:r>
-      <w:proofErr w:type="spellStart"/>
-      <w:r>
-        <w:rPr>
-          <w:lang w:val="en-US"/>
-        </w:rPr>
-        <w:t>avg_time</w:t>
-      </w:r>
-      <w:proofErr w:type="spellEnd"/>
-      <w:r>
-        <w:rPr>
-          <w:lang w:val="en-US"/>
-        </w:rPr>
-        <w:t xml:space="preserve"> = </w:t>
-      </w:r>
-      <w:proofErr w:type="spellStart"/>
-      <w:r>
-        <w:rPr>
-          <w:lang w:val="en-US"/>
-        </w:rPr>
-        <w:t>total_time</w:t>
-      </w:r>
-      <w:proofErr w:type="spellEnd"/>
-      <w:r>
-        <w:rPr>
-          <w:lang w:val="en-US"/>
-        </w:rPr>
-        <w:t xml:space="preserve"> / trials;</w:t>
-      </w:r>
-      <w:r>
-        <w:rPr>
-          <w:lang w:val="en-US"/>
-        </w:rPr>
-        <w:br/>
-        <w:t xml:space="preserve">        double </w:t>
-      </w:r>
-      <w:proofErr w:type="spellStart"/>
-      <w:r>
-        <w:rPr>
-          <w:lang w:val="en-US"/>
-        </w:rPr>
-        <w:t>avg_passes</w:t>
-      </w:r>
-      <w:proofErr w:type="spellEnd"/>
-      <w:r>
-        <w:rPr>
-          <w:lang w:val="en-US"/>
-        </w:rPr>
-        <w:t xml:space="preserve"> = </w:t>
-      </w:r>
-      <w:proofErr w:type="spellStart"/>
-      <w:r>
-        <w:rPr>
-          <w:lang w:val="en-US"/>
-        </w:rPr>
-        <w:t>static_cast</w:t>
-      </w:r>
-      <w:proofErr w:type="spellEnd"/>
-      <w:r>
-        <w:rPr>
-          <w:lang w:val="en-US"/>
-        </w:rPr>
-        <w:t>&lt;double&gt;(</w:t>
-      </w:r>
-      <w:proofErr w:type="spellStart"/>
-      <w:r>
-        <w:rPr>
-          <w:lang w:val="en-US"/>
-        </w:rPr>
-        <w:t>total_passes</w:t>
-      </w:r>
-      <w:proofErr w:type="spellEnd"/>
-      <w:r>
-        <w:rPr>
-          <w:lang w:val="en-US"/>
-        </w:rPr>
-        <w:t>) / trials;</w:t>
-      </w:r>
-      <w:r>
-        <w:rPr>
-          <w:lang w:val="en-US"/>
-        </w:rPr>
-        <w:br/>
-        <w:t xml:space="preserve">        double </w:t>
-      </w:r>
-      <w:proofErr w:type="spellStart"/>
-      <w:r>
-        <w:rPr>
-          <w:lang w:val="en-US"/>
-        </w:rPr>
-        <w:t>avg_swaps</w:t>
-      </w:r>
-      <w:proofErr w:type="spellEnd"/>
-      <w:r>
-        <w:rPr>
-          <w:lang w:val="en-US"/>
-        </w:rPr>
-        <w:t xml:space="preserve"> = </w:t>
-      </w:r>
-      <w:proofErr w:type="spellStart"/>
-      <w:r>
-        <w:rPr>
-          <w:lang w:val="en-US"/>
-        </w:rPr>
-        <w:t>static_cast</w:t>
-      </w:r>
-      <w:proofErr w:type="spellEnd"/>
-      <w:r>
-        <w:rPr>
-          <w:lang w:val="en-US"/>
-        </w:rPr>
-        <w:t>&lt;double&gt;(</w:t>
-      </w:r>
-      <w:proofErr w:type="spellStart"/>
-      <w:r>
-        <w:rPr>
-          <w:lang w:val="en-US"/>
-        </w:rPr>
-        <w:t>total_swaps</w:t>
-      </w:r>
-      <w:proofErr w:type="spellEnd"/>
-      <w:r>
-        <w:rPr>
-          <w:lang w:val="en-US"/>
-        </w:rPr>
-        <w:t>) / trials;</w:t>
-      </w:r>
-      <w:r>
-        <w:rPr>
-          <w:lang w:val="en-US"/>
-        </w:rPr>
-        <w:br/>
-      </w:r>
-      <w:r>
-        <w:rPr>
-          <w:lang w:val="en-US"/>
-        </w:rPr>
-        <w:br/>
-        <w:t xml:space="preserve">        </w:t>
-      </w:r>
-      <w:proofErr w:type="spellStart"/>
-      <w:r>
-        <w:rPr>
-          <w:lang w:val="en-US"/>
-        </w:rPr>
-        <w:t>timeLog</w:t>
-      </w:r>
-      <w:proofErr w:type="spellEnd"/>
-      <w:r>
-        <w:rPr>
-          <w:lang w:val="en-US"/>
-        </w:rPr>
-        <w:t xml:space="preserve"> &lt;&lt; size &lt;&lt; "," &lt;&lt; </w:t>
-      </w:r>
-      <w:proofErr w:type="spellStart"/>
-      <w:r>
-        <w:rPr>
-          <w:lang w:val="en-US"/>
-        </w:rPr>
-        <w:t>min_time</w:t>
-      </w:r>
-      <w:proofErr w:type="spellEnd"/>
-      <w:r>
-        <w:rPr>
-          <w:lang w:val="en-US"/>
-        </w:rPr>
-        <w:t xml:space="preserve"> &lt;&lt; "," &lt;&lt; </w:t>
-      </w:r>
-      <w:proofErr w:type="spellStart"/>
-      <w:r>
-        <w:rPr>
-          <w:lang w:val="en-US"/>
-        </w:rPr>
-        <w:t>max_time</w:t>
-      </w:r>
-      <w:proofErr w:type="spellEnd"/>
-      <w:r>
-        <w:rPr>
-          <w:lang w:val="en-US"/>
-        </w:rPr>
-        <w:t xml:space="preserve"> &lt;&lt; "," &lt;&lt; </w:t>
-      </w:r>
-      <w:proofErr w:type="spellStart"/>
-      <w:r>
-        <w:rPr>
-          <w:lang w:val="en-US"/>
-        </w:rPr>
-        <w:t>avg_time</w:t>
-      </w:r>
-      <w:proofErr w:type="spellEnd"/>
-      <w:r>
-        <w:rPr>
-          <w:lang w:val="en-US"/>
-        </w:rPr>
-        <w:t xml:space="preserve"> &lt;&lt; "\n";</w:t>
-      </w:r>
-      <w:r>
-        <w:rPr>
-          <w:lang w:val="en-US"/>
-        </w:rPr>
-        <w:br/>
-        <w:t xml:space="preserve">        </w:t>
-      </w:r>
-      <w:proofErr w:type="spellStart"/>
-      <w:r>
-        <w:rPr>
-          <w:lang w:val="en-US"/>
-        </w:rPr>
-        <w:t>statsLog</w:t>
-      </w:r>
-      <w:proofErr w:type="spellEnd"/>
-      <w:r>
-        <w:rPr>
-          <w:lang w:val="en-US"/>
-        </w:rPr>
-        <w:t xml:space="preserve"> &lt;&lt; size &lt;&lt; "," &lt;&lt; </w:t>
-      </w:r>
-      <w:proofErr w:type="spellStart"/>
-      <w:r>
-        <w:rPr>
-          <w:lang w:val="en-US"/>
-        </w:rPr>
-        <w:t>avg_passes</w:t>
-      </w:r>
-      <w:proofErr w:type="spellEnd"/>
-      <w:r>
-        <w:rPr>
-          <w:lang w:val="en-US"/>
-        </w:rPr>
-        <w:t xml:space="preserve"> &lt;&lt; "," &lt;&lt; </w:t>
-      </w:r>
-      <w:proofErr w:type="spellStart"/>
-      <w:r>
-        <w:rPr>
-          <w:lang w:val="en-US"/>
-        </w:rPr>
-        <w:t>avg_swaps</w:t>
-      </w:r>
-      <w:proofErr w:type="spellEnd"/>
-      <w:r>
-        <w:rPr>
-          <w:lang w:val="en-US"/>
-        </w:rPr>
-        <w:t xml:space="preserve"> &lt;&lt; "\n";</w:t>
-      </w:r>
-      <w:r>
-        <w:rPr>
-          <w:lang w:val="en-US"/>
-        </w:rPr>
-        <w:br/>
-        <w:t xml:space="preserve">    }</w:t>
-      </w:r>
-      <w:r>
-        <w:rPr>
-          <w:lang w:val="en-US"/>
-        </w:rPr>
-        <w:br/>
-      </w:r>
-      <w:r>
-        <w:rPr>
-          <w:lang w:val="en-US"/>
-        </w:rPr>
-        <w:br/>
-        <w:t xml:space="preserve">    </w:t>
-      </w:r>
-      <w:proofErr w:type="spellStart"/>
-      <w:r>
-        <w:rPr>
-          <w:lang w:val="en-US"/>
-        </w:rPr>
-        <w:t>timeLog.close</w:t>
-      </w:r>
-      <w:proofErr w:type="spellEnd"/>
-      <w:r>
-        <w:rPr>
-          <w:lang w:val="en-US"/>
-        </w:rPr>
-        <w:t>();</w:t>
-      </w:r>
-      <w:r>
-        <w:rPr>
-          <w:lang w:val="en-US"/>
-        </w:rPr>
-        <w:br/>
-        <w:t xml:space="preserve">    </w:t>
-      </w:r>
-      <w:proofErr w:type="spellStart"/>
-      <w:r>
-        <w:rPr>
-          <w:lang w:val="en-US"/>
-        </w:rPr>
-        <w:t>statsLog.close</w:t>
-      </w:r>
-      <w:proofErr w:type="spellEnd"/>
-      <w:r>
-        <w:rPr>
-          <w:lang w:val="en-US"/>
-        </w:rPr>
-        <w:t>();</w:t>
-      </w:r>
-      <w:r>
-        <w:rPr>
-          <w:lang w:val="en-US"/>
-        </w:rPr>
-        <w:br/>
-      </w:r>
-      <w:r>
-        <w:rPr>
-          <w:lang w:val="en-US"/>
-        </w:rPr>
-        <w:br/>
-        <w:t xml:space="preserve">    </w:t>
-      </w:r>
-      <w:proofErr w:type="spellStart"/>
-      <w:r>
-        <w:rPr>
-          <w:lang w:val="en-US"/>
-        </w:rPr>
-        <w:t>cout</w:t>
-      </w:r>
-      <w:proofErr w:type="spellEnd"/>
-      <w:r>
-        <w:rPr>
-          <w:lang w:val="en-US"/>
-        </w:rPr>
-        <w:t xml:space="preserve"> &lt;&lt; "All series completed. </w:t>
-      </w:r>
-      <w:r>
-        <w:t xml:space="preserve">Data </w:t>
-      </w:r>
-      <w:proofErr w:type="spellStart"/>
-      <w:r>
-        <w:t>saved</w:t>
-      </w:r>
-      <w:proofErr w:type="spellEnd"/>
-      <w:r>
-        <w:t xml:space="preserve"> </w:t>
-      </w:r>
-      <w:proofErr w:type="spellStart"/>
-      <w:r>
-        <w:t>to</w:t>
-      </w:r>
-      <w:proofErr w:type="spellEnd"/>
-      <w:r>
-        <w:t xml:space="preserve"> CSV </w:t>
-      </w:r>
-      <w:proofErr w:type="spellStart"/>
-      <w:r>
-        <w:t>files</w:t>
-      </w:r>
-      <w:proofErr w:type="spellEnd"/>
-      <w:r>
-        <w:t xml:space="preserve">." &lt;&lt; </w:t>
-      </w:r>
-      <w:proofErr w:type="spellStart"/>
-      <w:r>
-        <w:t>endl</w:t>
-      </w:r>
-      <w:proofErr w:type="spellEnd"/>
-      <w:r>
-        <w:t>;</w:t>
-      </w:r>
-      <w:r>
-        <w:br/>
-      </w:r>
-      <w:r>
-        <w:br/>
         <w:t xml:space="preserve">    </w:t>
       </w:r>
       <w:proofErr w:type="spellStart"/>
@@ -5956,10 +6513,18 @@
         </w:rPr>
       </w:pPr>
       <w:r>
-        <w:t xml:space="preserve">Данная программа реализует алгоритм  </w:t>
-      </w:r>
-      <w:r>
-        <w:t xml:space="preserve">пузырьковой </w:t>
+        <w:t xml:space="preserve">Данная программа реализует </w:t>
+      </w:r>
+      <w:proofErr w:type="gramStart"/>
+      <w:r>
+        <w:t xml:space="preserve">алгоритм  </w:t>
+      </w:r>
+      <w:r>
+        <w:t>пузырьковой</w:t>
+      </w:r>
+      <w:proofErr w:type="gramEnd"/>
+      <w:r>
+        <w:t xml:space="preserve"> </w:t>
       </w:r>
       <w:r>
         <w:t>сортировки и тестирует</w:t>
@@ -7572,6 +8137,7 @@
           <w:sz w:val="28"/>
         </w:rPr>
       </w:pPr>
+      <w:proofErr w:type="gramStart"/>
       <w:r>
         <w:rPr>
           <w:sz w:val="28"/>
@@ -7591,6 +8157,7 @@
         </w:rPr>
         <w:t>генератор</w:t>
       </w:r>
+      <w:proofErr w:type="gramEnd"/>
       <w:r>
         <w:rPr>
           <w:spacing w:val="79"/>
@@ -7667,6 +8234,7 @@
         <w:jc w:val="both"/>
       </w:pPr>
       <w:proofErr w:type="spellStart"/>
+      <w:proofErr w:type="gramStart"/>
       <w:r>
         <w:t>std</w:t>
       </w:r>
@@ -7675,6 +8243,7 @@
         <w:t>::</w:t>
       </w:r>
       <w:proofErr w:type="spellStart"/>
+      <w:proofErr w:type="gramEnd"/>
       <w:r>
         <w:t>uniform_real_distribution</w:t>
       </w:r>
@@ -7773,12 +8342,21 @@
           <w:lang w:val="en-US"/>
         </w:rPr>
       </w:pPr>
+      <w:proofErr w:type="gramStart"/>
       <w:r>
         <w:rPr>
           <w:spacing w:val="-2"/>
           <w:lang w:val="en-US"/>
         </w:rPr>
-        <w:t>std::chrono::</w:t>
+        <w:t>std::</w:t>
+      </w:r>
+      <w:proofErr w:type="gramEnd"/>
+      <w:r>
+        <w:rPr>
+          <w:spacing w:val="-2"/>
+          <w:lang w:val="en-US"/>
+        </w:rPr>
+        <w:t>chrono::</w:t>
       </w:r>
       <w:proofErr w:type="spellStart"/>
       <w:r>
@@ -8248,11 +8826,19 @@
         <w:ind w:left="861" w:right="160"/>
         <w:jc w:val="both"/>
       </w:pPr>
-      <w:r>
-        <w:rPr>
-          <w:sz w:val="28"/>
-        </w:rPr>
-        <w:t>Совмещенный график наихудшего времени выполнения сортировки и сложности алгоритма указанной в нотации O большое</w:t>
+      <w:proofErr w:type="gramStart"/>
+      <w:r>
+        <w:rPr>
+          <w:sz w:val="28"/>
+        </w:rPr>
+        <w:t>Совмещенный график наихудшего времени выполнения сортировки и сложности алгоритма</w:t>
+      </w:r>
+      <w:proofErr w:type="gramEnd"/>
+      <w:r>
+        <w:rPr>
+          <w:sz w:val="28"/>
+        </w:rPr>
+        <w:t xml:space="preserve"> указанной в нотации O большое</w:t>
       </w:r>
       <w:r>
         <w:rPr>
@@ -8281,488 +8867,6 @@
             <wp:extent cx="5884816" cy="1516380"/>
             <wp:effectExtent l="0" t="0" r="1905" b="7620"/>
             <wp:docPr id="9" name="Рисунок 9"/>
-            <wp:cNvGraphicFramePr>
-              <a:graphicFrameLocks xmlns:a="http://schemas.openxmlformats.org/drawingml/2006/main" noChangeAspect="1"/>
-            </wp:cNvGraphicFramePr>
-            <a:graphic xmlns:a="http://schemas.openxmlformats.org/drawingml/2006/main">
-              <a:graphicData uri="http://schemas.openxmlformats.org/drawingml/2006/picture">
-                <pic:pic xmlns:pic="http://schemas.openxmlformats.org/drawingml/2006/picture">
-                  <pic:nvPicPr>
-                    <pic:cNvPr id="1" name=""/>
-                    <pic:cNvPicPr/>
-                  </pic:nvPicPr>
-                  <pic:blipFill>
-                    <a:blip r:embed="rId9"/>
-                    <a:stretch>
-                      <a:fillRect/>
-                    </a:stretch>
-                  </pic:blipFill>
-                  <pic:spPr>
-                    <a:xfrm>
-                      <a:off x="0" y="0"/>
-                      <a:ext cx="5892599" cy="1518386"/>
-                    </a:xfrm>
-                    <a:prstGeom prst="rect">
-                      <a:avLst/>
-                    </a:prstGeom>
-                  </pic:spPr>
-                </pic:pic>
-              </a:graphicData>
-            </a:graphic>
-          </wp:inline>
-        </w:drawing>
-      </w:r>
-    </w:p>
-    <w:p>
-      <w:pPr>
-        <w:pStyle w:val="a3"/>
-        <w:spacing w:before="4"/>
-        <w:rPr>
-          <w:sz w:val="13"/>
-        </w:rPr>
-      </w:pPr>
-    </w:p>
-    <w:p>
-      <w:pPr>
-        <w:spacing w:before="7"/>
-        <w:ind w:left="705"/>
-        <w:jc w:val="center"/>
-        <w:rPr>
-          <w:sz w:val="26"/>
-        </w:rPr>
-      </w:pPr>
-      <w:r>
-        <w:rPr>
-          <w:sz w:val="26"/>
-        </w:rPr>
-        <w:t>Таблица</w:t>
-      </w:r>
-      <w:r>
-        <w:rPr>
-          <w:spacing w:val="-14"/>
-          <w:sz w:val="26"/>
-        </w:rPr>
-        <w:t xml:space="preserve"> </w:t>
-      </w:r>
-      <w:r>
-        <w:rPr>
-          <w:sz w:val="26"/>
-        </w:rPr>
-        <w:t>1</w:t>
-      </w:r>
-      <w:r>
-        <w:rPr>
-          <w:spacing w:val="-11"/>
-          <w:sz w:val="26"/>
-        </w:rPr>
-        <w:t xml:space="preserve"> </w:t>
-      </w:r>
-      <w:r>
-        <w:rPr>
-          <w:sz w:val="26"/>
-        </w:rPr>
-        <w:t>-</w:t>
-      </w:r>
-      <w:r>
-        <w:rPr>
-          <w:spacing w:val="-11"/>
-          <w:sz w:val="26"/>
-        </w:rPr>
-        <w:t xml:space="preserve"> </w:t>
-      </w:r>
-      <w:r>
-        <w:rPr>
-          <w:sz w:val="26"/>
-        </w:rPr>
-        <w:t>Полученные</w:t>
-      </w:r>
-      <w:r>
-        <w:rPr>
-          <w:spacing w:val="-11"/>
-          <w:sz w:val="26"/>
-        </w:rPr>
-        <w:t xml:space="preserve"> </w:t>
-      </w:r>
-      <w:r>
-        <w:rPr>
-          <w:sz w:val="26"/>
-        </w:rPr>
-        <w:t>результаты</w:t>
-      </w:r>
-      <w:r>
-        <w:rPr>
-          <w:spacing w:val="-11"/>
-          <w:sz w:val="26"/>
-        </w:rPr>
-        <w:t xml:space="preserve"> </w:t>
-      </w:r>
-      <w:r>
-        <w:rPr>
-          <w:sz w:val="26"/>
-        </w:rPr>
-        <w:t>за</w:t>
-      </w:r>
-      <w:r>
-        <w:rPr>
-          <w:spacing w:val="-11"/>
-          <w:sz w:val="26"/>
-        </w:rPr>
-        <w:t xml:space="preserve"> </w:t>
-      </w:r>
-      <w:r>
-        <w:rPr>
-          <w:sz w:val="26"/>
-        </w:rPr>
-        <w:t>один</w:t>
-      </w:r>
-      <w:r>
-        <w:rPr>
-          <w:spacing w:val="-11"/>
-          <w:sz w:val="26"/>
-        </w:rPr>
-        <w:t xml:space="preserve"> </w:t>
-      </w:r>
-      <w:r>
-        <w:rPr>
-          <w:sz w:val="26"/>
-        </w:rPr>
-        <w:t>запуск</w:t>
-      </w:r>
-      <w:r>
-        <w:rPr>
-          <w:spacing w:val="-11"/>
-          <w:sz w:val="26"/>
-        </w:rPr>
-        <w:t xml:space="preserve"> </w:t>
-      </w:r>
-      <w:r>
-        <w:rPr>
-          <w:spacing w:val="-2"/>
-          <w:sz w:val="26"/>
-        </w:rPr>
-        <w:t>программы</w:t>
-      </w:r>
-    </w:p>
-    <w:p>
-      <w:pPr>
-        <w:pStyle w:val="a4"/>
-        <w:numPr>
-          <w:ilvl w:val="0"/>
-          <w:numId w:val="1"/>
-        </w:numPr>
-        <w:tabs>
-          <w:tab w:val="left" w:pos="860"/>
-        </w:tabs>
-        <w:spacing w:before="184"/>
-        <w:ind w:left="860" w:hanging="359"/>
-        <w:rPr>
-          <w:sz w:val="28"/>
-        </w:rPr>
-      </w:pPr>
-      <w:r>
-        <w:rPr>
-          <w:sz w:val="28"/>
-        </w:rPr>
-        <w:t>График</w:t>
-      </w:r>
-      <w:r>
-        <w:rPr>
-          <w:spacing w:val="-19"/>
-          <w:sz w:val="28"/>
-        </w:rPr>
-        <w:t xml:space="preserve"> </w:t>
-      </w:r>
-      <w:r>
-        <w:rPr>
-          <w:sz w:val="28"/>
-        </w:rPr>
-        <w:t>среднего,</w:t>
-      </w:r>
-      <w:r>
-        <w:rPr>
-          <w:spacing w:val="-16"/>
-          <w:sz w:val="28"/>
-        </w:rPr>
-        <w:t xml:space="preserve"> </w:t>
-      </w:r>
-      <w:r>
-        <w:rPr>
-          <w:sz w:val="28"/>
-        </w:rPr>
-        <w:t>наилучшего</w:t>
-      </w:r>
-      <w:r>
-        <w:rPr>
-          <w:spacing w:val="-16"/>
-          <w:sz w:val="28"/>
-        </w:rPr>
-        <w:t xml:space="preserve"> </w:t>
-      </w:r>
-      <w:r>
-        <w:rPr>
-          <w:sz w:val="28"/>
-        </w:rPr>
-        <w:t>и</w:t>
-      </w:r>
-      <w:r>
-        <w:rPr>
-          <w:spacing w:val="-16"/>
-          <w:sz w:val="28"/>
-        </w:rPr>
-        <w:t xml:space="preserve"> </w:t>
-      </w:r>
-      <w:r>
-        <w:rPr>
-          <w:sz w:val="28"/>
-        </w:rPr>
-        <w:t>наихудшего</w:t>
-      </w:r>
-      <w:r>
-        <w:rPr>
-          <w:spacing w:val="-16"/>
-          <w:sz w:val="28"/>
-        </w:rPr>
-        <w:t xml:space="preserve"> </w:t>
-      </w:r>
-      <w:r>
-        <w:rPr>
-          <w:sz w:val="28"/>
-        </w:rPr>
-        <w:t>времени</w:t>
-      </w:r>
-      <w:r>
-        <w:rPr>
-          <w:spacing w:val="-16"/>
-          <w:sz w:val="28"/>
-        </w:rPr>
-        <w:t xml:space="preserve"> </w:t>
-      </w:r>
-      <w:r>
-        <w:rPr>
-          <w:sz w:val="28"/>
-        </w:rPr>
-        <w:t>выполнения</w:t>
-      </w:r>
-      <w:r>
-        <w:rPr>
-          <w:spacing w:val="-16"/>
-          <w:sz w:val="28"/>
-        </w:rPr>
-        <w:t xml:space="preserve"> </w:t>
-      </w:r>
-      <w:r>
-        <w:rPr>
-          <w:sz w:val="28"/>
-        </w:rPr>
-        <w:t>(рис.</w:t>
-      </w:r>
-      <w:r>
-        <w:rPr>
-          <w:spacing w:val="-16"/>
-          <w:sz w:val="28"/>
-        </w:rPr>
-        <w:t xml:space="preserve"> </w:t>
-      </w:r>
-      <w:r>
-        <w:rPr>
-          <w:spacing w:val="-5"/>
-          <w:sz w:val="28"/>
-        </w:rPr>
-        <w:t>2);</w:t>
-      </w:r>
-    </w:p>
-    <w:p>
-      <w:pPr>
-        <w:pStyle w:val="a4"/>
-        <w:numPr>
-          <w:ilvl w:val="0"/>
-          <w:numId w:val="1"/>
-        </w:numPr>
-        <w:tabs>
-          <w:tab w:val="left" w:pos="860"/>
-        </w:tabs>
-        <w:spacing w:before="25"/>
-        <w:ind w:left="860" w:hanging="359"/>
-        <w:rPr>
-          <w:sz w:val="28"/>
-        </w:rPr>
-      </w:pPr>
-      <w:r>
-        <w:rPr>
-          <w:sz w:val="28"/>
-        </w:rPr>
-        <w:t>График</w:t>
-      </w:r>
-      <w:r>
-        <w:rPr>
-          <w:spacing w:val="-17"/>
-          <w:sz w:val="28"/>
-        </w:rPr>
-        <w:t xml:space="preserve"> </w:t>
-      </w:r>
-      <w:r>
-        <w:rPr>
-          <w:sz w:val="28"/>
-        </w:rPr>
-        <w:t>среднего</w:t>
-      </w:r>
-      <w:r>
-        <w:rPr>
-          <w:spacing w:val="-16"/>
-          <w:sz w:val="28"/>
-        </w:rPr>
-        <w:t xml:space="preserve"> </w:t>
-      </w:r>
-      <w:r>
-        <w:rPr>
-          <w:sz w:val="28"/>
-        </w:rPr>
-        <w:t>количества</w:t>
-      </w:r>
-      <w:r>
-        <w:rPr>
-          <w:spacing w:val="-16"/>
-          <w:sz w:val="28"/>
-        </w:rPr>
-        <w:t xml:space="preserve"> </w:t>
-      </w:r>
-      <w:r>
-        <w:rPr>
-          <w:sz w:val="28"/>
-        </w:rPr>
-        <w:t>обменов</w:t>
-      </w:r>
-      <w:r>
-        <w:rPr>
-          <w:spacing w:val="-16"/>
-          <w:sz w:val="28"/>
-        </w:rPr>
-        <w:t xml:space="preserve"> </w:t>
-      </w:r>
-      <w:r>
-        <w:rPr>
-          <w:sz w:val="28"/>
-        </w:rPr>
-        <w:t>значений</w:t>
-      </w:r>
-      <w:r>
-        <w:rPr>
-          <w:spacing w:val="-16"/>
-          <w:sz w:val="28"/>
-        </w:rPr>
-        <w:t xml:space="preserve"> </w:t>
-      </w:r>
-      <w:r>
-        <w:rPr>
-          <w:sz w:val="28"/>
-        </w:rPr>
-        <w:t>(рис.</w:t>
-      </w:r>
-      <w:r>
-        <w:rPr>
-          <w:spacing w:val="-16"/>
-          <w:sz w:val="28"/>
-        </w:rPr>
-        <w:t xml:space="preserve"> </w:t>
-      </w:r>
-      <w:r>
-        <w:rPr>
-          <w:spacing w:val="-5"/>
-          <w:sz w:val="28"/>
-        </w:rPr>
-        <w:t>3);</w:t>
-      </w:r>
-    </w:p>
-    <w:p>
-      <w:pPr>
-        <w:pStyle w:val="a4"/>
-        <w:numPr>
-          <w:ilvl w:val="0"/>
-          <w:numId w:val="1"/>
-        </w:numPr>
-        <w:tabs>
-          <w:tab w:val="left" w:pos="860"/>
-        </w:tabs>
-        <w:spacing w:before="25"/>
-        <w:ind w:left="860" w:hanging="359"/>
-        <w:rPr>
-          <w:sz w:val="28"/>
-        </w:rPr>
-      </w:pPr>
-      <w:r>
-        <w:rPr>
-          <w:sz w:val="26"/>
-        </w:rPr>
-        <w:t>График</w:t>
-      </w:r>
-      <w:r>
-        <w:rPr>
-          <w:spacing w:val="-11"/>
-          <w:sz w:val="26"/>
-        </w:rPr>
-        <w:t xml:space="preserve"> </w:t>
-      </w:r>
-      <w:r>
-        <w:rPr>
-          <w:sz w:val="26"/>
-        </w:rPr>
-        <w:t>повторных обходов массива</w:t>
-      </w:r>
-      <w:r>
-        <w:rPr>
-          <w:spacing w:val="-11"/>
-          <w:sz w:val="26"/>
-        </w:rPr>
-        <w:t xml:space="preserve"> </w:t>
-      </w:r>
-      <w:r>
-        <w:rPr>
-          <w:sz w:val="26"/>
-        </w:rPr>
-        <w:t>(рис.</w:t>
-      </w:r>
-      <w:r>
-        <w:rPr>
-          <w:spacing w:val="-11"/>
-          <w:sz w:val="26"/>
-        </w:rPr>
-        <w:t xml:space="preserve"> </w:t>
-      </w:r>
-      <w:r>
-        <w:rPr>
-          <w:spacing w:val="-5"/>
-          <w:sz w:val="26"/>
-        </w:rPr>
-        <w:t>4)</w:t>
-      </w:r>
-    </w:p>
-    <w:p>
-      <w:pPr>
-        <w:pStyle w:val="a3"/>
-        <w:rPr>
-          <w:sz w:val="20"/>
-        </w:rPr>
-      </w:pPr>
-    </w:p>
-    <w:p>
-      <w:pPr>
-        <w:pStyle w:val="a3"/>
-        <w:spacing w:before="58"/>
-        <w:jc w:val="center"/>
-        <w:rPr>
-          <w:sz w:val="20"/>
-        </w:rPr>
-      </w:pPr>
-      <w:r>
-        <w:rPr>
-          <w:noProof/>
-          <w:sz w:val="20"/>
-        </w:rPr>
-        <w:drawing>
-          <wp:inline distT="0" distB="0" distL="0" distR="0" wp14:anchorId="1D564FB2" wp14:editId="5C3B6CB7">
-            <wp:extent cx="5849358" cy="3516409"/>
-            <wp:effectExtent l="0" t="0" r="0" b="8255"/>
-            <wp:docPr id="13" name="Рисунок 13"/>
             <wp:cNvGraphicFramePr>
               <a:graphicFrameLocks xmlns:a="http://schemas.openxmlformats.org/drawingml/2006/main" noChangeAspect="1"/>
             </wp:cNvGraphicFramePr>
@@ -8782,7 +8886,7 @@
                   <pic:spPr>
                     <a:xfrm>
                       <a:off x="0" y="0"/>
-                      <a:ext cx="5862502" cy="3524311"/>
+                      <a:ext cx="5892599" cy="1518386"/>
                     </a:xfrm>
                     <a:prstGeom prst="rect">
                       <a:avLst/>
@@ -8798,13 +8902,16 @@
     <w:p>
       <w:pPr>
         <w:pStyle w:val="a3"/>
-        <w:spacing w:before="262"/>
-      </w:pPr>
-    </w:p>
-    <w:p>
-      <w:pPr>
-        <w:spacing w:line="259" w:lineRule="auto"/>
-        <w:ind w:left="1246" w:right="539"/>
+        <w:spacing w:before="4"/>
+        <w:rPr>
+          <w:sz w:val="13"/>
+        </w:rPr>
+      </w:pPr>
+    </w:p>
+    <w:p>
+      <w:pPr>
+        <w:spacing w:before="7"/>
+        <w:ind w:left="705"/>
         <w:jc w:val="center"/>
         <w:rPr>
           <w:sz w:val="26"/>
@@ -8814,7 +8921,20 @@
         <w:rPr>
           <w:sz w:val="26"/>
         </w:rPr>
-        <w:t>Рисунок</w:t>
+        <w:t>Таблица</w:t>
+      </w:r>
+      <w:r>
+        <w:rPr>
+          <w:spacing w:val="-14"/>
+          <w:sz w:val="26"/>
+        </w:rPr>
+        <w:t xml:space="preserve"> </w:t>
+      </w:r>
+      <w:r>
+        <w:rPr>
+          <w:sz w:val="26"/>
+        </w:rPr>
+        <w:t>1</w:t>
       </w:r>
       <w:r>
         <w:rPr>
@@ -8827,7 +8947,7 @@
         <w:rPr>
           <w:sz w:val="26"/>
         </w:rPr>
-        <w:t>1</w:t>
+        <w:t>-</w:t>
       </w:r>
       <w:r>
         <w:rPr>
@@ -8840,7 +8960,7 @@
         <w:rPr>
           <w:sz w:val="26"/>
         </w:rPr>
-        <w:t>-</w:t>
+        <w:t>Полученные</w:t>
       </w:r>
       <w:r>
         <w:rPr>
@@ -8853,7 +8973,7 @@
         <w:rPr>
           <w:sz w:val="26"/>
         </w:rPr>
-        <w:t>График</w:t>
+        <w:t>результаты</w:t>
       </w:r>
       <w:r>
         <w:rPr>
@@ -8866,7 +8986,7 @@
         <w:rPr>
           <w:sz w:val="26"/>
         </w:rPr>
-        <w:t>наихудшего</w:t>
+        <w:t>за</w:t>
       </w:r>
       <w:r>
         <w:rPr>
@@ -8879,7 +8999,7 @@
         <w:rPr>
           <w:sz w:val="26"/>
         </w:rPr>
-        <w:t>времени</w:t>
+        <w:t>один</w:t>
       </w:r>
       <w:r>
         <w:rPr>
@@ -8892,7 +9012,7 @@
         <w:rPr>
           <w:sz w:val="26"/>
         </w:rPr>
-        <w:t>выполнения</w:t>
+        <w:t>запуск</w:t>
       </w:r>
       <w:r>
         <w:rPr>
@@ -8903,9 +9023,263 @@
       </w:r>
       <w:r>
         <w:rPr>
+          <w:spacing w:val="-2"/>
           <w:sz w:val="26"/>
         </w:rPr>
-        <w:t>сортировки</w:t>
+        <w:t>программы</w:t>
+      </w:r>
+    </w:p>
+    <w:p>
+      <w:pPr>
+        <w:pStyle w:val="a4"/>
+        <w:numPr>
+          <w:ilvl w:val="0"/>
+          <w:numId w:val="1"/>
+        </w:numPr>
+        <w:tabs>
+          <w:tab w:val="left" w:pos="860"/>
+        </w:tabs>
+        <w:spacing w:before="184"/>
+        <w:ind w:left="860" w:hanging="359"/>
+        <w:rPr>
+          <w:sz w:val="28"/>
+        </w:rPr>
+      </w:pPr>
+      <w:r>
+        <w:rPr>
+          <w:sz w:val="28"/>
+        </w:rPr>
+        <w:t>График</w:t>
+      </w:r>
+      <w:r>
+        <w:rPr>
+          <w:spacing w:val="-19"/>
+          <w:sz w:val="28"/>
+        </w:rPr>
+        <w:t xml:space="preserve"> </w:t>
+      </w:r>
+      <w:r>
+        <w:rPr>
+          <w:sz w:val="28"/>
+        </w:rPr>
+        <w:t>среднего,</w:t>
+      </w:r>
+      <w:r>
+        <w:rPr>
+          <w:spacing w:val="-16"/>
+          <w:sz w:val="28"/>
+        </w:rPr>
+        <w:t xml:space="preserve"> </w:t>
+      </w:r>
+      <w:r>
+        <w:rPr>
+          <w:sz w:val="28"/>
+        </w:rPr>
+        <w:t>наилучшего</w:t>
+      </w:r>
+      <w:r>
+        <w:rPr>
+          <w:spacing w:val="-16"/>
+          <w:sz w:val="28"/>
+        </w:rPr>
+        <w:t xml:space="preserve"> </w:t>
+      </w:r>
+      <w:r>
+        <w:rPr>
+          <w:sz w:val="28"/>
+        </w:rPr>
+        <w:t>и</w:t>
+      </w:r>
+      <w:r>
+        <w:rPr>
+          <w:spacing w:val="-16"/>
+          <w:sz w:val="28"/>
+        </w:rPr>
+        <w:t xml:space="preserve"> </w:t>
+      </w:r>
+      <w:r>
+        <w:rPr>
+          <w:sz w:val="28"/>
+        </w:rPr>
+        <w:t>наихудшего</w:t>
+      </w:r>
+      <w:r>
+        <w:rPr>
+          <w:spacing w:val="-16"/>
+          <w:sz w:val="28"/>
+        </w:rPr>
+        <w:t xml:space="preserve"> </w:t>
+      </w:r>
+      <w:r>
+        <w:rPr>
+          <w:sz w:val="28"/>
+        </w:rPr>
+        <w:t>времени</w:t>
+      </w:r>
+      <w:r>
+        <w:rPr>
+          <w:spacing w:val="-16"/>
+          <w:sz w:val="28"/>
+        </w:rPr>
+        <w:t xml:space="preserve"> </w:t>
+      </w:r>
+      <w:r>
+        <w:rPr>
+          <w:sz w:val="28"/>
+        </w:rPr>
+        <w:t>выполнения</w:t>
+      </w:r>
+      <w:r>
+        <w:rPr>
+          <w:spacing w:val="-16"/>
+          <w:sz w:val="28"/>
+        </w:rPr>
+        <w:t xml:space="preserve"> </w:t>
+      </w:r>
+      <w:r>
+        <w:rPr>
+          <w:sz w:val="28"/>
+        </w:rPr>
+        <w:t>(рис.</w:t>
+      </w:r>
+      <w:r>
+        <w:rPr>
+          <w:spacing w:val="-16"/>
+          <w:sz w:val="28"/>
+        </w:rPr>
+        <w:t xml:space="preserve"> </w:t>
+      </w:r>
+      <w:r>
+        <w:rPr>
+          <w:spacing w:val="-5"/>
+          <w:sz w:val="28"/>
+        </w:rPr>
+        <w:t>2);</w:t>
+      </w:r>
+    </w:p>
+    <w:p>
+      <w:pPr>
+        <w:pStyle w:val="a4"/>
+        <w:numPr>
+          <w:ilvl w:val="0"/>
+          <w:numId w:val="1"/>
+        </w:numPr>
+        <w:tabs>
+          <w:tab w:val="left" w:pos="860"/>
+        </w:tabs>
+        <w:spacing w:before="25"/>
+        <w:ind w:left="860" w:hanging="359"/>
+        <w:rPr>
+          <w:sz w:val="28"/>
+        </w:rPr>
+      </w:pPr>
+      <w:r>
+        <w:rPr>
+          <w:sz w:val="28"/>
+        </w:rPr>
+        <w:t>График</w:t>
+      </w:r>
+      <w:r>
+        <w:rPr>
+          <w:spacing w:val="-17"/>
+          <w:sz w:val="28"/>
+        </w:rPr>
+        <w:t xml:space="preserve"> </w:t>
+      </w:r>
+      <w:r>
+        <w:rPr>
+          <w:sz w:val="28"/>
+        </w:rPr>
+        <w:t>среднего</w:t>
+      </w:r>
+      <w:r>
+        <w:rPr>
+          <w:spacing w:val="-16"/>
+          <w:sz w:val="28"/>
+        </w:rPr>
+        <w:t xml:space="preserve"> </w:t>
+      </w:r>
+      <w:r>
+        <w:rPr>
+          <w:sz w:val="28"/>
+        </w:rPr>
+        <w:t>количества</w:t>
+      </w:r>
+      <w:r>
+        <w:rPr>
+          <w:spacing w:val="-16"/>
+          <w:sz w:val="28"/>
+        </w:rPr>
+        <w:t xml:space="preserve"> </w:t>
+      </w:r>
+      <w:r>
+        <w:rPr>
+          <w:sz w:val="28"/>
+        </w:rPr>
+        <w:t>обменов</w:t>
+      </w:r>
+      <w:r>
+        <w:rPr>
+          <w:spacing w:val="-16"/>
+          <w:sz w:val="28"/>
+        </w:rPr>
+        <w:t xml:space="preserve"> </w:t>
+      </w:r>
+      <w:r>
+        <w:rPr>
+          <w:sz w:val="28"/>
+        </w:rPr>
+        <w:t>значений</w:t>
+      </w:r>
+      <w:r>
+        <w:rPr>
+          <w:spacing w:val="-16"/>
+          <w:sz w:val="28"/>
+        </w:rPr>
+        <w:t xml:space="preserve"> </w:t>
+      </w:r>
+      <w:r>
+        <w:rPr>
+          <w:sz w:val="28"/>
+        </w:rPr>
+        <w:t>(рис.</w:t>
+      </w:r>
+      <w:r>
+        <w:rPr>
+          <w:spacing w:val="-16"/>
+          <w:sz w:val="28"/>
+        </w:rPr>
+        <w:t xml:space="preserve"> </w:t>
+      </w:r>
+      <w:r>
+        <w:rPr>
+          <w:spacing w:val="-5"/>
+          <w:sz w:val="28"/>
+        </w:rPr>
+        <w:t>3);</w:t>
+      </w:r>
+    </w:p>
+    <w:p>
+      <w:pPr>
+        <w:pStyle w:val="a4"/>
+        <w:numPr>
+          <w:ilvl w:val="0"/>
+          <w:numId w:val="1"/>
+        </w:numPr>
+        <w:tabs>
+          <w:tab w:val="left" w:pos="860"/>
+        </w:tabs>
+        <w:spacing w:before="25"/>
+        <w:ind w:left="860" w:hanging="359"/>
+        <w:rPr>
+          <w:sz w:val="28"/>
+        </w:rPr>
+      </w:pPr>
+      <w:r>
+        <w:rPr>
+          <w:sz w:val="26"/>
+        </w:rPr>
+        <w:t>График</w:t>
       </w:r>
       <w:r>
         <w:rPr>
@@ -8918,7 +9292,7 @@
         <w:rPr>
           <w:sz w:val="26"/>
         </w:rPr>
-        <w:t>и</w:t>
+        <w:t>повторных обходов массива</w:t>
       </w:r>
       <w:r>
         <w:rPr>
@@ -8931,27 +9305,36 @@
         <w:rPr>
           <w:sz w:val="26"/>
         </w:rPr>
-        <w:t>сложности алгоритма (п. 1)</w:t>
-      </w:r>
-    </w:p>
-    <w:p>
-      <w:pPr>
-        <w:spacing w:line="259" w:lineRule="auto"/>
+        <w:t>(рис.</w:t>
+      </w:r>
+      <w:r>
+        <w:rPr>
+          <w:spacing w:val="-11"/>
+          <w:sz w:val="26"/>
+        </w:rPr>
+        <w:t xml:space="preserve"> </w:t>
+      </w:r>
+      <w:r>
+        <w:rPr>
+          <w:spacing w:val="-5"/>
+          <w:sz w:val="26"/>
+        </w:rPr>
+        <w:t>4)</w:t>
+      </w:r>
+    </w:p>
+    <w:p>
+      <w:pPr>
+        <w:pStyle w:val="a3"/>
+        <w:rPr>
+          <w:sz w:val="20"/>
+        </w:rPr>
+      </w:pPr>
+    </w:p>
+    <w:p>
+      <w:pPr>
+        <w:pStyle w:val="a3"/>
+        <w:spacing w:before="58"/>
         <w:jc w:val="center"/>
-        <w:rPr>
-          <w:sz w:val="26"/>
-        </w:rPr>
-        <w:sectPr>
-          <w:pgSz w:w="11920" w:h="16840"/>
-          <w:pgMar w:top="780" w:right="425" w:bottom="1320" w:left="992" w:header="0" w:footer="1075" w:gutter="0"/>
-          <w:cols w:space="720"/>
-        </w:sectPr>
-      </w:pPr>
-    </w:p>
-    <w:p>
-      <w:pPr>
-        <w:pStyle w:val="a3"/>
-        <w:ind w:left="1193"/>
         <w:rPr>
           <w:sz w:val="20"/>
         </w:rPr>
@@ -8961,12 +9344,11 @@
           <w:noProof/>
           <w:sz w:val="20"/>
         </w:rPr>
-        <w:lastRenderedPageBreak/>
         <w:drawing>
-          <wp:inline distT="0" distB="0" distL="0" distR="0" wp14:anchorId="007845E8" wp14:editId="5691F1F7">
-            <wp:extent cx="5391889" cy="3188473"/>
-            <wp:effectExtent l="0" t="0" r="0" b="0"/>
-            <wp:docPr id="11" name="Рисунок 11"/>
+          <wp:inline distT="0" distB="0" distL="0" distR="0" wp14:anchorId="1D564FB2" wp14:editId="5C3B6CB7">
+            <wp:extent cx="5849358" cy="3516409"/>
+            <wp:effectExtent l="0" t="0" r="0" b="8255"/>
+            <wp:docPr id="13" name="Рисунок 13"/>
             <wp:cNvGraphicFramePr>
               <a:graphicFrameLocks xmlns:a="http://schemas.openxmlformats.org/drawingml/2006/main" noChangeAspect="1"/>
             </wp:cNvGraphicFramePr>
@@ -8986,7 +9368,7 @@
                   <pic:spPr>
                     <a:xfrm>
                       <a:off x="0" y="0"/>
-                      <a:ext cx="5429557" cy="3210748"/>
+                      <a:ext cx="5862502" cy="3524311"/>
                     </a:xfrm>
                     <a:prstGeom prst="rect">
                       <a:avLst/>
@@ -9002,185 +9384,160 @@
     <w:p>
       <w:pPr>
         <w:pStyle w:val="a3"/>
-        <w:spacing w:before="254"/>
+        <w:spacing w:before="262"/>
+      </w:pPr>
+    </w:p>
+    <w:p>
+      <w:pPr>
+        <w:spacing w:line="259" w:lineRule="auto"/>
+        <w:ind w:left="1246" w:right="539"/>
+        <w:jc w:val="center"/>
         <w:rPr>
           <w:sz w:val="26"/>
         </w:rPr>
       </w:pPr>
-    </w:p>
-    <w:p>
-      <w:pPr>
-        <w:spacing w:before="1"/>
-        <w:ind w:left="711" w:right="6"/>
+      <w:r>
+        <w:rPr>
+          <w:sz w:val="26"/>
+        </w:rPr>
+        <w:t>Рисунок</w:t>
+      </w:r>
+      <w:r>
+        <w:rPr>
+          <w:spacing w:val="-11"/>
+          <w:sz w:val="26"/>
+        </w:rPr>
+        <w:t xml:space="preserve"> </w:t>
+      </w:r>
+      <w:r>
+        <w:rPr>
+          <w:sz w:val="26"/>
+        </w:rPr>
+        <w:t>1</w:t>
+      </w:r>
+      <w:r>
+        <w:rPr>
+          <w:spacing w:val="-11"/>
+          <w:sz w:val="26"/>
+        </w:rPr>
+        <w:t xml:space="preserve"> </w:t>
+      </w:r>
+      <w:r>
+        <w:rPr>
+          <w:sz w:val="26"/>
+        </w:rPr>
+        <w:t>-</w:t>
+      </w:r>
+      <w:r>
+        <w:rPr>
+          <w:spacing w:val="-11"/>
+          <w:sz w:val="26"/>
+        </w:rPr>
+        <w:t xml:space="preserve"> </w:t>
+      </w:r>
+      <w:r>
+        <w:rPr>
+          <w:sz w:val="26"/>
+        </w:rPr>
+        <w:t>График</w:t>
+      </w:r>
+      <w:r>
+        <w:rPr>
+          <w:spacing w:val="-11"/>
+          <w:sz w:val="26"/>
+        </w:rPr>
+        <w:t xml:space="preserve"> </w:t>
+      </w:r>
+      <w:r>
+        <w:rPr>
+          <w:sz w:val="26"/>
+        </w:rPr>
+        <w:t>наихудшего</w:t>
+      </w:r>
+      <w:r>
+        <w:rPr>
+          <w:spacing w:val="-11"/>
+          <w:sz w:val="26"/>
+        </w:rPr>
+        <w:t xml:space="preserve"> </w:t>
+      </w:r>
+      <w:r>
+        <w:rPr>
+          <w:sz w:val="26"/>
+        </w:rPr>
+        <w:t>времени</w:t>
+      </w:r>
+      <w:r>
+        <w:rPr>
+          <w:spacing w:val="-11"/>
+          <w:sz w:val="26"/>
+        </w:rPr>
+        <w:t xml:space="preserve"> </w:t>
+      </w:r>
+      <w:r>
+        <w:rPr>
+          <w:sz w:val="26"/>
+        </w:rPr>
+        <w:t>выполнения</w:t>
+      </w:r>
+      <w:r>
+        <w:rPr>
+          <w:spacing w:val="-11"/>
+          <w:sz w:val="26"/>
+        </w:rPr>
+        <w:t xml:space="preserve"> </w:t>
+      </w:r>
+      <w:r>
+        <w:rPr>
+          <w:sz w:val="26"/>
+        </w:rPr>
+        <w:t>сортировки</w:t>
+      </w:r>
+      <w:r>
+        <w:rPr>
+          <w:spacing w:val="-11"/>
+          <w:sz w:val="26"/>
+        </w:rPr>
+        <w:t xml:space="preserve"> </w:t>
+      </w:r>
+      <w:r>
+        <w:rPr>
+          <w:sz w:val="26"/>
+        </w:rPr>
+        <w:t>и</w:t>
+      </w:r>
+      <w:r>
+        <w:rPr>
+          <w:spacing w:val="-11"/>
+          <w:sz w:val="26"/>
+        </w:rPr>
+        <w:t xml:space="preserve"> </w:t>
+      </w:r>
+      <w:r>
+        <w:rPr>
+          <w:sz w:val="26"/>
+        </w:rPr>
+        <w:t>сложности алгоритма (п. 1)</w:t>
+      </w:r>
+    </w:p>
+    <w:p>
+      <w:pPr>
+        <w:spacing w:line="259" w:lineRule="auto"/>
         <w:jc w:val="center"/>
         <w:rPr>
           <w:sz w:val="26"/>
         </w:rPr>
-      </w:pPr>
-      <w:r>
-        <w:rPr>
-          <w:sz w:val="26"/>
-        </w:rPr>
-        <w:t>Рисунок</w:t>
-      </w:r>
-      <w:r>
-        <w:rPr>
-          <w:spacing w:val="-13"/>
-          <w:sz w:val="26"/>
-        </w:rPr>
-        <w:t xml:space="preserve"> </w:t>
-      </w:r>
-      <w:r>
-        <w:rPr>
-          <w:sz w:val="26"/>
-        </w:rPr>
-        <w:t>2</w:t>
-      </w:r>
-      <w:r>
-        <w:rPr>
-          <w:spacing w:val="-12"/>
-          <w:sz w:val="26"/>
-        </w:rPr>
-        <w:t xml:space="preserve"> </w:t>
-      </w:r>
-      <w:r>
-        <w:rPr>
-          <w:sz w:val="26"/>
-        </w:rPr>
-        <w:t>-</w:t>
-      </w:r>
-      <w:r>
-        <w:rPr>
-          <w:spacing w:val="-12"/>
-          <w:sz w:val="26"/>
-        </w:rPr>
-        <w:t xml:space="preserve"> </w:t>
-      </w:r>
-      <w:r>
-        <w:rPr>
-          <w:sz w:val="26"/>
-        </w:rPr>
-        <w:t>График</w:t>
-      </w:r>
-      <w:r>
-        <w:rPr>
-          <w:spacing w:val="-12"/>
-          <w:sz w:val="26"/>
-        </w:rPr>
-        <w:t xml:space="preserve"> </w:t>
-      </w:r>
-      <w:r>
-        <w:rPr>
-          <w:sz w:val="26"/>
-        </w:rPr>
-        <w:t>среднего,</w:t>
-      </w:r>
-      <w:r>
-        <w:rPr>
-          <w:spacing w:val="-12"/>
-          <w:sz w:val="26"/>
-        </w:rPr>
-        <w:t xml:space="preserve"> </w:t>
-      </w:r>
-      <w:r>
-        <w:rPr>
-          <w:sz w:val="26"/>
-        </w:rPr>
-        <w:t>наилучшего</w:t>
-      </w:r>
-      <w:r>
-        <w:rPr>
-          <w:spacing w:val="-12"/>
-          <w:sz w:val="26"/>
-        </w:rPr>
-        <w:t xml:space="preserve"> </w:t>
-      </w:r>
-      <w:r>
-        <w:rPr>
-          <w:sz w:val="26"/>
-        </w:rPr>
-        <w:t>и</w:t>
-      </w:r>
-      <w:r>
-        <w:rPr>
-          <w:spacing w:val="-12"/>
-          <w:sz w:val="26"/>
-        </w:rPr>
-        <w:t xml:space="preserve"> </w:t>
-      </w:r>
-      <w:r>
-        <w:rPr>
-          <w:sz w:val="26"/>
-        </w:rPr>
-        <w:t>наихудшего</w:t>
-      </w:r>
-      <w:r>
-        <w:rPr>
-          <w:spacing w:val="-12"/>
-          <w:sz w:val="26"/>
-        </w:rPr>
-        <w:t xml:space="preserve"> </w:t>
-      </w:r>
-      <w:r>
-        <w:rPr>
-          <w:sz w:val="26"/>
-        </w:rPr>
-        <w:t>времени</w:t>
-      </w:r>
-      <w:r>
-        <w:rPr>
-          <w:spacing w:val="-12"/>
-          <w:sz w:val="26"/>
-        </w:rPr>
-        <w:t xml:space="preserve"> </w:t>
-      </w:r>
-      <w:r>
-        <w:rPr>
-          <w:sz w:val="26"/>
-        </w:rPr>
-        <w:t>выполнения</w:t>
-      </w:r>
-      <w:r>
-        <w:rPr>
-          <w:spacing w:val="-12"/>
-          <w:sz w:val="26"/>
-        </w:rPr>
-        <w:t xml:space="preserve"> </w:t>
-      </w:r>
-      <w:r>
-        <w:rPr>
-          <w:sz w:val="26"/>
-        </w:rPr>
-        <w:t>(п.</w:t>
-      </w:r>
-      <w:r>
-        <w:rPr>
-          <w:spacing w:val="-12"/>
-          <w:sz w:val="26"/>
-        </w:rPr>
-        <w:t xml:space="preserve"> </w:t>
-      </w:r>
-      <w:r>
-        <w:rPr>
-          <w:spacing w:val="-5"/>
-          <w:sz w:val="26"/>
-        </w:rPr>
-        <w:t>2)</w:t>
-      </w:r>
+        <w:sectPr>
+          <w:pgSz w:w="11920" w:h="16840"/>
+          <w:pgMar w:top="780" w:right="425" w:bottom="1320" w:left="992" w:header="0" w:footer="1075" w:gutter="0"/>
+          <w:cols w:space="720"/>
+        </w:sectPr>
+      </w:pPr>
     </w:p>
     <w:p>
       <w:pPr>
         <w:pStyle w:val="a3"/>
-        <w:rPr>
-          <w:sz w:val="20"/>
-        </w:rPr>
-      </w:pPr>
-    </w:p>
-    <w:p>
-      <w:pPr>
-        <w:pStyle w:val="a3"/>
-        <w:spacing w:before="31"/>
-        <w:jc w:val="center"/>
+        <w:ind w:left="1193"/>
         <w:rPr>
           <w:sz w:val="20"/>
         </w:rPr>
@@ -9190,11 +9547,12 @@
           <w:noProof/>
           <w:sz w:val="20"/>
         </w:rPr>
+        <w:lastRenderedPageBreak/>
         <w:drawing>
-          <wp:inline distT="0" distB="0" distL="0" distR="0" wp14:anchorId="563F3C6D" wp14:editId="23615B75">
-            <wp:extent cx="5434779" cy="3466465"/>
-            <wp:effectExtent l="0" t="0" r="0" b="635"/>
-            <wp:docPr id="12" name="Рисунок 12"/>
+          <wp:inline distT="0" distB="0" distL="0" distR="0" wp14:anchorId="007845E8" wp14:editId="5691F1F7">
+            <wp:extent cx="5391889" cy="3188473"/>
+            <wp:effectExtent l="0" t="0" r="0" b="0"/>
+            <wp:docPr id="11" name="Рисунок 11"/>
             <wp:cNvGraphicFramePr>
               <a:graphicFrameLocks xmlns:a="http://schemas.openxmlformats.org/drawingml/2006/main" noChangeAspect="1"/>
             </wp:cNvGraphicFramePr>
@@ -9214,6 +9572,234 @@
                   <pic:spPr>
                     <a:xfrm>
                       <a:off x="0" y="0"/>
+                      <a:ext cx="5429557" cy="3210748"/>
+                    </a:xfrm>
+                    <a:prstGeom prst="rect">
+                      <a:avLst/>
+                    </a:prstGeom>
+                  </pic:spPr>
+                </pic:pic>
+              </a:graphicData>
+            </a:graphic>
+          </wp:inline>
+        </w:drawing>
+      </w:r>
+    </w:p>
+    <w:p>
+      <w:pPr>
+        <w:pStyle w:val="a3"/>
+        <w:spacing w:before="254"/>
+        <w:rPr>
+          <w:sz w:val="26"/>
+        </w:rPr>
+      </w:pPr>
+    </w:p>
+    <w:p>
+      <w:pPr>
+        <w:spacing w:before="1"/>
+        <w:ind w:left="711" w:right="6"/>
+        <w:jc w:val="center"/>
+        <w:rPr>
+          <w:sz w:val="26"/>
+        </w:rPr>
+      </w:pPr>
+      <w:r>
+        <w:rPr>
+          <w:sz w:val="26"/>
+        </w:rPr>
+        <w:t>Рисунок</w:t>
+      </w:r>
+      <w:r>
+        <w:rPr>
+          <w:spacing w:val="-13"/>
+          <w:sz w:val="26"/>
+        </w:rPr>
+        <w:t xml:space="preserve"> </w:t>
+      </w:r>
+      <w:r>
+        <w:rPr>
+          <w:sz w:val="26"/>
+        </w:rPr>
+        <w:t>2</w:t>
+      </w:r>
+      <w:r>
+        <w:rPr>
+          <w:spacing w:val="-12"/>
+          <w:sz w:val="26"/>
+        </w:rPr>
+        <w:t xml:space="preserve"> </w:t>
+      </w:r>
+      <w:r>
+        <w:rPr>
+          <w:sz w:val="26"/>
+        </w:rPr>
+        <w:t>-</w:t>
+      </w:r>
+      <w:r>
+        <w:rPr>
+          <w:spacing w:val="-12"/>
+          <w:sz w:val="26"/>
+        </w:rPr>
+        <w:t xml:space="preserve"> </w:t>
+      </w:r>
+      <w:r>
+        <w:rPr>
+          <w:sz w:val="26"/>
+        </w:rPr>
+        <w:t>График</w:t>
+      </w:r>
+      <w:r>
+        <w:rPr>
+          <w:spacing w:val="-12"/>
+          <w:sz w:val="26"/>
+        </w:rPr>
+        <w:t xml:space="preserve"> </w:t>
+      </w:r>
+      <w:r>
+        <w:rPr>
+          <w:sz w:val="26"/>
+        </w:rPr>
+        <w:t>среднего,</w:t>
+      </w:r>
+      <w:r>
+        <w:rPr>
+          <w:spacing w:val="-12"/>
+          <w:sz w:val="26"/>
+        </w:rPr>
+        <w:t xml:space="preserve"> </w:t>
+      </w:r>
+      <w:r>
+        <w:rPr>
+          <w:sz w:val="26"/>
+        </w:rPr>
+        <w:t>наилучшего</w:t>
+      </w:r>
+      <w:r>
+        <w:rPr>
+          <w:spacing w:val="-12"/>
+          <w:sz w:val="26"/>
+        </w:rPr>
+        <w:t xml:space="preserve"> </w:t>
+      </w:r>
+      <w:r>
+        <w:rPr>
+          <w:sz w:val="26"/>
+        </w:rPr>
+        <w:t>и</w:t>
+      </w:r>
+      <w:r>
+        <w:rPr>
+          <w:spacing w:val="-12"/>
+          <w:sz w:val="26"/>
+        </w:rPr>
+        <w:t xml:space="preserve"> </w:t>
+      </w:r>
+      <w:r>
+        <w:rPr>
+          <w:sz w:val="26"/>
+        </w:rPr>
+        <w:t>наихудшего</w:t>
+      </w:r>
+      <w:r>
+        <w:rPr>
+          <w:spacing w:val="-12"/>
+          <w:sz w:val="26"/>
+        </w:rPr>
+        <w:t xml:space="preserve"> </w:t>
+      </w:r>
+      <w:r>
+        <w:rPr>
+          <w:sz w:val="26"/>
+        </w:rPr>
+        <w:t>времени</w:t>
+      </w:r>
+      <w:r>
+        <w:rPr>
+          <w:spacing w:val="-12"/>
+          <w:sz w:val="26"/>
+        </w:rPr>
+        <w:t xml:space="preserve"> </w:t>
+      </w:r>
+      <w:r>
+        <w:rPr>
+          <w:sz w:val="26"/>
+        </w:rPr>
+        <w:t>выполнения</w:t>
+      </w:r>
+      <w:r>
+        <w:rPr>
+          <w:spacing w:val="-12"/>
+          <w:sz w:val="26"/>
+        </w:rPr>
+        <w:t xml:space="preserve"> </w:t>
+      </w:r>
+      <w:r>
+        <w:rPr>
+          <w:sz w:val="26"/>
+        </w:rPr>
+        <w:t>(п.</w:t>
+      </w:r>
+      <w:r>
+        <w:rPr>
+          <w:spacing w:val="-12"/>
+          <w:sz w:val="26"/>
+        </w:rPr>
+        <w:t xml:space="preserve"> </w:t>
+      </w:r>
+      <w:r>
+        <w:rPr>
+          <w:spacing w:val="-5"/>
+          <w:sz w:val="26"/>
+        </w:rPr>
+        <w:t>2)</w:t>
+      </w:r>
+    </w:p>
+    <w:p>
+      <w:pPr>
+        <w:pStyle w:val="a3"/>
+        <w:rPr>
+          <w:sz w:val="20"/>
+        </w:rPr>
+      </w:pPr>
+    </w:p>
+    <w:p>
+      <w:pPr>
+        <w:pStyle w:val="a3"/>
+        <w:spacing w:before="31"/>
+        <w:jc w:val="center"/>
+        <w:rPr>
+          <w:sz w:val="20"/>
+        </w:rPr>
+      </w:pPr>
+      <w:r>
+        <w:rPr>
+          <w:noProof/>
+          <w:sz w:val="20"/>
+        </w:rPr>
+        <w:drawing>
+          <wp:inline distT="0" distB="0" distL="0" distR="0" wp14:anchorId="563F3C6D" wp14:editId="23615B75">
+            <wp:extent cx="5434779" cy="3466465"/>
+            <wp:effectExtent l="0" t="0" r="0" b="635"/>
+            <wp:docPr id="12" name="Рисунок 12"/>
+            <wp:cNvGraphicFramePr>
+              <a:graphicFrameLocks xmlns:a="http://schemas.openxmlformats.org/drawingml/2006/main" noChangeAspect="1"/>
+            </wp:cNvGraphicFramePr>
+            <a:graphic xmlns:a="http://schemas.openxmlformats.org/drawingml/2006/main">
+              <a:graphicData uri="http://schemas.openxmlformats.org/drawingml/2006/picture">
+                <pic:pic xmlns:pic="http://schemas.openxmlformats.org/drawingml/2006/picture">
+                  <pic:nvPicPr>
+                    <pic:cNvPr id="1" name=""/>
+                    <pic:cNvPicPr/>
+                  </pic:nvPicPr>
+                  <pic:blipFill>
+                    <a:blip r:embed="rId13"/>
+                    <a:stretch>
+                      <a:fillRect/>
+                    </a:stretch>
+                  </pic:blipFill>
+                  <pic:spPr>
+                    <a:xfrm>
+                      <a:off x="0" y="0"/>
                       <a:ext cx="5447607" cy="3474647"/>
                     </a:xfrm>
                     <a:prstGeom prst="rect">
@@ -9428,7 +10014,7 @@
                     <pic:cNvPicPr/>
                   </pic:nvPicPr>
                   <pic:blipFill>
-                    <a:blip r:embed="rId13"/>
+                    <a:blip r:embed="rId14"/>
                     <a:stretch>
                       <a:fillRect/>
                     </a:stretch>
@@ -10064,6 +10650,123 @@
     </w:lvl>
   </w:abstractNum>
   <w:abstractNum w:abstractNumId="1" w15:restartNumberingAfterBreak="0">
+    <w:nsid w:val="325B1915"/>
+    <w:multiLevelType w:val="multilevel"/>
+    <w:tmpl w:val="DD2435DC"/>
+    <w:lvl w:ilvl="0">
+      <w:start w:val="1"/>
+      <w:numFmt w:val="decimal"/>
+      <w:lvlText w:val="%1."/>
+      <w:lvlJc w:val="left"/>
+      <w:pPr>
+        <w:tabs>
+          <w:tab w:val="num" w:pos="720"/>
+        </w:tabs>
+        <w:ind w:left="720" w:hanging="360"/>
+      </w:pPr>
+    </w:lvl>
+    <w:lvl w:ilvl="1">
+      <w:start w:val="1"/>
+      <w:numFmt w:val="bullet"/>
+      <w:lvlText w:val="o"/>
+      <w:lvlJc w:val="left"/>
+      <w:pPr>
+        <w:tabs>
+          <w:tab w:val="num" w:pos="1440"/>
+        </w:tabs>
+        <w:ind w:left="1440" w:hanging="360"/>
+      </w:pPr>
+      <w:rPr>
+        <w:rFonts w:ascii="Courier New" w:hAnsi="Courier New" w:hint="default"/>
+        <w:sz w:val="20"/>
+      </w:rPr>
+    </w:lvl>
+    <w:lvl w:ilvl="2" w:tentative="1">
+      <w:start w:val="1"/>
+      <w:numFmt w:val="decimal"/>
+      <w:lvlText w:val="%3."/>
+      <w:lvlJc w:val="left"/>
+      <w:pPr>
+        <w:tabs>
+          <w:tab w:val="num" w:pos="2160"/>
+        </w:tabs>
+        <w:ind w:left="2160" w:hanging="360"/>
+      </w:pPr>
+    </w:lvl>
+    <w:lvl w:ilvl="3" w:tentative="1">
+      <w:start w:val="1"/>
+      <w:numFmt w:val="decimal"/>
+      <w:lvlText w:val="%4."/>
+      <w:lvlJc w:val="left"/>
+      <w:pPr>
+        <w:tabs>
+          <w:tab w:val="num" w:pos="2880"/>
+        </w:tabs>
+        <w:ind w:left="2880" w:hanging="360"/>
+      </w:pPr>
+    </w:lvl>
+    <w:lvl w:ilvl="4" w:tentative="1">
+      <w:start w:val="1"/>
+      <w:numFmt w:val="decimal"/>
+      <w:lvlText w:val="%5."/>
+      <w:lvlJc w:val="left"/>
+      <w:pPr>
+        <w:tabs>
+          <w:tab w:val="num" w:pos="3600"/>
+        </w:tabs>
+        <w:ind w:left="3600" w:hanging="360"/>
+      </w:pPr>
+    </w:lvl>
+    <w:lvl w:ilvl="5" w:tentative="1">
+      <w:start w:val="1"/>
+      <w:numFmt w:val="decimal"/>
+      <w:lvlText w:val="%6."/>
+      <w:lvlJc w:val="left"/>
+      <w:pPr>
+        <w:tabs>
+          <w:tab w:val="num" w:pos="4320"/>
+        </w:tabs>
+        <w:ind w:left="4320" w:hanging="360"/>
+      </w:pPr>
+    </w:lvl>
+    <w:lvl w:ilvl="6" w:tentative="1">
+      <w:start w:val="1"/>
+      <w:numFmt w:val="decimal"/>
+      <w:lvlText w:val="%7."/>
+      <w:lvlJc w:val="left"/>
+      <w:pPr>
+        <w:tabs>
+          <w:tab w:val="num" w:pos="5040"/>
+        </w:tabs>
+        <w:ind w:left="5040" w:hanging="360"/>
+      </w:pPr>
+    </w:lvl>
+    <w:lvl w:ilvl="7" w:tentative="1">
+      <w:start w:val="1"/>
+      <w:numFmt w:val="decimal"/>
+      <w:lvlText w:val="%8."/>
+      <w:lvlJc w:val="left"/>
+      <w:pPr>
+        <w:tabs>
+          <w:tab w:val="num" w:pos="5760"/>
+        </w:tabs>
+        <w:ind w:left="5760" w:hanging="360"/>
+      </w:pPr>
+    </w:lvl>
+    <w:lvl w:ilvl="8" w:tentative="1">
+      <w:start w:val="1"/>
+      <w:numFmt w:val="decimal"/>
+      <w:lvlText w:val="%9."/>
+      <w:lvlJc w:val="left"/>
+      <w:pPr>
+        <w:tabs>
+          <w:tab w:val="num" w:pos="6480"/>
+        </w:tabs>
+        <w:ind w:left="6480" w:hanging="360"/>
+      </w:pPr>
+    </w:lvl>
+  </w:abstractNum>
+  <w:abstractNum w:abstractNumId="2" w15:restartNumberingAfterBreak="0">
     <w:nsid w:val="3391096E"/>
     <w:multiLevelType w:val="hybridMultilevel"/>
     <w:tmpl w:val="E3746346"/>
@@ -10185,7 +10888,273 @@
       </w:rPr>
     </w:lvl>
   </w:abstractNum>
-  <w:abstractNum w:abstractNumId="2" w15:restartNumberingAfterBreak="0">
+  <w:abstractNum w:abstractNumId="3" w15:restartNumberingAfterBreak="0">
+    <w:nsid w:val="40750C05"/>
+    <w:multiLevelType w:val="multilevel"/>
+    <w:tmpl w:val="81E83354"/>
+    <w:lvl w:ilvl="0">
+      <w:start w:val="1"/>
+      <w:numFmt w:val="bullet"/>
+      <w:lvlText w:val=""/>
+      <w:lvlJc w:val="left"/>
+      <w:pPr>
+        <w:tabs>
+          <w:tab w:val="num" w:pos="720"/>
+        </w:tabs>
+        <w:ind w:left="720" w:hanging="360"/>
+      </w:pPr>
+      <w:rPr>
+        <w:rFonts w:ascii="Symbol" w:hAnsi="Symbol" w:hint="default"/>
+        <w:sz w:val="20"/>
+      </w:rPr>
+    </w:lvl>
+    <w:lvl w:ilvl="1" w:tentative="1">
+      <w:start w:val="1"/>
+      <w:numFmt w:val="bullet"/>
+      <w:lvlText w:val="o"/>
+      <w:lvlJc w:val="left"/>
+      <w:pPr>
+        <w:tabs>
+          <w:tab w:val="num" w:pos="1440"/>
+        </w:tabs>
+        <w:ind w:left="1440" w:hanging="360"/>
+      </w:pPr>
+      <w:rPr>
+        <w:rFonts w:ascii="Courier New" w:hAnsi="Courier New" w:hint="default"/>
+        <w:sz w:val="20"/>
+      </w:rPr>
+    </w:lvl>
+    <w:lvl w:ilvl="2" w:tentative="1">
+      <w:start w:val="1"/>
+      <w:numFmt w:val="bullet"/>
+      <w:lvlText w:val=""/>
+      <w:lvlJc w:val="left"/>
+      <w:pPr>
+        <w:tabs>
+          <w:tab w:val="num" w:pos="2160"/>
+        </w:tabs>
+        <w:ind w:left="2160" w:hanging="360"/>
+      </w:pPr>
+      <w:rPr>
+        <w:rFonts w:ascii="Wingdings" w:hAnsi="Wingdings" w:hint="default"/>
+        <w:sz w:val="20"/>
+      </w:rPr>
+    </w:lvl>
+    <w:lvl w:ilvl="3" w:tentative="1">
+      <w:start w:val="1"/>
+      <w:numFmt w:val="bullet"/>
+      <w:lvlText w:val=""/>
+      <w:lvlJc w:val="left"/>
+      <w:pPr>
+        <w:tabs>
+          <w:tab w:val="num" w:pos="2880"/>
+        </w:tabs>
+        <w:ind w:left="2880" w:hanging="360"/>
+      </w:pPr>
+      <w:rPr>
+        <w:rFonts w:ascii="Wingdings" w:hAnsi="Wingdings" w:hint="default"/>
+        <w:sz w:val="20"/>
+      </w:rPr>
+    </w:lvl>
+    <w:lvl w:ilvl="4" w:tentative="1">
+      <w:start w:val="1"/>
+      <w:numFmt w:val="bullet"/>
+      <w:lvlText w:val=""/>
+      <w:lvlJc w:val="left"/>
+      <w:pPr>
+        <w:tabs>
+          <w:tab w:val="num" w:pos="3600"/>
+        </w:tabs>
+        <w:ind w:left="3600" w:hanging="360"/>
+      </w:pPr>
+      <w:rPr>
+        <w:rFonts w:ascii="Wingdings" w:hAnsi="Wingdings" w:hint="default"/>
+        <w:sz w:val="20"/>
+      </w:rPr>
+    </w:lvl>
+    <w:lvl w:ilvl="5" w:tentative="1">
+      <w:start w:val="1"/>
+      <w:numFmt w:val="bullet"/>
+      <w:lvlText w:val=""/>
+      <w:lvlJc w:val="left"/>
+      <w:pPr>
+        <w:tabs>
+          <w:tab w:val="num" w:pos="4320"/>
+        </w:tabs>
+        <w:ind w:left="4320" w:hanging="360"/>
+      </w:pPr>
+      <w:rPr>
+        <w:rFonts w:ascii="Wingdings" w:hAnsi="Wingdings" w:hint="default"/>
+        <w:sz w:val="20"/>
+      </w:rPr>
+    </w:lvl>
+    <w:lvl w:ilvl="6" w:tentative="1">
+      <w:start w:val="1"/>
+      <w:numFmt w:val="bullet"/>
+      <w:lvlText w:val=""/>
+      <w:lvlJc w:val="left"/>
+      <w:pPr>
+        <w:tabs>
+          <w:tab w:val="num" w:pos="5040"/>
+        </w:tabs>
+        <w:ind w:left="5040" w:hanging="360"/>
+      </w:pPr>
+      <w:rPr>
+        <w:rFonts w:ascii="Wingdings" w:hAnsi="Wingdings" w:hint="default"/>
+        <w:sz w:val="20"/>
+      </w:rPr>
+    </w:lvl>
+    <w:lvl w:ilvl="7" w:tentative="1">
+      <w:start w:val="1"/>
+      <w:numFmt w:val="bullet"/>
+      <w:lvlText w:val=""/>
+      <w:lvlJc w:val="left"/>
+      <w:pPr>
+        <w:tabs>
+          <w:tab w:val="num" w:pos="5760"/>
+        </w:tabs>
+        <w:ind w:left="5760" w:hanging="360"/>
+      </w:pPr>
+      <w:rPr>
+        <w:rFonts w:ascii="Wingdings" w:hAnsi="Wingdings" w:hint="default"/>
+        <w:sz w:val="20"/>
+      </w:rPr>
+    </w:lvl>
+    <w:lvl w:ilvl="8" w:tentative="1">
+      <w:start w:val="1"/>
+      <w:numFmt w:val="bullet"/>
+      <w:lvlText w:val=""/>
+      <w:lvlJc w:val="left"/>
+      <w:pPr>
+        <w:tabs>
+          <w:tab w:val="num" w:pos="6480"/>
+        </w:tabs>
+        <w:ind w:left="6480" w:hanging="360"/>
+      </w:pPr>
+      <w:rPr>
+        <w:rFonts w:ascii="Wingdings" w:hAnsi="Wingdings" w:hint="default"/>
+        <w:sz w:val="20"/>
+      </w:rPr>
+    </w:lvl>
+  </w:abstractNum>
+  <w:abstractNum w:abstractNumId="4" w15:restartNumberingAfterBreak="0">
+    <w:nsid w:val="4784642D"/>
+    <w:multiLevelType w:val="multilevel"/>
+    <w:tmpl w:val="CC6CD416"/>
+    <w:lvl w:ilvl="0">
+      <w:start w:val="1"/>
+      <w:numFmt w:val="decimal"/>
+      <w:lvlText w:val="%1."/>
+      <w:lvlJc w:val="left"/>
+      <w:pPr>
+        <w:tabs>
+          <w:tab w:val="num" w:pos="720"/>
+        </w:tabs>
+        <w:ind w:left="720" w:hanging="360"/>
+      </w:pPr>
+    </w:lvl>
+    <w:lvl w:ilvl="1">
+      <w:start w:val="1"/>
+      <w:numFmt w:val="bullet"/>
+      <w:lvlText w:val="o"/>
+      <w:lvlJc w:val="left"/>
+      <w:pPr>
+        <w:tabs>
+          <w:tab w:val="num" w:pos="1440"/>
+        </w:tabs>
+        <w:ind w:left="1440" w:hanging="360"/>
+      </w:pPr>
+      <w:rPr>
+        <w:rFonts w:ascii="Courier New" w:hAnsi="Courier New" w:hint="default"/>
+        <w:sz w:val="20"/>
+      </w:rPr>
+    </w:lvl>
+    <w:lvl w:ilvl="2" w:tentative="1">
+      <w:start w:val="1"/>
+      <w:numFmt w:val="decimal"/>
+      <w:lvlText w:val="%3."/>
+      <w:lvlJc w:val="left"/>
+      <w:pPr>
+        <w:tabs>
+          <w:tab w:val="num" w:pos="2160"/>
+        </w:tabs>
+        <w:ind w:left="2160" w:hanging="360"/>
+      </w:pPr>
+    </w:lvl>
+    <w:lvl w:ilvl="3" w:tentative="1">
+      <w:start w:val="1"/>
+      <w:numFmt w:val="decimal"/>
+      <w:lvlText w:val="%4."/>
+      <w:lvlJc w:val="left"/>
+      <w:pPr>
+        <w:tabs>
+          <w:tab w:val="num" w:pos="2880"/>
+        </w:tabs>
+        <w:ind w:left="2880" w:hanging="360"/>
+      </w:pPr>
+    </w:lvl>
+    <w:lvl w:ilvl="4" w:tentative="1">
+      <w:start w:val="1"/>
+      <w:numFmt w:val="decimal"/>
+      <w:lvlText w:val="%5."/>
+      <w:lvlJc w:val="left"/>
+      <w:pPr>
+        <w:tabs>
+          <w:tab w:val="num" w:pos="3600"/>
+        </w:tabs>
+        <w:ind w:left="3600" w:hanging="360"/>
+      </w:pPr>
+    </w:lvl>
+    <w:lvl w:ilvl="5" w:tentative="1">
+      <w:start w:val="1"/>
+      <w:numFmt w:val="decimal"/>
+      <w:lvlText w:val="%6."/>
+      <w:lvlJc w:val="left"/>
+      <w:pPr>
+        <w:tabs>
+          <w:tab w:val="num" w:pos="4320"/>
+        </w:tabs>
+        <w:ind w:left="4320" w:hanging="360"/>
+      </w:pPr>
+    </w:lvl>
+    <w:lvl w:ilvl="6" w:tentative="1">
+      <w:start w:val="1"/>
+      <w:numFmt w:val="decimal"/>
+      <w:lvlText w:val="%7."/>
+      <w:lvlJc w:val="left"/>
+      <w:pPr>
+        <w:tabs>
+          <w:tab w:val="num" w:pos="5040"/>
+        </w:tabs>
+        <w:ind w:left="5040" w:hanging="360"/>
+      </w:pPr>
+    </w:lvl>
+    <w:lvl w:ilvl="7" w:tentative="1">
+      <w:start w:val="1"/>
+      <w:numFmt w:val="decimal"/>
+      <w:lvlText w:val="%8."/>
+      <w:lvlJc w:val="left"/>
+      <w:pPr>
+        <w:tabs>
+          <w:tab w:val="num" w:pos="5760"/>
+        </w:tabs>
+        <w:ind w:left="5760" w:hanging="360"/>
+      </w:pPr>
+    </w:lvl>
+    <w:lvl w:ilvl="8" w:tentative="1">
+      <w:start w:val="1"/>
+      <w:numFmt w:val="decimal"/>
+      <w:lvlText w:val="%9."/>
+      <w:lvlJc w:val="left"/>
+      <w:pPr>
+        <w:tabs>
+          <w:tab w:val="num" w:pos="6480"/>
+        </w:tabs>
+        <w:ind w:left="6480" w:hanging="360"/>
+      </w:pPr>
+    </w:lvl>
+  </w:abstractNum>
+  <w:abstractNum w:abstractNumId="5" w15:restartNumberingAfterBreak="0">
     <w:nsid w:val="5F40571D"/>
     <w:multiLevelType w:val="hybridMultilevel"/>
     <w:tmpl w:val="99C21E62"/>
@@ -10314,14 +11283,175 @@
       </w:rPr>
     </w:lvl>
   </w:abstractNum>
+  <w:abstractNum w:abstractNumId="6" w15:restartNumberingAfterBreak="0">
+    <w:nsid w:val="6E366DD7"/>
+    <w:multiLevelType w:val="multilevel"/>
+    <w:tmpl w:val="3864E2CC"/>
+    <w:lvl w:ilvl="0">
+      <w:start w:val="1"/>
+      <w:numFmt w:val="bullet"/>
+      <w:lvlText w:val=""/>
+      <w:lvlJc w:val="left"/>
+      <w:pPr>
+        <w:tabs>
+          <w:tab w:val="num" w:pos="720"/>
+        </w:tabs>
+        <w:ind w:left="720" w:hanging="360"/>
+      </w:pPr>
+      <w:rPr>
+        <w:rFonts w:ascii="Symbol" w:hAnsi="Symbol" w:hint="default"/>
+        <w:sz w:val="20"/>
+      </w:rPr>
+    </w:lvl>
+    <w:lvl w:ilvl="1">
+      <w:start w:val="1"/>
+      <w:numFmt w:val="bullet"/>
+      <w:lvlText w:val="o"/>
+      <w:lvlJc w:val="left"/>
+      <w:pPr>
+        <w:tabs>
+          <w:tab w:val="num" w:pos="1440"/>
+        </w:tabs>
+        <w:ind w:left="1440" w:hanging="360"/>
+      </w:pPr>
+      <w:rPr>
+        <w:rFonts w:ascii="Courier New" w:hAnsi="Courier New" w:hint="default"/>
+        <w:sz w:val="20"/>
+      </w:rPr>
+    </w:lvl>
+    <w:lvl w:ilvl="2" w:tentative="1">
+      <w:start w:val="1"/>
+      <w:numFmt w:val="bullet"/>
+      <w:lvlText w:val=""/>
+      <w:lvlJc w:val="left"/>
+      <w:pPr>
+        <w:tabs>
+          <w:tab w:val="num" w:pos="2160"/>
+        </w:tabs>
+        <w:ind w:left="2160" w:hanging="360"/>
+      </w:pPr>
+      <w:rPr>
+        <w:rFonts w:ascii="Wingdings" w:hAnsi="Wingdings" w:hint="default"/>
+        <w:sz w:val="20"/>
+      </w:rPr>
+    </w:lvl>
+    <w:lvl w:ilvl="3" w:tentative="1">
+      <w:start w:val="1"/>
+      <w:numFmt w:val="bullet"/>
+      <w:lvlText w:val=""/>
+      <w:lvlJc w:val="left"/>
+      <w:pPr>
+        <w:tabs>
+          <w:tab w:val="num" w:pos="2880"/>
+        </w:tabs>
+        <w:ind w:left="2880" w:hanging="360"/>
+      </w:pPr>
+      <w:rPr>
+        <w:rFonts w:ascii="Wingdings" w:hAnsi="Wingdings" w:hint="default"/>
+        <w:sz w:val="20"/>
+      </w:rPr>
+    </w:lvl>
+    <w:lvl w:ilvl="4" w:tentative="1">
+      <w:start w:val="1"/>
+      <w:numFmt w:val="bullet"/>
+      <w:lvlText w:val=""/>
+      <w:lvlJc w:val="left"/>
+      <w:pPr>
+        <w:tabs>
+          <w:tab w:val="num" w:pos="3600"/>
+        </w:tabs>
+        <w:ind w:left="3600" w:hanging="360"/>
+      </w:pPr>
+      <w:rPr>
+        <w:rFonts w:ascii="Wingdings" w:hAnsi="Wingdings" w:hint="default"/>
+        <w:sz w:val="20"/>
+      </w:rPr>
+    </w:lvl>
+    <w:lvl w:ilvl="5" w:tentative="1">
+      <w:start w:val="1"/>
+      <w:numFmt w:val="bullet"/>
+      <w:lvlText w:val=""/>
+      <w:lvlJc w:val="left"/>
+      <w:pPr>
+        <w:tabs>
+          <w:tab w:val="num" w:pos="4320"/>
+        </w:tabs>
+        <w:ind w:left="4320" w:hanging="360"/>
+      </w:pPr>
+      <w:rPr>
+        <w:rFonts w:ascii="Wingdings" w:hAnsi="Wingdings" w:hint="default"/>
+        <w:sz w:val="20"/>
+      </w:rPr>
+    </w:lvl>
+    <w:lvl w:ilvl="6" w:tentative="1">
+      <w:start w:val="1"/>
+      <w:numFmt w:val="bullet"/>
+      <w:lvlText w:val=""/>
+      <w:lvlJc w:val="left"/>
+      <w:pPr>
+        <w:tabs>
+          <w:tab w:val="num" w:pos="5040"/>
+        </w:tabs>
+        <w:ind w:left="5040" w:hanging="360"/>
+      </w:pPr>
+      <w:rPr>
+        <w:rFonts w:ascii="Wingdings" w:hAnsi="Wingdings" w:hint="default"/>
+        <w:sz w:val="20"/>
+      </w:rPr>
+    </w:lvl>
+    <w:lvl w:ilvl="7" w:tentative="1">
+      <w:start w:val="1"/>
+      <w:numFmt w:val="bullet"/>
+      <w:lvlText w:val=""/>
+      <w:lvlJc w:val="left"/>
+      <w:pPr>
+        <w:tabs>
+          <w:tab w:val="num" w:pos="5760"/>
+        </w:tabs>
+        <w:ind w:left="5760" w:hanging="360"/>
+      </w:pPr>
+      <w:rPr>
+        <w:rFonts w:ascii="Wingdings" w:hAnsi="Wingdings" w:hint="default"/>
+        <w:sz w:val="20"/>
+      </w:rPr>
+    </w:lvl>
+    <w:lvl w:ilvl="8" w:tentative="1">
+      <w:start w:val="1"/>
+      <w:numFmt w:val="bullet"/>
+      <w:lvlText w:val=""/>
+      <w:lvlJc w:val="left"/>
+      <w:pPr>
+        <w:tabs>
+          <w:tab w:val="num" w:pos="6480"/>
+        </w:tabs>
+        <w:ind w:left="6480" w:hanging="360"/>
+      </w:pPr>
+      <w:rPr>
+        <w:rFonts w:ascii="Wingdings" w:hAnsi="Wingdings" w:hint="default"/>
+        <w:sz w:val="20"/>
+      </w:rPr>
+    </w:lvl>
+  </w:abstractNum>
   <w:num w:numId="1">
-    <w:abstractNumId w:val="1"/>
+    <w:abstractNumId w:val="2"/>
   </w:num>
   <w:num w:numId="2">
-    <w:abstractNumId w:val="2"/>
+    <w:abstractNumId w:val="5"/>
   </w:num>
   <w:num w:numId="3">
     <w:abstractNumId w:val="0"/>
+  </w:num>
+  <w:num w:numId="4">
+    <w:abstractNumId w:val="1"/>
+  </w:num>
+  <w:num w:numId="5">
+    <w:abstractNumId w:val="3"/>
+  </w:num>
+  <w:num w:numId="6">
+    <w:abstractNumId w:val="4"/>
+  </w:num>
+  <w:num w:numId="7">
+    <w:abstractNumId w:val="6"/>
   </w:num>
 </w:numbering>
 </file>
@@ -10749,10 +11879,32 @@
       <w:szCs w:val="32"/>
     </w:rPr>
   </w:style>
+  <w:style w:type="paragraph" w:styleId="3">
+    <w:name w:val="heading 3"/>
+    <w:basedOn w:val="a"/>
+    <w:next w:val="a"/>
+    <w:link w:val="30"/>
+    <w:uiPriority w:val="9"/>
+    <w:semiHidden/>
+    <w:unhideWhenUsed/>
+    <w:qFormat/>
+    <w:rsid w:val="008159DD"/>
+    <w:pPr>
+      <w:keepNext/>
+      <w:keepLines/>
+      <w:spacing w:before="40"/>
+      <w:outlineLvl w:val="2"/>
+    </w:pPr>
+    <w:rPr>
+      <w:rFonts w:asciiTheme="majorHAnsi" w:eastAsiaTheme="majorEastAsia" w:hAnsiTheme="majorHAnsi" w:cstheme="majorBidi"/>
+      <w:color w:val="243F60" w:themeColor="accent1" w:themeShade="7F"/>
+      <w:sz w:val="24"/>
+      <w:szCs w:val="24"/>
+    </w:rPr>
+  </w:style>
   <w:style w:type="character" w:default="1" w:styleId="a0">
     <w:name w:val="Default Paragraph Font"/>
     <w:uiPriority w:val="1"/>
-    <w:semiHidden/>
     <w:unhideWhenUsed/>
   </w:style>
   <w:style w:type="table" w:default="1" w:styleId="a1">
@@ -10833,6 +11985,21 @@
     <w:rsid w:val="00214A27"/>
     <w:rPr>
       <w:color w:val="808080"/>
+    </w:rPr>
+  </w:style>
+  <w:style w:type="character" w:customStyle="1" w:styleId="30">
+    <w:name w:val="Заголовок 3 Знак"/>
+    <w:basedOn w:val="a0"/>
+    <w:link w:val="3"/>
+    <w:uiPriority w:val="9"/>
+    <w:semiHidden/>
+    <w:rsid w:val="008159DD"/>
+    <w:rPr>
+      <w:rFonts w:asciiTheme="majorHAnsi" w:eastAsiaTheme="majorEastAsia" w:hAnsiTheme="majorHAnsi" w:cstheme="majorBidi"/>
+      <w:color w:val="243F60" w:themeColor="accent1" w:themeShade="7F"/>
+      <w:sz w:val="24"/>
+      <w:szCs w:val="24"/>
+      <w:lang w:val="ru-RU"/>
     </w:rPr>
   </w:style>
 </w:styles>
@@ -11119,4 +12286,16 @@
   <a:objectDefaults/>
   <a:extraClrSchemeLst/>
 </a:theme>
+</file>
+
+<file path=customXml/item1.xml><?xml version="1.0" encoding="utf-8"?>
+<b:Sources xmlns:b="http://schemas.openxmlformats.org/officeDocument/2006/bibliography" xmlns="http://schemas.openxmlformats.org/officeDocument/2006/bibliography" SelectedStyle="\APASixthEditionOfficeOnline.xsl" StyleName="APA" Version="6"/>
+</file>
+
+<file path=customXml/itemProps1.xml><?xml version="1.0" encoding="utf-8"?>
+<ds:datastoreItem xmlns:ds="http://schemas.openxmlformats.org/officeDocument/2006/customXml" ds:itemID="{822C824B-784E-48BE-B522-CB09D8FC98DA}">
+  <ds:schemaRefs>
+    <ds:schemaRef ds:uri="http://schemas.openxmlformats.org/officeDocument/2006/bibliography"/>
+  </ds:schemaRefs>
+</ds:datastoreItem>
 </file>